--- a/report/Advanced Data Management Project Report.docx
+++ b/report/Advanced Data Management Project Report.docx
@@ -4,6 +4,7 @@
   <w:body>
     <w:p>
       <w:pPr>
+        <w:ind w:right="720"/>
         <w:jc w:val="center"/>
         <w:rPr>
           <w:b/>
@@ -15,7 +16,7 @@
     </w:p>
     <w:p>
       <w:pPr>
-        <w:ind w:left="-720"/>
+        <w:ind w:right="720"/>
         <w:jc w:val="center"/>
         <w:rPr>
           <w:b/>
@@ -27,7 +28,7 @@
     </w:p>
     <w:p>
       <w:pPr>
-        <w:ind w:left="-720"/>
+        <w:ind w:right="720"/>
         <w:jc w:val="center"/>
         <w:rPr>
           <w:b/>
@@ -39,7 +40,7 @@
     </w:p>
     <w:p>
       <w:pPr>
-        <w:ind w:left="-720"/>
+        <w:ind w:right="720"/>
         <w:jc w:val="center"/>
         <w:rPr>
           <w:b/>
@@ -51,7 +52,7 @@
     </w:p>
     <w:p>
       <w:pPr>
-        <w:ind w:left="-720"/>
+        <w:ind w:right="720"/>
         <w:jc w:val="center"/>
         <w:rPr>
           <w:b/>
@@ -63,7 +64,7 @@
     </w:p>
     <w:p>
       <w:pPr>
-        <w:ind w:left="-720"/>
+        <w:ind w:right="720"/>
         <w:jc w:val="center"/>
         <w:rPr>
           <w:b/>
@@ -75,7 +76,7 @@
     </w:p>
     <w:p>
       <w:pPr>
-        <w:ind w:left="-720"/>
+        <w:ind w:right="720"/>
         <w:jc w:val="center"/>
         <w:rPr>
           <w:b/>
@@ -87,7 +88,7 @@
     </w:p>
     <w:p>
       <w:pPr>
-        <w:ind w:left="-720"/>
+        <w:ind w:right="720"/>
         <w:jc w:val="center"/>
         <w:rPr>
           <w:b/>
@@ -99,7 +100,7 @@
     </w:p>
     <w:p>
       <w:pPr>
-        <w:ind w:left="-720"/>
+        <w:ind w:right="720"/>
         <w:jc w:val="center"/>
         <w:rPr>
           <w:b/>
@@ -111,7 +112,7 @@
     </w:p>
     <w:p>
       <w:pPr>
-        <w:ind w:left="-720"/>
+        <w:ind w:right="720"/>
         <w:jc w:val="center"/>
         <w:rPr>
           <w:b/>
@@ -132,7 +133,7 @@
     </w:p>
     <w:p>
       <w:pPr>
-        <w:ind w:left="-720"/>
+        <w:ind w:right="720"/>
         <w:jc w:val="center"/>
         <w:rPr>
           <w:b/>
@@ -144,7 +145,7 @@
     </w:p>
     <w:p>
       <w:pPr>
-        <w:ind w:left="-720"/>
+        <w:ind w:right="720"/>
         <w:jc w:val="center"/>
         <w:rPr>
           <w:b/>
@@ -165,7 +166,7 @@
     </w:p>
     <w:p>
       <w:pPr>
-        <w:ind w:left="-720"/>
+        <w:ind w:right="720"/>
         <w:jc w:val="center"/>
         <w:rPr>
           <w:b/>
@@ -181,7 +182,7 @@
           <w:top w:val="single" w:sz="6" w:space="0" w:color="auto"/>
           <w:bottom w:val="single" w:sz="6" w:space="1" w:color="auto"/>
         </w:pBdr>
-        <w:ind w:left="-720"/>
+        <w:ind w:right="720"/>
         <w:jc w:val="center"/>
         <w:rPr>
           <w:b/>
@@ -197,7 +198,7 @@
           <w:top w:val="single" w:sz="6" w:space="0" w:color="auto"/>
           <w:bottom w:val="single" w:sz="6" w:space="1" w:color="auto"/>
         </w:pBdr>
-        <w:ind w:left="-720"/>
+        <w:ind w:right="720"/>
         <w:jc w:val="center"/>
         <w:rPr>
           <w:b/>
@@ -263,7 +264,7 @@
           <w:top w:val="single" w:sz="6" w:space="0" w:color="auto"/>
           <w:bottom w:val="single" w:sz="6" w:space="1" w:color="auto"/>
         </w:pBdr>
-        <w:ind w:left="-720"/>
+        <w:ind w:right="720"/>
         <w:jc w:val="center"/>
         <w:rPr>
           <w:b/>
@@ -275,7 +276,7 @@
     </w:p>
     <w:p>
       <w:pPr>
-        <w:ind w:left="-720"/>
+        <w:ind w:right="720"/>
         <w:jc w:val="center"/>
         <w:rPr>
           <w:b/>
@@ -287,7 +288,7 @@
     </w:p>
     <w:p>
       <w:pPr>
-        <w:ind w:left="-720"/>
+        <w:ind w:right="720"/>
         <w:jc w:val="center"/>
         <w:rPr>
           <w:b/>
@@ -317,7 +318,7 @@
     </w:p>
     <w:p>
       <w:pPr>
-        <w:ind w:left="-720"/>
+        <w:ind w:right="720"/>
         <w:jc w:val="center"/>
         <w:rPr>
           <w:b/>
@@ -347,7 +348,7 @@
     </w:p>
     <w:p>
       <w:pPr>
-        <w:ind w:left="-720"/>
+        <w:ind w:right="720"/>
         <w:rPr>
           <w:b/>
           <w:bCs/>
@@ -368,6 +369,7 @@
     <w:p>
       <w:pPr>
         <w:pStyle w:val="BodyText"/>
+        <w:ind w:left="720"/>
         <w:rPr>
           <w:sz w:val="20"/>
         </w:rPr>
@@ -396,6 +398,7 @@
       <w:pPr>
         <w:pStyle w:val="BodyText"/>
         <w:spacing w:before="280"/>
+        <w:ind w:left="720"/>
         <w:rPr>
           <w:b/>
           <w:sz w:val="36"/>
@@ -425,6 +428,7 @@
       <w:pPr>
         <w:pStyle w:val="BodyText"/>
         <w:spacing w:before="5"/>
+        <w:ind w:left="720"/>
       </w:pPr>
     </w:p>
     <w:p>
@@ -528,6 +532,7 @@
       <w:pPr>
         <w:pStyle w:val="BodyText"/>
         <w:spacing w:before="4"/>
+        <w:ind w:left="720"/>
       </w:pPr>
     </w:p>
     <w:p>
@@ -543,12 +548,14 @@
     <w:p>
       <w:pPr>
         <w:pStyle w:val="BodyText"/>
+        <w:ind w:left="720"/>
       </w:pPr>
     </w:p>
     <w:p>
       <w:pPr>
         <w:pStyle w:val="BodyText"/>
         <w:spacing w:before="180"/>
+        <w:ind w:left="720"/>
       </w:pPr>
     </w:p>
     <w:p>
@@ -567,6 +574,7 @@
       <w:pPr>
         <w:pStyle w:val="BodyText"/>
         <w:spacing w:before="228"/>
+        <w:ind w:left="720"/>
         <w:rPr>
           <w:b/>
           <w:sz w:val="36"/>
@@ -681,17 +689,3463 @@
     </w:p>
     <w:p>
       <w:pPr>
+        <w:ind w:left="720"/>
+        <w:rPr>
+          <w:sz w:val="24"/>
+          <w:szCs w:val="24"/>
+        </w:rPr>
+      </w:pPr>
+      <w:r>
+        <w:br w:type="page"/>
+      </w:r>
+    </w:p>
+    <w:p>
+      <w:pPr>
         <w:pStyle w:val="BodyText"/>
         <w:spacing w:line="259" w:lineRule="auto"/>
         <w:ind w:left="720" w:right="1438"/>
         <w:jc w:val="both"/>
-      </w:pPr>
+        <w:rPr>
+          <w:b/>
+          <w:bCs/>
+          <w:sz w:val="36"/>
+          <w:szCs w:val="36"/>
+        </w:rPr>
+      </w:pPr>
+      <w:r>
+        <w:rPr>
+          <w:b/>
+          <w:bCs/>
+          <w:sz w:val="36"/>
+          <w:szCs w:val="36"/>
+        </w:rPr>
+        <w:lastRenderedPageBreak/>
+        <w:t>2. Database Paradigm Implementations &amp; Analytical Engines</w:t>
+      </w:r>
+    </w:p>
+    <w:p>
+      <w:pPr>
+        <w:pStyle w:val="BodyText"/>
+        <w:spacing w:line="259" w:lineRule="auto"/>
+        <w:ind w:left="720" w:right="1438"/>
+        <w:jc w:val="both"/>
+        <w:rPr>
+          <w:b/>
+          <w:bCs/>
+          <w:sz w:val="36"/>
+          <w:szCs w:val="36"/>
+        </w:rPr>
+      </w:pPr>
+    </w:p>
+    <w:p>
+      <w:pPr>
+        <w:pStyle w:val="BodyText"/>
+        <w:spacing w:line="259" w:lineRule="auto"/>
+        <w:ind w:left="720" w:right="1438"/>
+        <w:jc w:val="both"/>
+        <w:rPr>
+          <w:b/>
+          <w:bCs/>
+          <w:sz w:val="32"/>
+          <w:szCs w:val="32"/>
+        </w:rPr>
+      </w:pPr>
+      <w:r>
+        <w:rPr>
+          <w:b/>
+          <w:bCs/>
+          <w:sz w:val="32"/>
+          <w:szCs w:val="32"/>
+        </w:rPr>
+        <w:t>2.1 Relational Database Implementation (PostgreSQL)</w:t>
+      </w:r>
+    </w:p>
+    <w:p>
+      <w:pPr>
+        <w:pStyle w:val="BodyText"/>
+        <w:spacing w:line="259" w:lineRule="auto"/>
+        <w:ind w:left="720" w:right="1438"/>
+        <w:jc w:val="both"/>
+      </w:pPr>
+      <w:r>
+        <w:t>The foundation of our platform's structured data layer is established within a relational paradigm to ensure strict ACID conformity, data normalization, and referential integrity across master entities.</w:t>
+      </w:r>
+    </w:p>
+    <w:p>
+      <w:pPr>
+        <w:pStyle w:val="BodyText"/>
+        <w:spacing w:line="259" w:lineRule="auto"/>
+        <w:ind w:left="720" w:right="1438"/>
+        <w:jc w:val="both"/>
+      </w:pPr>
+    </w:p>
+    <w:p>
+      <w:pPr>
+        <w:pStyle w:val="BodyText"/>
+        <w:spacing w:line="259" w:lineRule="auto"/>
+        <w:ind w:left="720" w:right="1438"/>
+        <w:jc w:val="both"/>
+        <w:rPr>
+          <w:b/>
+          <w:bCs/>
+          <w:sz w:val="28"/>
+          <w:szCs w:val="28"/>
+        </w:rPr>
+      </w:pPr>
+      <w:r>
+        <w:rPr>
+          <w:b/>
+          <w:bCs/>
+          <w:sz w:val="28"/>
+          <w:szCs w:val="28"/>
+        </w:rPr>
+        <w:t>2.1.1 Relational Schema Design</w:t>
+      </w:r>
+    </w:p>
+    <w:p>
+      <w:pPr>
+        <w:pStyle w:val="BodyText"/>
+        <w:spacing w:line="259" w:lineRule="auto"/>
+        <w:ind w:left="720" w:right="1438"/>
+        <w:jc w:val="both"/>
+      </w:pPr>
+      <w:r>
+        <w:t>The data domain is decoupled into three primary normalized tables: Users, Stations, and Trips.</w:t>
+      </w:r>
+    </w:p>
+    <w:p>
+      <w:pPr>
+        <w:pStyle w:val="BodyText"/>
+        <w:spacing w:line="259" w:lineRule="auto"/>
+        <w:ind w:left="720" w:right="1438"/>
+        <w:jc w:val="both"/>
+      </w:pPr>
+    </w:p>
+    <w:p>
+      <w:pPr>
+        <w:pStyle w:val="BodyText"/>
+        <w:spacing w:line="259" w:lineRule="auto"/>
+        <w:ind w:left="720" w:right="1438"/>
+        <w:jc w:val="both"/>
+      </w:pPr>
+      <w:r>
+        <w:rPr>
+          <w:noProof/>
+        </w:rPr>
+        <w:drawing>
+          <wp:inline distT="0" distB="0" distL="0" distR="0" wp14:anchorId="32E9A847" wp14:editId="0552F5FB">
+            <wp:extent cx="5162153" cy="4435475"/>
+            <wp:effectExtent l="0" t="0" r="635" b="3175"/>
+            <wp:docPr id="1485312516" name="Picture 1"/>
+            <wp:cNvGraphicFramePr>
+              <a:graphicFrameLocks xmlns:a="http://schemas.openxmlformats.org/drawingml/2006/main" noChangeAspect="1"/>
+            </wp:cNvGraphicFramePr>
+            <a:graphic xmlns:a="http://schemas.openxmlformats.org/drawingml/2006/main">
+              <a:graphicData uri="http://schemas.openxmlformats.org/drawingml/2006/picture">
+                <pic:pic xmlns:pic="http://schemas.openxmlformats.org/drawingml/2006/picture">
+                  <pic:nvPicPr>
+                    <pic:cNvPr id="1485312516" name=""/>
+                    <pic:cNvPicPr/>
+                  </pic:nvPicPr>
+                  <pic:blipFill>
+                    <a:blip r:embed="rId8"/>
+                    <a:stretch>
+                      <a:fillRect/>
+                    </a:stretch>
+                  </pic:blipFill>
+                  <pic:spPr>
+                    <a:xfrm>
+                      <a:off x="0" y="0"/>
+                      <a:ext cx="5179791" cy="4450630"/>
+                    </a:xfrm>
+                    <a:prstGeom prst="rect">
+                      <a:avLst/>
+                    </a:prstGeom>
+                  </pic:spPr>
+                </pic:pic>
+              </a:graphicData>
+            </a:graphic>
+          </wp:inline>
+        </w:drawing>
+      </w:r>
+    </w:p>
+    <w:p>
+      <w:pPr>
+        <w:pStyle w:val="BodyText"/>
+        <w:spacing w:line="259" w:lineRule="auto"/>
+        <w:ind w:left="720" w:right="1438"/>
+        <w:jc w:val="both"/>
+      </w:pPr>
+    </w:p>
+    <w:p>
+      <w:pPr>
+        <w:pStyle w:val="BodyText"/>
+        <w:spacing w:line="259" w:lineRule="auto"/>
+        <w:ind w:left="720" w:right="1438"/>
+        <w:jc w:val="both"/>
+        <w:rPr>
+          <w:b/>
+          <w:bCs/>
+          <w:sz w:val="28"/>
+          <w:szCs w:val="28"/>
+        </w:rPr>
+      </w:pPr>
+      <w:r>
+        <w:rPr>
+          <w:b/>
+          <w:bCs/>
+          <w:sz w:val="28"/>
+          <w:szCs w:val="28"/>
+        </w:rPr>
+        <w:t>2.1.2 Relational Analytical Queries</w:t>
+      </w:r>
+    </w:p>
+    <w:p>
+      <w:pPr>
+        <w:pStyle w:val="BodyText"/>
+        <w:spacing w:line="259" w:lineRule="auto"/>
+        <w:ind w:left="720" w:right="1438"/>
+        <w:jc w:val="both"/>
+      </w:pPr>
+      <w:r>
+        <w:t>To satisfy operational intelligence metrics, the following advanced relational queries are executed:</w:t>
+      </w:r>
+    </w:p>
+    <w:p>
+      <w:pPr>
+        <w:pStyle w:val="BodyText"/>
+        <w:spacing w:line="259" w:lineRule="auto"/>
+        <w:ind w:left="720" w:right="1438"/>
+        <w:jc w:val="both"/>
+      </w:pPr>
+    </w:p>
+    <w:p>
+      <w:pPr>
+        <w:pStyle w:val="BodyText"/>
+        <w:numPr>
+          <w:ilvl w:val="0"/>
+          <w:numId w:val="13"/>
+        </w:numPr>
+        <w:spacing w:line="259" w:lineRule="auto"/>
+        <w:ind w:right="1438"/>
+        <w:jc w:val="both"/>
+      </w:pPr>
+      <w:r>
+        <w:rPr>
+          <w:b/>
+          <w:bCs/>
+          <w:sz w:val="28"/>
+          <w:szCs w:val="28"/>
+        </w:rPr>
+        <w:t>Query 1: Identify Top 5 Most Active Users by Trip Counts</w:t>
+      </w:r>
+    </w:p>
+    <w:p>
+      <w:pPr>
+        <w:pStyle w:val="BodyText"/>
+        <w:spacing w:line="259" w:lineRule="auto"/>
+        <w:ind w:firstLine="720"/>
+      </w:pPr>
+      <w:r>
+        <w:rPr>
+          <w:noProof/>
+        </w:rPr>
+        <w:drawing>
+          <wp:inline distT="0" distB="0" distL="0" distR="0" wp14:anchorId="4118F01B" wp14:editId="071F73A2">
+            <wp:extent cx="5178997" cy="1097722"/>
+            <wp:effectExtent l="0" t="0" r="3175" b="7620"/>
+            <wp:docPr id="1941162301" name="Picture 1"/>
+            <wp:cNvGraphicFramePr>
+              <a:graphicFrameLocks xmlns:a="http://schemas.openxmlformats.org/drawingml/2006/main" noChangeAspect="1"/>
+            </wp:cNvGraphicFramePr>
+            <a:graphic xmlns:a="http://schemas.openxmlformats.org/drawingml/2006/main">
+              <a:graphicData uri="http://schemas.openxmlformats.org/drawingml/2006/picture">
+                <pic:pic xmlns:pic="http://schemas.openxmlformats.org/drawingml/2006/picture">
+                  <pic:nvPicPr>
+                    <pic:cNvPr id="1941162301" name=""/>
+                    <pic:cNvPicPr/>
+                  </pic:nvPicPr>
+                  <pic:blipFill>
+                    <a:blip r:embed="rId9"/>
+                    <a:stretch>
+                      <a:fillRect/>
+                    </a:stretch>
+                  </pic:blipFill>
+                  <pic:spPr>
+                    <a:xfrm>
+                      <a:off x="0" y="0"/>
+                      <a:ext cx="5272691" cy="1117581"/>
+                    </a:xfrm>
+                    <a:prstGeom prst="rect">
+                      <a:avLst/>
+                    </a:prstGeom>
+                  </pic:spPr>
+                </pic:pic>
+              </a:graphicData>
+            </a:graphic>
+          </wp:inline>
+        </w:drawing>
+      </w:r>
+    </w:p>
+    <w:p>
+      <w:pPr>
+        <w:pStyle w:val="BodyText"/>
+        <w:spacing w:line="259" w:lineRule="auto"/>
+        <w:ind w:firstLine="720"/>
+      </w:pPr>
+    </w:p>
+    <w:p>
+      <w:pPr>
+        <w:pStyle w:val="BodyText"/>
+        <w:numPr>
+          <w:ilvl w:val="0"/>
+          <w:numId w:val="8"/>
+        </w:numPr>
+        <w:spacing w:line="259" w:lineRule="auto"/>
+        <w:rPr>
+          <w:b/>
+          <w:bCs/>
+          <w:sz w:val="28"/>
+          <w:szCs w:val="28"/>
+        </w:rPr>
+      </w:pPr>
+      <w:r>
+        <w:rPr>
+          <w:b/>
+          <w:bCs/>
+          <w:sz w:val="28"/>
+          <w:szCs w:val="28"/>
+        </w:rPr>
+        <w:lastRenderedPageBreak/>
+        <w:t>Query 2: Calculate Station Traffic Load Volumes</w:t>
+      </w:r>
+    </w:p>
+    <w:p>
+      <w:pPr>
+        <w:pStyle w:val="BodyText"/>
+        <w:spacing w:line="259" w:lineRule="auto"/>
+        <w:ind w:firstLine="720"/>
+      </w:pPr>
+      <w:r>
+        <w:rPr>
+          <w:noProof/>
+        </w:rPr>
+        <w:drawing>
+          <wp:inline distT="0" distB="0" distL="0" distR="0" wp14:anchorId="5895BA35" wp14:editId="1B84C1EC">
+            <wp:extent cx="5081482" cy="1058929"/>
+            <wp:effectExtent l="0" t="0" r="5080" b="8255"/>
+            <wp:docPr id="1083461968" name="Picture 1"/>
+            <wp:cNvGraphicFramePr>
+              <a:graphicFrameLocks xmlns:a="http://schemas.openxmlformats.org/drawingml/2006/main" noChangeAspect="1"/>
+            </wp:cNvGraphicFramePr>
+            <a:graphic xmlns:a="http://schemas.openxmlformats.org/drawingml/2006/main">
+              <a:graphicData uri="http://schemas.openxmlformats.org/drawingml/2006/picture">
+                <pic:pic xmlns:pic="http://schemas.openxmlformats.org/drawingml/2006/picture">
+                  <pic:nvPicPr>
+                    <pic:cNvPr id="1083461968" name=""/>
+                    <pic:cNvPicPr/>
+                  </pic:nvPicPr>
+                  <pic:blipFill>
+                    <a:blip r:embed="rId10"/>
+                    <a:stretch>
+                      <a:fillRect/>
+                    </a:stretch>
+                  </pic:blipFill>
+                  <pic:spPr>
+                    <a:xfrm>
+                      <a:off x="0" y="0"/>
+                      <a:ext cx="5119511" cy="1066854"/>
+                    </a:xfrm>
+                    <a:prstGeom prst="rect">
+                      <a:avLst/>
+                    </a:prstGeom>
+                  </pic:spPr>
+                </pic:pic>
+              </a:graphicData>
+            </a:graphic>
+          </wp:inline>
+        </w:drawing>
+      </w:r>
+    </w:p>
+    <w:p>
+      <w:pPr>
+        <w:pStyle w:val="BodyText"/>
+        <w:spacing w:line="259" w:lineRule="auto"/>
+        <w:ind w:left="720" w:firstLine="720"/>
+      </w:pPr>
+    </w:p>
+    <w:p>
+      <w:pPr>
+        <w:pStyle w:val="BodyText"/>
+        <w:spacing w:line="259" w:lineRule="auto"/>
+        <w:ind w:right="1440" w:firstLine="720"/>
+        <w:jc w:val="both"/>
+        <w:rPr>
+          <w:b/>
+          <w:bCs/>
+          <w:sz w:val="32"/>
+          <w:szCs w:val="32"/>
+        </w:rPr>
+      </w:pPr>
+      <w:r>
+        <w:rPr>
+          <w:b/>
+          <w:bCs/>
+          <w:sz w:val="32"/>
+          <w:szCs w:val="32"/>
+        </w:rPr>
+        <w:t>2.2 Document Database Implementation (MongoDB Atlas)</w:t>
+      </w:r>
+    </w:p>
+    <w:p>
+      <w:pPr>
+        <w:pStyle w:val="BodyText"/>
+        <w:spacing w:line="259" w:lineRule="auto"/>
+        <w:ind w:left="720" w:right="1440"/>
+        <w:jc w:val="both"/>
+      </w:pPr>
+      <w:r>
+        <w:t>To handle irregular vehicle telemetry coordinates logged throughout short-term rentals, the platform transitions from flat tables to a dynamic NoSQL document paradigm using MongoDB Atlas.</w:t>
+      </w:r>
+    </w:p>
+    <w:p>
+      <w:pPr>
+        <w:pStyle w:val="BodyText"/>
+        <w:spacing w:line="259" w:lineRule="auto"/>
+        <w:ind w:left="720" w:right="1440" w:firstLine="720"/>
+        <w:jc w:val="both"/>
+      </w:pPr>
+    </w:p>
+    <w:p>
+      <w:pPr>
+        <w:pStyle w:val="BodyText"/>
+        <w:spacing w:line="259" w:lineRule="auto"/>
+        <w:ind w:right="1440" w:firstLine="720"/>
+        <w:jc w:val="both"/>
+        <w:rPr>
+          <w:b/>
+          <w:bCs/>
+          <w:sz w:val="28"/>
+          <w:szCs w:val="28"/>
+        </w:rPr>
+      </w:pPr>
+      <w:r>
+        <w:rPr>
+          <w:b/>
+          <w:bCs/>
+          <w:sz w:val="28"/>
+          <w:szCs w:val="28"/>
+        </w:rPr>
+        <w:t>2.2.1 Document Schema Design &amp; Nested Arrays</w:t>
+      </w:r>
+    </w:p>
+    <w:p>
+      <w:pPr>
+        <w:pStyle w:val="BodyText"/>
+        <w:spacing w:line="259" w:lineRule="auto"/>
+        <w:ind w:left="720" w:right="1440"/>
+        <w:jc w:val="both"/>
+      </w:pPr>
+      <w:r>
+        <w:t>Rather than splitting spatial updates across external records, each trip document embeds an asynchronous array of continuous GPS telemetry markers, tracking changes without requiring costly relational tables.</w:t>
+      </w:r>
+    </w:p>
+    <w:p>
+      <w:pPr>
+        <w:pStyle w:val="BodyText"/>
+        <w:spacing w:line="259" w:lineRule="auto"/>
+        <w:ind w:left="720" w:firstLine="720"/>
+        <w:jc w:val="both"/>
+      </w:pPr>
+    </w:p>
+    <w:p>
+      <w:pPr>
+        <w:pStyle w:val="BodyText"/>
+        <w:spacing w:line="259" w:lineRule="auto"/>
+        <w:ind w:firstLine="720"/>
+        <w:jc w:val="both"/>
+      </w:pPr>
+      <w:r>
+        <w:rPr>
+          <w:noProof/>
+        </w:rPr>
+        <w:drawing>
+          <wp:inline distT="0" distB="0" distL="0" distR="0" wp14:anchorId="7A6ED349" wp14:editId="289B6424">
+            <wp:extent cx="5166820" cy="3548380"/>
+            <wp:effectExtent l="0" t="0" r="0" b="0"/>
+            <wp:docPr id="929708386" name="Picture 1"/>
+            <wp:cNvGraphicFramePr>
+              <a:graphicFrameLocks xmlns:a="http://schemas.openxmlformats.org/drawingml/2006/main" noChangeAspect="1"/>
+            </wp:cNvGraphicFramePr>
+            <a:graphic xmlns:a="http://schemas.openxmlformats.org/drawingml/2006/main">
+              <a:graphicData uri="http://schemas.openxmlformats.org/drawingml/2006/picture">
+                <pic:pic xmlns:pic="http://schemas.openxmlformats.org/drawingml/2006/picture">
+                  <pic:nvPicPr>
+                    <pic:cNvPr id="929708386" name=""/>
+                    <pic:cNvPicPr/>
+                  </pic:nvPicPr>
+                  <pic:blipFill>
+                    <a:blip r:embed="rId11"/>
+                    <a:stretch>
+                      <a:fillRect/>
+                    </a:stretch>
+                  </pic:blipFill>
+                  <pic:spPr>
+                    <a:xfrm>
+                      <a:off x="0" y="0"/>
+                      <a:ext cx="5195455" cy="3568045"/>
+                    </a:xfrm>
+                    <a:prstGeom prst="rect">
+                      <a:avLst/>
+                    </a:prstGeom>
+                  </pic:spPr>
+                </pic:pic>
+              </a:graphicData>
+            </a:graphic>
+          </wp:inline>
+        </w:drawing>
+      </w:r>
+    </w:p>
+    <w:p>
+      <w:pPr>
+        <w:pStyle w:val="BodyText"/>
+        <w:spacing w:line="259" w:lineRule="auto"/>
+        <w:ind w:left="720" w:firstLine="720"/>
+        <w:jc w:val="both"/>
+      </w:pPr>
+    </w:p>
+    <w:p>
+      <w:pPr>
+        <w:pStyle w:val="BodyText"/>
+        <w:spacing w:line="259" w:lineRule="auto"/>
+        <w:ind w:left="720" w:firstLine="720"/>
+        <w:jc w:val="both"/>
+      </w:pPr>
+    </w:p>
+    <w:p>
+      <w:pPr>
+        <w:pStyle w:val="BodyText"/>
+        <w:spacing w:line="259" w:lineRule="auto"/>
+        <w:ind w:right="1440" w:firstLine="720"/>
+        <w:jc w:val="both"/>
+        <w:rPr>
+          <w:b/>
+          <w:bCs/>
+          <w:sz w:val="28"/>
+          <w:szCs w:val="28"/>
+        </w:rPr>
+      </w:pPr>
+      <w:r>
+        <w:rPr>
+          <w:b/>
+          <w:bCs/>
+          <w:sz w:val="28"/>
+          <w:szCs w:val="28"/>
+        </w:rPr>
+        <w:t>2.2.2 Application-Level Interaction &amp; Schema Evolution</w:t>
+      </w:r>
+    </w:p>
+    <w:p>
+      <w:pPr>
+        <w:pStyle w:val="BodyText"/>
+        <w:spacing w:line="259" w:lineRule="auto"/>
+        <w:ind w:left="720" w:right="1440"/>
+        <w:jc w:val="both"/>
+      </w:pPr>
+      <w:r>
+        <w:t>A Python wrapper using pymongo handles operational CRUD cycles and indexes. To track vehicle battery states during a ride, a schema update adds a battery_level field to the nested array without rewriting unchanged legacy documents.</w:t>
+      </w:r>
+    </w:p>
+    <w:p>
+      <w:pPr>
+        <w:pStyle w:val="BodyText"/>
+        <w:spacing w:line="259" w:lineRule="auto"/>
+        <w:ind w:left="720" w:right="1440"/>
+        <w:jc w:val="both"/>
+      </w:pPr>
+    </w:p>
+    <w:p>
+      <w:pPr>
+        <w:pStyle w:val="BodyText"/>
+        <w:spacing w:line="259" w:lineRule="auto"/>
+        <w:ind w:left="720" w:right="1440"/>
+        <w:jc w:val="both"/>
+      </w:pPr>
+    </w:p>
+    <w:p>
+      <w:pPr>
+        <w:pStyle w:val="BodyText"/>
+        <w:spacing w:line="259" w:lineRule="auto"/>
+        <w:ind w:firstLine="720"/>
+      </w:pPr>
+      <w:r>
+        <w:rPr>
+          <w:noProof/>
+        </w:rPr>
+        <w:lastRenderedPageBreak/>
+        <w:drawing>
+          <wp:inline distT="0" distB="0" distL="0" distR="0" wp14:anchorId="60BFBF57" wp14:editId="7BFC6FB6">
+            <wp:extent cx="5113232" cy="1167963"/>
+            <wp:effectExtent l="0" t="0" r="0" b="0"/>
+            <wp:docPr id="36665449" name="Picture 1"/>
+            <wp:cNvGraphicFramePr>
+              <a:graphicFrameLocks xmlns:a="http://schemas.openxmlformats.org/drawingml/2006/main" noChangeAspect="1"/>
+            </wp:cNvGraphicFramePr>
+            <a:graphic xmlns:a="http://schemas.openxmlformats.org/drawingml/2006/main">
+              <a:graphicData uri="http://schemas.openxmlformats.org/drawingml/2006/picture">
+                <pic:pic xmlns:pic="http://schemas.openxmlformats.org/drawingml/2006/picture">
+                  <pic:nvPicPr>
+                    <pic:cNvPr id="36665449" name=""/>
+                    <pic:cNvPicPr/>
+                  </pic:nvPicPr>
+                  <pic:blipFill>
+                    <a:blip r:embed="rId12"/>
+                    <a:stretch>
+                      <a:fillRect/>
+                    </a:stretch>
+                  </pic:blipFill>
+                  <pic:spPr>
+                    <a:xfrm>
+                      <a:off x="0" y="0"/>
+                      <a:ext cx="5159987" cy="1178643"/>
+                    </a:xfrm>
+                    <a:prstGeom prst="rect">
+                      <a:avLst/>
+                    </a:prstGeom>
+                  </pic:spPr>
+                </pic:pic>
+              </a:graphicData>
+            </a:graphic>
+          </wp:inline>
+        </w:drawing>
+      </w:r>
+    </w:p>
+    <w:p>
+      <w:pPr>
+        <w:pStyle w:val="BodyText"/>
+        <w:spacing w:line="259" w:lineRule="auto"/>
+        <w:ind w:left="720" w:firstLine="720"/>
+        <w:jc w:val="both"/>
+      </w:pPr>
+    </w:p>
+    <w:p>
+      <w:pPr>
+        <w:pStyle w:val="BodyText"/>
+        <w:spacing w:line="259" w:lineRule="auto"/>
+        <w:ind w:left="720" w:firstLine="720"/>
+        <w:jc w:val="both"/>
+      </w:pPr>
+    </w:p>
+    <w:p>
+      <w:pPr>
+        <w:pStyle w:val="BodyText"/>
+        <w:spacing w:line="259" w:lineRule="auto"/>
+        <w:ind w:right="1440" w:firstLine="720"/>
+        <w:jc w:val="both"/>
+        <w:rPr>
+          <w:b/>
+          <w:bCs/>
+          <w:sz w:val="32"/>
+          <w:szCs w:val="32"/>
+        </w:rPr>
+      </w:pPr>
+      <w:r>
+        <w:rPr>
+          <w:b/>
+          <w:bCs/>
+          <w:sz w:val="32"/>
+          <w:szCs w:val="32"/>
+        </w:rPr>
+        <w:t>2.3 Graph Database Implementation (Neo4j)</w:t>
+      </w:r>
+    </w:p>
+    <w:p>
+      <w:pPr>
+        <w:pStyle w:val="BodyText"/>
+        <w:spacing w:line="259" w:lineRule="auto"/>
+        <w:ind w:left="720" w:right="1440"/>
+        <w:jc w:val="both"/>
+      </w:pPr>
+      <w:r>
+        <w:t>To model systemic transit dependencies, station-to-station balancing paths, and rental frequencies, data structures are mapped directly onto a native graph model in Neo4j.</w:t>
+      </w:r>
+    </w:p>
+    <w:p>
+      <w:pPr>
+        <w:pStyle w:val="BodyText"/>
+        <w:spacing w:line="259" w:lineRule="auto"/>
+        <w:ind w:left="720" w:right="1440" w:firstLine="720"/>
+        <w:jc w:val="both"/>
+      </w:pPr>
+    </w:p>
+    <w:p>
+      <w:pPr>
+        <w:pStyle w:val="BodyText"/>
+        <w:spacing w:line="259" w:lineRule="auto"/>
+        <w:ind w:right="1440" w:firstLine="720"/>
+        <w:jc w:val="both"/>
+        <w:rPr>
+          <w:b/>
+          <w:bCs/>
+          <w:sz w:val="28"/>
+          <w:szCs w:val="28"/>
+        </w:rPr>
+      </w:pPr>
+      <w:r>
+        <w:rPr>
+          <w:b/>
+          <w:bCs/>
+          <w:sz w:val="28"/>
+          <w:szCs w:val="28"/>
+        </w:rPr>
+        <w:t>2.3.1 Graph Model Design</w:t>
+      </w:r>
+    </w:p>
+    <w:p>
+      <w:pPr>
+        <w:pStyle w:val="BodyText"/>
+        <w:spacing w:line="259" w:lineRule="auto"/>
+        <w:ind w:right="1440" w:firstLine="720"/>
+        <w:jc w:val="both"/>
+        <w:rPr>
+          <w:b/>
+          <w:bCs/>
+          <w:sz w:val="28"/>
+          <w:szCs w:val="28"/>
+        </w:rPr>
+      </w:pPr>
+    </w:p>
+    <w:p>
+      <w:pPr>
+        <w:pStyle w:val="BodyText"/>
+        <w:numPr>
+          <w:ilvl w:val="1"/>
+          <w:numId w:val="9"/>
+        </w:numPr>
+        <w:spacing w:line="259" w:lineRule="auto"/>
+        <w:ind w:right="1440"/>
+        <w:jc w:val="both"/>
+      </w:pPr>
+      <w:r>
+        <w:rPr>
+          <w:b/>
+          <w:bCs/>
+        </w:rPr>
+        <w:t>Nodes:</w:t>
+      </w:r>
+      <w:r>
+        <w:t xml:space="preserve"> </w:t>
+      </w:r>
+      <w:r>
+        <w:t>Label: User</w:t>
+      </w:r>
+      <w:r>
+        <w:t xml:space="preserve"> (Properties: id, name), </w:t>
+      </w:r>
+      <w:r>
+        <w:t>Label: Station</w:t>
+      </w:r>
+      <w:r>
+        <w:t xml:space="preserve"> (Properties: id, name, capacity).</w:t>
+      </w:r>
+    </w:p>
+    <w:p>
+      <w:pPr>
+        <w:pStyle w:val="BodyText"/>
+        <w:numPr>
+          <w:ilvl w:val="1"/>
+          <w:numId w:val="9"/>
+        </w:numPr>
+        <w:spacing w:line="259" w:lineRule="auto"/>
+        <w:ind w:right="1440"/>
+      </w:pPr>
+      <w:r>
+        <w:rPr>
+          <w:b/>
+          <w:bCs/>
+        </w:rPr>
+        <w:t>Relationships:</w:t>
+      </w:r>
+      <w:r>
+        <w:t xml:space="preserve"> </w:t>
+      </w:r>
+      <w:r>
+        <w:t>(: User</w:t>
+      </w:r>
+      <w:r>
+        <w:t>)-</w:t>
+      </w:r>
+      <w:r>
+        <w:t>[: PERFORMED</w:t>
+      </w:r>
+      <w:r>
+        <w:t>]-</w:t>
+      </w:r>
+      <w:r>
+        <w:t>&gt; (: Trip</w:t>
+      </w:r>
+      <w:r>
+        <w:t xml:space="preserve">), </w:t>
+      </w:r>
+      <w:r>
+        <w:t>(: Trip</w:t>
+      </w:r>
+      <w:r>
+        <w:t>)-</w:t>
+      </w:r>
+      <w:r>
+        <w:t>[: STARTS</w:t>
+      </w:r>
+      <w:r>
+        <w:t>_AT]-&gt;</w:t>
+      </w:r>
+      <w:r>
+        <w:t>(: Station</w:t>
+      </w:r>
+      <w:r>
+        <w:t xml:space="preserve">), </w:t>
+      </w:r>
+      <w:r>
+        <w:t>(: Trip</w:t>
+      </w:r>
+      <w:r>
+        <w:t>)-</w:t>
+      </w:r>
+      <w:r>
+        <w:t>[: ENDS</w:t>
+      </w:r>
+      <w:r>
+        <w:t>_AT]-&gt;</w:t>
+      </w:r>
+      <w:r>
+        <w:t>(: Station</w:t>
+      </w:r>
+      <w:r>
+        <w:t>).</w:t>
+      </w:r>
+    </w:p>
+    <w:p>
+      <w:pPr>
+        <w:pStyle w:val="BodyText"/>
+        <w:spacing w:line="259" w:lineRule="auto"/>
+        <w:ind w:left="720" w:right="1440"/>
+        <w:jc w:val="both"/>
+        <w:rPr>
+          <w:sz w:val="28"/>
+          <w:szCs w:val="28"/>
+        </w:rPr>
+      </w:pPr>
+    </w:p>
+    <w:p>
+      <w:pPr>
+        <w:pStyle w:val="BodyText"/>
+        <w:spacing w:line="259" w:lineRule="auto"/>
+        <w:ind w:right="1440" w:firstLine="720"/>
+        <w:jc w:val="both"/>
+        <w:rPr>
+          <w:b/>
+          <w:bCs/>
+          <w:sz w:val="28"/>
+          <w:szCs w:val="28"/>
+        </w:rPr>
+      </w:pPr>
+      <w:r>
+        <w:rPr>
+          <w:b/>
+          <w:bCs/>
+          <w:sz w:val="28"/>
+          <w:szCs w:val="28"/>
+        </w:rPr>
+        <w:t>2.3.2 Cypher Analytical Executions</w:t>
+      </w:r>
+    </w:p>
+    <w:p>
+      <w:pPr>
+        <w:pStyle w:val="BodyText"/>
+        <w:spacing w:line="259" w:lineRule="auto"/>
+        <w:ind w:right="1440" w:firstLine="720"/>
+        <w:jc w:val="both"/>
+        <w:rPr>
+          <w:b/>
+          <w:bCs/>
+          <w:sz w:val="28"/>
+          <w:szCs w:val="28"/>
+        </w:rPr>
+      </w:pPr>
+    </w:p>
+    <w:p>
+      <w:pPr>
+        <w:pStyle w:val="BodyText"/>
+        <w:numPr>
+          <w:ilvl w:val="0"/>
+          <w:numId w:val="8"/>
+        </w:numPr>
+        <w:spacing w:line="259" w:lineRule="auto"/>
+        <w:ind w:right="1440"/>
+        <w:jc w:val="both"/>
+        <w:rPr>
+          <w:sz w:val="28"/>
+          <w:szCs w:val="28"/>
+        </w:rPr>
+      </w:pPr>
+      <w:r>
+        <w:rPr>
+          <w:b/>
+          <w:bCs/>
+          <w:sz w:val="28"/>
+          <w:szCs w:val="28"/>
+        </w:rPr>
+        <w:t>Q</w:t>
+      </w:r>
+      <w:r>
+        <w:rPr>
+          <w:b/>
+          <w:bCs/>
+          <w:sz w:val="28"/>
+          <w:szCs w:val="28"/>
+        </w:rPr>
+        <w:t>uery: Extract Direct Connections Between Station Hubs</w:t>
+      </w:r>
+    </w:p>
+    <w:p>
+      <w:pPr>
+        <w:pStyle w:val="BodyText"/>
+        <w:spacing w:line="259" w:lineRule="auto"/>
+        <w:ind w:left="720" w:firstLine="720"/>
+        <w:jc w:val="both"/>
+      </w:pPr>
+    </w:p>
+    <w:p>
+      <w:pPr>
+        <w:pStyle w:val="BodyText"/>
+        <w:spacing w:line="259" w:lineRule="auto"/>
+        <w:ind w:firstLine="720"/>
+        <w:jc w:val="both"/>
+      </w:pPr>
+      <w:r>
+        <w:rPr>
+          <w:noProof/>
+        </w:rPr>
+        <w:drawing>
+          <wp:inline distT="0" distB="0" distL="0" distR="0" wp14:anchorId="78B18198" wp14:editId="7AA4EF9B">
+            <wp:extent cx="5093123" cy="596302"/>
+            <wp:effectExtent l="0" t="0" r="0" b="0"/>
+            <wp:docPr id="1836265009" name="Picture 1"/>
+            <wp:cNvGraphicFramePr>
+              <a:graphicFrameLocks xmlns:a="http://schemas.openxmlformats.org/drawingml/2006/main" noChangeAspect="1"/>
+            </wp:cNvGraphicFramePr>
+            <a:graphic xmlns:a="http://schemas.openxmlformats.org/drawingml/2006/main">
+              <a:graphicData uri="http://schemas.openxmlformats.org/drawingml/2006/picture">
+                <pic:pic xmlns:pic="http://schemas.openxmlformats.org/drawingml/2006/picture">
+                  <pic:nvPicPr>
+                    <pic:cNvPr id="1836265009" name=""/>
+                    <pic:cNvPicPr/>
+                  </pic:nvPicPr>
+                  <pic:blipFill>
+                    <a:blip r:embed="rId13"/>
+                    <a:stretch>
+                      <a:fillRect/>
+                    </a:stretch>
+                  </pic:blipFill>
+                  <pic:spPr>
+                    <a:xfrm>
+                      <a:off x="0" y="0"/>
+                      <a:ext cx="5137489" cy="601496"/>
+                    </a:xfrm>
+                    <a:prstGeom prst="rect">
+                      <a:avLst/>
+                    </a:prstGeom>
+                  </pic:spPr>
+                </pic:pic>
+              </a:graphicData>
+            </a:graphic>
+          </wp:inline>
+        </w:drawing>
+      </w:r>
+    </w:p>
+    <w:p>
+      <w:pPr>
+        <w:pStyle w:val="BodyText"/>
+        <w:spacing w:line="259" w:lineRule="auto"/>
+        <w:ind w:left="720" w:firstLine="720"/>
+        <w:jc w:val="both"/>
+      </w:pPr>
+    </w:p>
+    <w:p>
+      <w:pPr>
+        <w:pStyle w:val="BodyText"/>
+        <w:spacing w:line="259" w:lineRule="auto"/>
+        <w:ind w:left="720" w:firstLine="720"/>
+        <w:jc w:val="both"/>
+      </w:pPr>
+    </w:p>
+    <w:p>
+      <w:pPr>
+        <w:pStyle w:val="BodyText"/>
+        <w:spacing w:line="259" w:lineRule="auto"/>
+        <w:ind w:right="1440" w:firstLine="720"/>
+        <w:jc w:val="both"/>
+        <w:rPr>
+          <w:b/>
+          <w:bCs/>
+          <w:sz w:val="32"/>
+          <w:szCs w:val="32"/>
+        </w:rPr>
+      </w:pPr>
+      <w:r>
+        <w:rPr>
+          <w:b/>
+          <w:bCs/>
+          <w:sz w:val="32"/>
+          <w:szCs w:val="32"/>
+        </w:rPr>
+        <w:t>2.4 Advanced Network Analytics via GraphFrames (Apache Spark)</w:t>
+      </w:r>
+    </w:p>
+    <w:p>
+      <w:pPr>
+        <w:pStyle w:val="BodyText"/>
+        <w:spacing w:line="259" w:lineRule="auto"/>
+        <w:ind w:left="720" w:right="1440"/>
+        <w:jc w:val="both"/>
+      </w:pPr>
+      <w:r>
+        <w:t xml:space="preserve">To scale up structural graph processing beyond single-node relational or graph limits, the analytical engine leverages </w:t>
+      </w:r>
+      <w:r>
+        <w:rPr>
+          <w:b/>
+          <w:bCs/>
+        </w:rPr>
+        <w:t>Apache Spark (PySpark)</w:t>
+      </w:r>
+      <w:r>
+        <w:t xml:space="preserve"> and </w:t>
+      </w:r>
+      <w:r>
+        <w:rPr>
+          <w:b/>
+          <w:bCs/>
+        </w:rPr>
+        <w:t>GraphFrames</w:t>
+      </w:r>
+      <w:r>
+        <w:t xml:space="preserve">. Vehicle stations function as structural network </w:t>
+      </w:r>
+      <w:r>
+        <w:rPr>
+          <w:b/>
+          <w:bCs/>
+        </w:rPr>
+        <w:t>Vertices</w:t>
+      </w:r>
+      <w:r>
+        <w:t xml:space="preserve"> ($V$), and historical user trips are converted into </w:t>
+      </w:r>
+      <w:r>
+        <w:rPr>
+          <w:b/>
+          <w:bCs/>
+        </w:rPr>
+        <w:t>Directed Edges</w:t>
+      </w:r>
+      <w:r>
+        <w:t xml:space="preserve"> ($V \times V$).</w:t>
+      </w:r>
+    </w:p>
+    <w:p>
+      <w:pPr>
+        <w:pStyle w:val="BodyText"/>
+        <w:spacing w:line="259" w:lineRule="auto"/>
+        <w:ind w:left="720" w:right="1440" w:firstLine="720"/>
+        <w:jc w:val="both"/>
+      </w:pPr>
+    </w:p>
+    <w:p>
+      <w:pPr>
+        <w:pStyle w:val="BodyText"/>
+        <w:spacing w:line="259" w:lineRule="auto"/>
+        <w:ind w:right="1440" w:firstLine="720"/>
+        <w:jc w:val="both"/>
+        <w:rPr>
+          <w:b/>
+          <w:bCs/>
+          <w:sz w:val="28"/>
+          <w:szCs w:val="28"/>
+        </w:rPr>
+      </w:pPr>
+      <w:r>
+        <w:rPr>
+          <w:b/>
+          <w:bCs/>
+          <w:sz w:val="28"/>
+          <w:szCs w:val="28"/>
+        </w:rPr>
+        <w:t>2.4.1 Network Prestige via PageRank Centrality</w:t>
+      </w:r>
+    </w:p>
+    <w:p>
+      <w:pPr>
+        <w:pStyle w:val="BodyText"/>
+        <w:spacing w:line="259" w:lineRule="auto"/>
+        <w:ind w:left="720" w:right="1440"/>
+        <w:jc w:val="both"/>
+      </w:pPr>
+      <w:r>
+        <w:t>PageRank evaluates spatial importance across stations by analyzing structural flow vectors through 5 iterations over a standard damping factor ($\alpha = 0.85$):</w:t>
+      </w:r>
+    </w:p>
+    <w:p>
+      <w:pPr>
+        <w:pStyle w:val="BodyText"/>
+        <w:spacing w:line="259" w:lineRule="auto"/>
+        <w:ind w:left="720" w:firstLine="720"/>
+        <w:jc w:val="both"/>
+      </w:pPr>
+    </w:p>
+    <w:p>
+      <w:pPr>
+        <w:pStyle w:val="BodyText"/>
+        <w:spacing w:line="259" w:lineRule="auto"/>
+        <w:ind w:firstLine="720"/>
+        <w:jc w:val="both"/>
+      </w:pPr>
+      <w:r>
+        <w:rPr>
+          <w:noProof/>
+        </w:rPr>
+        <w:lastRenderedPageBreak/>
+        <w:drawing>
+          <wp:inline distT="0" distB="0" distL="0" distR="0" wp14:anchorId="4978F802" wp14:editId="16C3B9FF">
+            <wp:extent cx="5032587" cy="2649536"/>
+            <wp:effectExtent l="0" t="0" r="0" b="0"/>
+            <wp:docPr id="1784044037" name="Picture 1"/>
+            <wp:cNvGraphicFramePr>
+              <a:graphicFrameLocks xmlns:a="http://schemas.openxmlformats.org/drawingml/2006/main" noChangeAspect="1"/>
+            </wp:cNvGraphicFramePr>
+            <a:graphic xmlns:a="http://schemas.openxmlformats.org/drawingml/2006/main">
+              <a:graphicData uri="http://schemas.openxmlformats.org/drawingml/2006/picture">
+                <pic:pic xmlns:pic="http://schemas.openxmlformats.org/drawingml/2006/picture">
+                  <pic:nvPicPr>
+                    <pic:cNvPr id="1784044037" name=""/>
+                    <pic:cNvPicPr/>
+                  </pic:nvPicPr>
+                  <pic:blipFill>
+                    <a:blip r:embed="rId14"/>
+                    <a:stretch>
+                      <a:fillRect/>
+                    </a:stretch>
+                  </pic:blipFill>
+                  <pic:spPr>
+                    <a:xfrm>
+                      <a:off x="0" y="0"/>
+                      <a:ext cx="5048141" cy="2657725"/>
+                    </a:xfrm>
+                    <a:prstGeom prst="rect">
+                      <a:avLst/>
+                    </a:prstGeom>
+                  </pic:spPr>
+                </pic:pic>
+              </a:graphicData>
+            </a:graphic>
+          </wp:inline>
+        </w:drawing>
+      </w:r>
+    </w:p>
+    <w:p>
+      <w:pPr>
+        <w:pStyle w:val="BodyText"/>
+        <w:spacing w:line="259" w:lineRule="auto"/>
+        <w:ind w:left="720" w:firstLine="720"/>
+        <w:jc w:val="both"/>
+      </w:pPr>
+    </w:p>
+    <w:p>
+      <w:pPr>
+        <w:pStyle w:val="BodyText"/>
+        <w:spacing w:line="259" w:lineRule="auto"/>
+        <w:ind w:left="720" w:firstLine="720"/>
+        <w:jc w:val="both"/>
+      </w:pPr>
+    </w:p>
+    <w:p>
+      <w:pPr>
+        <w:widowControl/>
+        <w:autoSpaceDE/>
+        <w:autoSpaceDN/>
+        <w:spacing w:before="100" w:beforeAutospacing="1" w:after="100" w:afterAutospacing="1"/>
+        <w:ind w:left="720" w:right="1440"/>
+        <w:jc w:val="both"/>
+        <w:rPr>
+          <w:sz w:val="24"/>
+          <w:szCs w:val="24"/>
+        </w:rPr>
+      </w:pPr>
+      <w:r>
+        <w:rPr>
+          <w:b/>
+          <w:bCs/>
+          <w:sz w:val="28"/>
+          <w:szCs w:val="28"/>
+        </w:rPr>
+        <w:t>Analytical Insight:</w:t>
+      </w:r>
+      <w:r>
+        <w:rPr>
+          <w:sz w:val="24"/>
+          <w:szCs w:val="24"/>
+        </w:rPr>
+        <w:t xml:space="preserve"> </w:t>
+      </w:r>
+      <w:r>
+        <w:rPr>
+          <w:i/>
+          <w:iCs/>
+          <w:sz w:val="24"/>
+          <w:szCs w:val="24"/>
+        </w:rPr>
+        <w:t>Station A</w:t>
+      </w:r>
+      <w:r>
+        <w:rPr>
+          <w:sz w:val="24"/>
+          <w:szCs w:val="24"/>
+        </w:rPr>
+        <w:t xml:space="preserve"> functions as the dominant structural pivot across the graph network. This high prestige score indicates a heavy volume of incoming rides and rebalancing vectors, signaling to fleet operators that </w:t>
+      </w:r>
+      <w:r>
+        <w:rPr>
+          <w:i/>
+          <w:iCs/>
+          <w:sz w:val="24"/>
+          <w:szCs w:val="24"/>
+        </w:rPr>
+        <w:t>Station A</w:t>
+      </w:r>
+      <w:r>
+        <w:rPr>
+          <w:sz w:val="24"/>
+          <w:szCs w:val="24"/>
+        </w:rPr>
+        <w:t xml:space="preserve"> runs a high risk of dock congestion and demands consistent vehicle rebalancing strategies.</w:t>
+      </w:r>
+    </w:p>
+    <w:p>
+      <w:pPr>
+        <w:widowControl/>
+        <w:autoSpaceDE/>
+        <w:autoSpaceDN/>
+        <w:spacing w:before="100" w:beforeAutospacing="1" w:after="100" w:afterAutospacing="1"/>
+        <w:ind w:left="720" w:right="1440"/>
+        <w:jc w:val="both"/>
+        <w:outlineLvl w:val="3"/>
+        <w:rPr>
+          <w:b/>
+          <w:bCs/>
+          <w:sz w:val="28"/>
+          <w:szCs w:val="28"/>
+        </w:rPr>
+      </w:pPr>
+      <w:r>
+        <w:rPr>
+          <w:b/>
+          <w:bCs/>
+          <w:sz w:val="28"/>
+          <w:szCs w:val="28"/>
+        </w:rPr>
+        <w:t>2.4.2 Connected Components &amp; Windows Checkpoint Workaround</w:t>
+      </w:r>
+    </w:p>
+    <w:p>
+      <w:pPr>
+        <w:widowControl/>
+        <w:autoSpaceDE/>
+        <w:autoSpaceDN/>
+        <w:spacing w:before="100" w:beforeAutospacing="1" w:after="100" w:afterAutospacing="1"/>
+        <w:ind w:left="720" w:right="1440"/>
+        <w:jc w:val="both"/>
+        <w:outlineLvl w:val="3"/>
+        <w:rPr>
+          <w:sz w:val="24"/>
+          <w:szCs w:val="24"/>
+        </w:rPr>
+      </w:pPr>
+      <w:r>
+        <w:rPr>
+          <w:sz w:val="24"/>
+          <w:szCs w:val="24"/>
+        </w:rPr>
+        <w:t xml:space="preserve">The framework evaluates graph connectivity by computing the </w:t>
+      </w:r>
+      <w:r>
+        <w:rPr>
+          <w:b/>
+          <w:bCs/>
+          <w:sz w:val="24"/>
+          <w:szCs w:val="24"/>
+        </w:rPr>
+        <w:t>Connected Components</w:t>
+      </w:r>
+      <w:r>
+        <w:rPr>
+          <w:sz w:val="24"/>
+          <w:szCs w:val="24"/>
+        </w:rPr>
+        <w:t xml:space="preserve"> of the station sub-graph to flag isolated stations or disjointed networks.</w:t>
+      </w:r>
+    </w:p>
+    <w:p>
+      <w:pPr>
+        <w:widowControl/>
+        <w:autoSpaceDE/>
+        <w:autoSpaceDN/>
+        <w:spacing w:before="100" w:beforeAutospacing="1" w:after="100" w:afterAutospacing="1"/>
+        <w:ind w:left="720" w:right="1440"/>
+        <w:jc w:val="both"/>
+        <w:rPr>
+          <w:sz w:val="24"/>
+          <w:szCs w:val="24"/>
+        </w:rPr>
+      </w:pPr>
+      <w:r>
+        <w:rPr>
+          <w:sz w:val="24"/>
+          <w:szCs w:val="24"/>
+        </w:rPr>
+        <w:t xml:space="preserve">When running iterative graph-topological algorithms on native Windows execution nodes, Apache Spark generates complex lineage graphs. To prevent stack overflow errors, Spark requires active </w:t>
+      </w:r>
+      <w:r>
+        <w:rPr>
+          <w:b/>
+          <w:bCs/>
+          <w:sz w:val="24"/>
+          <w:szCs w:val="24"/>
+        </w:rPr>
+        <w:t>Lineage Checkpointing</w:t>
+      </w:r>
+      <w:r>
+        <w:rPr>
+          <w:sz w:val="24"/>
+          <w:szCs w:val="24"/>
+        </w:rPr>
+        <w:t xml:space="preserve"> to serialize intermediate graph states directly to persistent storage.</w:t>
+      </w:r>
+    </w:p>
+    <w:p>
+      <w:pPr>
+        <w:widowControl/>
+        <w:autoSpaceDE/>
+        <w:autoSpaceDN/>
+        <w:spacing w:before="100" w:beforeAutospacing="1" w:after="100" w:afterAutospacing="1"/>
+        <w:ind w:left="720" w:right="1440"/>
+        <w:jc w:val="both"/>
+        <w:rPr>
+          <w:sz w:val="24"/>
+          <w:szCs w:val="24"/>
+        </w:rPr>
+      </w:pPr>
+      <w:r>
+        <w:rPr>
+          <w:sz w:val="24"/>
+          <w:szCs w:val="24"/>
+        </w:rPr>
+        <w:t>However, Spark's default checkpointing mechanism uses POSIX-based initialization models to manage local file permissions. This causes critical path failures when assigning cluster write-permissions on Windows filesystems. To bypass this native OS dependency, our implementation configures an explicit optimization pipeline:</w:t>
+      </w:r>
+    </w:p>
+    <w:p>
+      <w:pPr>
+        <w:widowControl/>
+        <w:numPr>
+          <w:ilvl w:val="1"/>
+          <w:numId w:val="11"/>
+        </w:numPr>
+        <w:autoSpaceDE/>
+        <w:autoSpaceDN/>
+        <w:spacing w:before="100" w:beforeAutospacing="1" w:after="100" w:afterAutospacing="1"/>
+        <w:ind w:right="1440"/>
+        <w:jc w:val="both"/>
+        <w:rPr>
+          <w:sz w:val="24"/>
+          <w:szCs w:val="24"/>
+        </w:rPr>
+      </w:pPr>
+      <w:r>
+        <w:rPr>
+          <w:b/>
+          <w:bCs/>
+          <w:sz w:val="28"/>
+          <w:szCs w:val="28"/>
+        </w:rPr>
+        <w:t>Hadoop Environment Virtualization:</w:t>
+      </w:r>
+      <w:r>
+        <w:rPr>
+          <w:sz w:val="24"/>
+          <w:szCs w:val="24"/>
+        </w:rPr>
+        <w:t xml:space="preserve"> The deployment includes a specialized Windows-native POSIX simulator binary (</w:t>
+      </w:r>
+      <w:r>
+        <w:rPr>
+          <w:rFonts w:ascii="Courier New" w:hAnsi="Courier New" w:cs="Courier New"/>
+          <w:sz w:val="20"/>
+          <w:szCs w:val="20"/>
+        </w:rPr>
+        <w:t>winutils.exe</w:t>
+      </w:r>
+      <w:r>
+        <w:rPr>
+          <w:sz w:val="24"/>
+          <w:szCs w:val="24"/>
+        </w:rPr>
+        <w:t xml:space="preserve">) located at </w:t>
+      </w:r>
+      <w:r>
+        <w:rPr>
+          <w:rFonts w:ascii="Courier New" w:hAnsi="Courier New" w:cs="Courier New"/>
+          <w:sz w:val="20"/>
+          <w:szCs w:val="20"/>
+        </w:rPr>
+        <w:t>hadoop_tmp/bin/winutils.exe</w:t>
+      </w:r>
+      <w:r>
+        <w:rPr>
+          <w:sz w:val="24"/>
+          <w:szCs w:val="24"/>
+        </w:rPr>
+        <w:t xml:space="preserve"> to intercept permissions requests.</w:t>
+      </w:r>
+    </w:p>
+    <w:p>
+      <w:pPr>
+        <w:widowControl/>
+        <w:numPr>
+          <w:ilvl w:val="1"/>
+          <w:numId w:val="11"/>
+        </w:numPr>
+        <w:autoSpaceDE/>
+        <w:autoSpaceDN/>
+        <w:spacing w:before="100" w:beforeAutospacing="1" w:after="100" w:afterAutospacing="1"/>
+        <w:ind w:right="1440"/>
+        <w:jc w:val="both"/>
+        <w:rPr>
+          <w:sz w:val="24"/>
+          <w:szCs w:val="24"/>
+        </w:rPr>
+      </w:pPr>
+      <w:r>
+        <w:rPr>
+          <w:b/>
+          <w:bCs/>
+          <w:sz w:val="28"/>
+          <w:szCs w:val="28"/>
+        </w:rPr>
+        <w:t>Explicit Checkpoint Directory Provisioning:</w:t>
+      </w:r>
+      <w:r>
+        <w:rPr>
+          <w:sz w:val="24"/>
+          <w:szCs w:val="24"/>
+        </w:rPr>
+        <w:t xml:space="preserve"> The execution engine configures an isolated local serialization folder via environment overrides during setup:</w:t>
+      </w:r>
+    </w:p>
+    <w:p>
+      <w:pPr>
+        <w:pStyle w:val="BodyText"/>
+        <w:spacing w:line="259" w:lineRule="auto"/>
+        <w:ind w:left="720" w:firstLine="720"/>
+        <w:jc w:val="both"/>
+      </w:pPr>
+    </w:p>
+    <w:p>
+      <w:pPr>
+        <w:pStyle w:val="BodyText"/>
+        <w:spacing w:line="259" w:lineRule="auto"/>
+        <w:ind w:firstLine="720"/>
+        <w:jc w:val="both"/>
+      </w:pPr>
+      <w:r>
+        <w:rPr>
+          <w:noProof/>
+        </w:rPr>
+        <w:drawing>
+          <wp:inline distT="0" distB="0" distL="0" distR="0" wp14:anchorId="02417554" wp14:editId="071D986A">
+            <wp:extent cx="5266902" cy="419554"/>
+            <wp:effectExtent l="0" t="0" r="0" b="0"/>
+            <wp:docPr id="1733370371" name="Picture 1"/>
+            <wp:cNvGraphicFramePr>
+              <a:graphicFrameLocks xmlns:a="http://schemas.openxmlformats.org/drawingml/2006/main" noChangeAspect="1"/>
+            </wp:cNvGraphicFramePr>
+            <a:graphic xmlns:a="http://schemas.openxmlformats.org/drawingml/2006/main">
+              <a:graphicData uri="http://schemas.openxmlformats.org/drawingml/2006/picture">
+                <pic:pic xmlns:pic="http://schemas.openxmlformats.org/drawingml/2006/picture">
+                  <pic:nvPicPr>
+                    <pic:cNvPr id="1733370371" name=""/>
+                    <pic:cNvPicPr/>
+                  </pic:nvPicPr>
+                  <pic:blipFill>
+                    <a:blip r:embed="rId15"/>
+                    <a:stretch>
+                      <a:fillRect/>
+                    </a:stretch>
+                  </pic:blipFill>
+                  <pic:spPr>
+                    <a:xfrm>
+                      <a:off x="0" y="0"/>
+                      <a:ext cx="5358705" cy="426867"/>
+                    </a:xfrm>
+                    <a:prstGeom prst="rect">
+                      <a:avLst/>
+                    </a:prstGeom>
+                  </pic:spPr>
+                </pic:pic>
+              </a:graphicData>
+            </a:graphic>
+          </wp:inline>
+        </w:drawing>
+      </w:r>
+    </w:p>
+    <w:p>
+      <w:pPr>
+        <w:pStyle w:val="BodyText"/>
+        <w:spacing w:line="259" w:lineRule="auto"/>
+        <w:ind w:firstLine="720"/>
+        <w:jc w:val="both"/>
+      </w:pPr>
+      <w:r>
+        <w:rPr>
+          <w:noProof/>
+        </w:rPr>
+        <w:lastRenderedPageBreak/>
+        <w:drawing>
+          <wp:inline distT="0" distB="0" distL="0" distR="0" wp14:anchorId="270DDE24" wp14:editId="7A3A6CEA">
+            <wp:extent cx="5251773" cy="2087033"/>
+            <wp:effectExtent l="0" t="0" r="6350" b="8890"/>
+            <wp:docPr id="1819507340" name="Picture 1"/>
+            <wp:cNvGraphicFramePr>
+              <a:graphicFrameLocks xmlns:a="http://schemas.openxmlformats.org/drawingml/2006/main" noChangeAspect="1"/>
+            </wp:cNvGraphicFramePr>
+            <a:graphic xmlns:a="http://schemas.openxmlformats.org/drawingml/2006/main">
+              <a:graphicData uri="http://schemas.openxmlformats.org/drawingml/2006/picture">
+                <pic:pic xmlns:pic="http://schemas.openxmlformats.org/drawingml/2006/picture">
+                  <pic:nvPicPr>
+                    <pic:cNvPr id="1819507340" name=""/>
+                    <pic:cNvPicPr/>
+                  </pic:nvPicPr>
+                  <pic:blipFill>
+                    <a:blip r:embed="rId16"/>
+                    <a:stretch>
+                      <a:fillRect/>
+                    </a:stretch>
+                  </pic:blipFill>
+                  <pic:spPr>
+                    <a:xfrm>
+                      <a:off x="0" y="0"/>
+                      <a:ext cx="5273086" cy="2095503"/>
+                    </a:xfrm>
+                    <a:prstGeom prst="rect">
+                      <a:avLst/>
+                    </a:prstGeom>
+                  </pic:spPr>
+                </pic:pic>
+              </a:graphicData>
+            </a:graphic>
+          </wp:inline>
+        </w:drawing>
+      </w:r>
+    </w:p>
+    <w:p>
+      <w:pPr>
+        <w:pStyle w:val="BodyText"/>
+        <w:spacing w:line="259" w:lineRule="auto"/>
+        <w:ind w:left="720" w:right="1440"/>
+        <w:jc w:val="both"/>
+      </w:pPr>
+      <w:r>
+        <w:rPr>
+          <w:b/>
+          <w:bCs/>
+          <w:sz w:val="28"/>
+          <w:szCs w:val="28"/>
+        </w:rPr>
+        <w:t>Analytical Insight:</w:t>
+      </w:r>
+      <w:r>
+        <w:t xml:space="preserve"> The output confirms that all active network hubs belong to a single, unified connected component. There are no disconnected spatial clusters, meaning that a user can successfully navigate from any station to any other station across the city mobility grid without hitting topological dead ends.</w:t>
+      </w:r>
+    </w:p>
+    <w:p>
+      <w:pPr>
+        <w:pStyle w:val="BodyText"/>
+        <w:spacing w:line="259" w:lineRule="auto"/>
+        <w:ind w:left="720" w:right="1440" w:firstLine="720"/>
+        <w:jc w:val="both"/>
+      </w:pPr>
+    </w:p>
+    <w:p>
+      <w:pPr>
+        <w:pStyle w:val="BodyText"/>
+        <w:spacing w:line="259" w:lineRule="auto"/>
+        <w:ind w:right="1440" w:firstLine="720"/>
+        <w:jc w:val="both"/>
+        <w:rPr>
+          <w:b/>
+          <w:bCs/>
+          <w:sz w:val="36"/>
+          <w:szCs w:val="36"/>
+        </w:rPr>
+      </w:pPr>
+      <w:r>
+        <w:rPr>
+          <w:b/>
+          <w:bCs/>
+          <w:sz w:val="36"/>
+          <w:szCs w:val="36"/>
+        </w:rPr>
+        <w:t>3. Distributed Architecture Design Plan</w:t>
+      </w:r>
+    </w:p>
+    <w:p>
+      <w:pPr>
+        <w:pStyle w:val="BodyText"/>
+        <w:spacing w:line="259" w:lineRule="auto"/>
+        <w:ind w:right="1440" w:firstLine="720"/>
+        <w:jc w:val="both"/>
+        <w:rPr>
+          <w:b/>
+          <w:bCs/>
+          <w:sz w:val="32"/>
+          <w:szCs w:val="32"/>
+        </w:rPr>
+      </w:pPr>
+      <w:r>
+        <w:rPr>
+          <w:b/>
+          <w:bCs/>
+          <w:sz w:val="32"/>
+          <w:szCs w:val="32"/>
+        </w:rPr>
+        <w:t>3.1 Data Partitioning Strategy</w:t>
+      </w:r>
+    </w:p>
+    <w:p>
+      <w:pPr>
+        <w:pStyle w:val="BodyText"/>
+        <w:spacing w:line="259" w:lineRule="auto"/>
+        <w:ind w:left="720" w:right="1440"/>
+        <w:jc w:val="both"/>
+      </w:pPr>
+      <w:r>
+        <w:t xml:space="preserve">Assume the trip document collection is distributed across a multinode database cluster, partitioned using either a </w:t>
+      </w:r>
+      <w:r>
+        <w:rPr>
+          <w:b/>
+          <w:bCs/>
+        </w:rPr>
+        <w:t>User-centric Key</w:t>
+      </w:r>
+      <w:r>
+        <w:t xml:space="preserve"> (user_id) or a </w:t>
+      </w:r>
+      <w:r>
+        <w:rPr>
+          <w:b/>
+          <w:bCs/>
+        </w:rPr>
+        <w:t>Station-centric Key</w:t>
+      </w:r>
+      <w:r>
+        <w:t xml:space="preserve"> (start_station_id).</w:t>
+      </w:r>
+    </w:p>
+    <w:p>
+      <w:pPr>
+        <w:pStyle w:val="BodyText"/>
+        <w:spacing w:line="259" w:lineRule="auto"/>
+        <w:ind w:left="720" w:right="1440" w:firstLine="720"/>
+        <w:jc w:val="both"/>
+      </w:pPr>
+    </w:p>
+    <w:p>
+      <w:pPr>
+        <w:pStyle w:val="BodyText"/>
+        <w:spacing w:line="259" w:lineRule="auto"/>
+        <w:ind w:right="1440" w:firstLine="720"/>
+        <w:jc w:val="both"/>
+        <w:rPr>
+          <w:b/>
+          <w:bCs/>
+          <w:sz w:val="28"/>
+          <w:szCs w:val="28"/>
+        </w:rPr>
+      </w:pPr>
+      <w:r>
+        <w:rPr>
+          <w:b/>
+          <w:bCs/>
+          <w:sz w:val="28"/>
+          <w:szCs w:val="28"/>
+        </w:rPr>
+        <w:t>3.1.1 Impact Assessment on Operational &amp; Analytical Queries</w:t>
+      </w:r>
+    </w:p>
+    <w:p>
+      <w:pPr>
+        <w:pStyle w:val="BodyText"/>
+        <w:numPr>
+          <w:ilvl w:val="1"/>
+          <w:numId w:val="12"/>
+        </w:numPr>
+        <w:spacing w:line="259" w:lineRule="auto"/>
+        <w:ind w:right="1440"/>
+        <w:jc w:val="both"/>
+      </w:pPr>
+      <w:r>
+        <w:rPr>
+          <w:b/>
+          <w:bCs/>
+          <w:sz w:val="28"/>
+          <w:szCs w:val="28"/>
+        </w:rPr>
+        <w:t>Partitioning by user_id:</w:t>
+      </w:r>
+      <w:r>
+        <w:t xml:space="preserve"> This strategy distributes user records evenly across shards. It significantly optimizes user-specific operational requests (such as Part 1's </w:t>
+      </w:r>
+      <w:r>
+        <w:rPr>
+          <w:i/>
+          <w:iCs/>
+        </w:rPr>
+        <w:t>Query 1: Top Users by Trip Counts</w:t>
+      </w:r>
+      <w:r>
+        <w:t xml:space="preserve">), allowing individual shards to resolve user counts locally. However, it severely degrades station-focused analytical pipelines (such as Part 2's </w:t>
+      </w:r>
+      <w:r>
+        <w:rPr>
+          <w:i/>
+          <w:iCs/>
+        </w:rPr>
+        <w:t>PageRank Centrality</w:t>
+      </w:r>
+      <w:r>
+        <w:t>). Because trips starting from a single station are scattered across different network shards, calculating station traffic volume forces an expensive global cross-network scatter-gather operation.</w:t>
+      </w:r>
+    </w:p>
+    <w:p>
+      <w:pPr>
+        <w:pStyle w:val="BodyText"/>
+        <w:numPr>
+          <w:ilvl w:val="1"/>
+          <w:numId w:val="12"/>
+        </w:numPr>
+        <w:spacing w:line="259" w:lineRule="auto"/>
+        <w:ind w:right="1440"/>
+        <w:jc w:val="both"/>
+      </w:pPr>
+      <w:r>
+        <w:rPr>
+          <w:b/>
+          <w:bCs/>
+          <w:sz w:val="28"/>
+          <w:szCs w:val="28"/>
+        </w:rPr>
+        <w:t>Partitioning by start_station_id:</w:t>
+      </w:r>
+      <w:r>
+        <w:t xml:space="preserve"> This choice co</w:t>
+      </w:r>
+      <w:r>
+        <w:t>-</w:t>
+      </w:r>
+      <w:r>
+        <w:t xml:space="preserve">locates all trip events that share a common point of departure onto a single database shard. This directly optimizes spatial queries (such as Part 1's </w:t>
+      </w:r>
+      <w:r>
+        <w:rPr>
+          <w:i/>
+          <w:iCs/>
+        </w:rPr>
+        <w:t>Query 2: Station Traffic Load Volumes</w:t>
+      </w:r>
+      <w:r>
+        <w:t xml:space="preserve"> and Part 2's </w:t>
+      </w:r>
+      <w:r>
+        <w:rPr>
+          <w:i/>
+          <w:iCs/>
+        </w:rPr>
+        <w:t>Graph Edge Formations</w:t>
+      </w:r>
+      <w:r>
+        <w:t>), as local shards can process station workloads in isolation. Conversely, compiling historical activity logs for a specific user requires scanning every single shard in the cluster, introducing network latency.</w:t>
+      </w:r>
+    </w:p>
+    <w:p>
+      <w:pPr>
+        <w:pStyle w:val="BodyText"/>
+        <w:spacing w:line="259" w:lineRule="auto"/>
+        <w:ind w:left="1440" w:right="1440"/>
+        <w:jc w:val="both"/>
+      </w:pPr>
+    </w:p>
+    <w:p>
+      <w:pPr>
+        <w:pStyle w:val="BodyText"/>
+        <w:spacing w:line="259" w:lineRule="auto"/>
+        <w:ind w:right="1440" w:firstLine="720"/>
+        <w:jc w:val="both"/>
+        <w:rPr>
+          <w:b/>
+          <w:bCs/>
+          <w:sz w:val="28"/>
+          <w:szCs w:val="28"/>
+        </w:rPr>
+      </w:pPr>
+      <w:r>
+        <w:rPr>
+          <w:b/>
+          <w:bCs/>
+          <w:sz w:val="28"/>
+          <w:szCs w:val="28"/>
+        </w:rPr>
+        <w:t>3.1.2 Selected Partitioning Architecture Rationale</w:t>
+      </w:r>
+    </w:p>
+    <w:p>
+      <w:pPr>
+        <w:pStyle w:val="BodyText"/>
+        <w:spacing w:line="259" w:lineRule="auto"/>
+        <w:ind w:left="720" w:right="1440"/>
+        <w:jc w:val="both"/>
+      </w:pPr>
+      <w:r>
+        <w:rPr>
+          <w:b/>
+          <w:bCs/>
+        </w:rPr>
+        <w:t>The platform adopts the start_station_id partitioning strategy.</w:t>
+      </w:r>
+      <w:r>
+        <w:t xml:space="preserve"> Micro-mobility data platforms are fundamentally defined by geospatial constraints. Operational fleet management, rebalancing logistics, station capacity optimization, and graph centrality algorithms all rely heavily on grouping data by station location. While user-based queries do slow down, the immense analytical gains achieved by avoiding cross-network shuffles during large-scale graph calculations make station-based partitioning the optimal choice.</w:t>
+      </w:r>
+    </w:p>
+    <w:p>
+      <w:pPr>
+        <w:pStyle w:val="BodyText"/>
+        <w:spacing w:line="259" w:lineRule="auto"/>
+        <w:ind w:left="720" w:right="1440" w:firstLine="720"/>
+        <w:jc w:val="both"/>
+      </w:pPr>
+    </w:p>
+    <w:p>
+      <w:pPr>
+        <w:pStyle w:val="BodyText"/>
+        <w:spacing w:line="259" w:lineRule="auto"/>
+        <w:ind w:left="720" w:right="1440" w:firstLine="720"/>
+        <w:jc w:val="both"/>
+      </w:pPr>
+    </w:p>
+    <w:p>
+      <w:pPr>
+        <w:pStyle w:val="BodyText"/>
+        <w:spacing w:line="259" w:lineRule="auto"/>
+        <w:ind w:right="1440" w:firstLine="720"/>
+        <w:jc w:val="both"/>
+        <w:rPr>
+          <w:b/>
+          <w:bCs/>
+        </w:rPr>
+      </w:pPr>
+    </w:p>
+    <w:p>
+      <w:pPr>
+        <w:pStyle w:val="BodyText"/>
+        <w:spacing w:line="259" w:lineRule="auto"/>
+        <w:ind w:right="1440" w:firstLine="720"/>
+        <w:jc w:val="both"/>
+        <w:rPr>
+          <w:b/>
+          <w:bCs/>
+          <w:sz w:val="32"/>
+          <w:szCs w:val="32"/>
+        </w:rPr>
+      </w:pPr>
+      <w:r>
+        <w:rPr>
+          <w:b/>
+          <w:bCs/>
+          <w:sz w:val="32"/>
+          <w:szCs w:val="32"/>
+        </w:rPr>
+        <w:t>3.2 Database Replication Strategy</w:t>
+      </w:r>
+    </w:p>
+    <w:p>
+      <w:pPr>
+        <w:pStyle w:val="BodyText"/>
+        <w:spacing w:line="259" w:lineRule="auto"/>
+        <w:ind w:left="720" w:right="1440" w:firstLine="720"/>
+        <w:jc w:val="both"/>
+      </w:pPr>
+      <w:r>
+        <w:t xml:space="preserve">The data architecture implements a </w:t>
+      </w:r>
+      <w:r>
+        <w:rPr>
+          <w:b/>
+          <w:bCs/>
+        </w:rPr>
+        <w:t>Single-Leader Asynchronous Replication</w:t>
+      </w:r>
+      <w:r>
+        <w:t xml:space="preserve"> mechanism featuring one primary replica node and two secondary read-only replicas to guarantee high availability.</w:t>
+      </w:r>
     </w:p>
     <w:p>
       <w:pPr>
         <w:pStyle w:val="BodyText"/>
         <w:spacing w:line="259" w:lineRule="auto"/>
         <w:jc w:val="both"/>
+      </w:pPr>
+    </w:p>
+    <w:p>
+      <w:pPr>
+        <w:pStyle w:val="BodyText"/>
+        <w:spacing w:line="259" w:lineRule="auto"/>
+        <w:jc w:val="both"/>
+      </w:pPr>
+      <w:r>
+        <w:tab/>
+      </w:r>
+      <w:r>
+        <w:rPr>
+          <w:noProof/>
+        </w:rPr>
+        <w:drawing>
+          <wp:inline distT="0" distB="0" distL="0" distR="0" wp14:anchorId="78B1A1EC" wp14:editId="7EB794B1">
+            <wp:extent cx="5122704" cy="2655470"/>
+            <wp:effectExtent l="0" t="0" r="1905" b="0"/>
+            <wp:docPr id="365127274" name="Picture 1"/>
+            <wp:cNvGraphicFramePr>
+              <a:graphicFrameLocks xmlns:a="http://schemas.openxmlformats.org/drawingml/2006/main" noChangeAspect="1"/>
+            </wp:cNvGraphicFramePr>
+            <a:graphic xmlns:a="http://schemas.openxmlformats.org/drawingml/2006/main">
+              <a:graphicData uri="http://schemas.openxmlformats.org/drawingml/2006/picture">
+                <pic:pic xmlns:pic="http://schemas.openxmlformats.org/drawingml/2006/picture">
+                  <pic:nvPicPr>
+                    <pic:cNvPr id="365127274" name=""/>
+                    <pic:cNvPicPr/>
+                  </pic:nvPicPr>
+                  <pic:blipFill>
+                    <a:blip r:embed="rId17"/>
+                    <a:stretch>
+                      <a:fillRect/>
+                    </a:stretch>
+                  </pic:blipFill>
+                  <pic:spPr>
+                    <a:xfrm>
+                      <a:off x="0" y="0"/>
+                      <a:ext cx="5156823" cy="2673157"/>
+                    </a:xfrm>
+                    <a:prstGeom prst="rect">
+                      <a:avLst/>
+                    </a:prstGeom>
+                  </pic:spPr>
+                </pic:pic>
+              </a:graphicData>
+            </a:graphic>
+          </wp:inline>
+        </w:drawing>
+      </w:r>
+    </w:p>
+    <w:p>
+      <w:pPr>
+        <w:pStyle w:val="BodyText"/>
+        <w:spacing w:line="259" w:lineRule="auto"/>
+        <w:jc w:val="both"/>
+      </w:pPr>
+    </w:p>
+    <w:p>
+      <w:pPr>
+        <w:pStyle w:val="BodyText"/>
+        <w:spacing w:line="259" w:lineRule="auto"/>
+        <w:jc w:val="both"/>
+      </w:pPr>
+    </w:p>
+    <w:p>
+      <w:pPr>
+        <w:pStyle w:val="BodyText"/>
+        <w:spacing w:line="259" w:lineRule="auto"/>
+        <w:jc w:val="both"/>
+        <w:rPr>
+          <w:b/>
+          <w:bCs/>
+          <w:sz w:val="28"/>
+          <w:szCs w:val="28"/>
+        </w:rPr>
+      </w:pPr>
+      <w:r>
+        <w:tab/>
+      </w:r>
+      <w:r>
+        <w:rPr>
+          <w:b/>
+          <w:bCs/>
+          <w:sz w:val="28"/>
+          <w:szCs w:val="28"/>
+        </w:rPr>
+        <w:t>3.2.1 Analysis of Replication-Lag and System Vulnerabilities</w:t>
+      </w:r>
+    </w:p>
+    <w:p>
+      <w:pPr>
+        <w:pStyle w:val="BodyText"/>
+        <w:spacing w:line="259" w:lineRule="auto"/>
+        <w:ind w:left="720" w:right="1440"/>
+        <w:jc w:val="both"/>
+      </w:pPr>
+      <w:r>
+        <w:t>Because replication occurs asynchronously, write confirmations are returned immediately after the primary leader commits the data. This introduces a propagation delay (replication lag) before secondary replicas receive the update.</w:t>
+      </w:r>
+    </w:p>
+    <w:p>
+      <w:pPr>
+        <w:pStyle w:val="BodyText"/>
+        <w:spacing w:line="259" w:lineRule="auto"/>
+        <w:ind w:left="720" w:right="1440"/>
+        <w:jc w:val="both"/>
+      </w:pPr>
+      <w:r>
+        <w:t>If a query is served during a network partition or an active replication delay, the platform faces two major operational issues:</w:t>
+      </w:r>
+    </w:p>
+    <w:p>
+      <w:pPr>
+        <w:pStyle w:val="BodyText"/>
+        <w:spacing w:line="259" w:lineRule="auto"/>
+        <w:ind w:left="720" w:right="1440"/>
+        <w:jc w:val="both"/>
+      </w:pPr>
+    </w:p>
+    <w:p>
+      <w:pPr>
+        <w:pStyle w:val="BodyText"/>
+        <w:numPr>
+          <w:ilvl w:val="1"/>
+          <w:numId w:val="14"/>
+        </w:numPr>
+        <w:spacing w:line="259" w:lineRule="auto"/>
+        <w:ind w:right="1440"/>
+        <w:jc w:val="both"/>
+      </w:pPr>
+      <w:r>
+        <w:rPr>
+          <w:b/>
+          <w:bCs/>
+        </w:rPr>
+        <w:t>Violation of Read-Your-Writes Consistency:</w:t>
+      </w:r>
+      <w:r>
+        <w:t xml:space="preserve"> A user may complete a trip, and their device issues a write request (End Rental) to the single-leader. If the user immediately refreshes their dashboard, a secondary replica node might handle that read request before the asynchronous write syncs to it. The system would then display the trip as still active, causing confusion and double-billing complaints.</w:t>
+      </w:r>
+    </w:p>
+    <w:p>
+      <w:pPr>
+        <w:pStyle w:val="BodyText"/>
+        <w:numPr>
+          <w:ilvl w:val="1"/>
+          <w:numId w:val="14"/>
+        </w:numPr>
+        <w:spacing w:line="259" w:lineRule="auto"/>
+        <w:ind w:right="1440"/>
+        <w:jc w:val="both"/>
+      </w:pPr>
+      <w:r>
+        <w:rPr>
+          <w:b/>
+          <w:bCs/>
+        </w:rPr>
+        <w:t>Monotonic Reads Anomalies:</w:t>
+      </w:r>
+      <w:r>
+        <w:t xml:space="preserve"> If a fleet manager refreshes an analytics dashboard tracking available vehicles, consecutive read requests might hit different secondary replicas. If Secondary 1 is fully synchronized but Secondary 2 is experiencing write-lag, the manager will see total vehicle numbers jump backward and forward in time.</w:t>
+      </w:r>
+    </w:p>
+    <w:p>
+      <w:pPr>
+        <w:pStyle w:val="BodyText"/>
+        <w:spacing w:line="259" w:lineRule="auto"/>
+        <w:ind w:left="720" w:right="1440"/>
+        <w:jc w:val="both"/>
+      </w:pPr>
+    </w:p>
+    <w:p>
+      <w:pPr>
+        <w:pStyle w:val="BodyText"/>
+        <w:spacing w:line="259" w:lineRule="auto"/>
+        <w:ind w:left="720" w:right="1440"/>
+        <w:jc w:val="both"/>
+        <w:rPr>
+          <w:b/>
+          <w:bCs/>
+          <w:sz w:val="28"/>
+          <w:szCs w:val="28"/>
+        </w:rPr>
+      </w:pPr>
+      <w:r>
+        <w:rPr>
+          <w:b/>
+          <w:bCs/>
+          <w:sz w:val="28"/>
+          <w:szCs w:val="28"/>
+        </w:rPr>
+        <w:t>3.2.2 System Safeguards</w:t>
+      </w:r>
+    </w:p>
+    <w:p>
+      <w:pPr>
+        <w:pStyle w:val="BodyText"/>
+        <w:spacing w:line="259" w:lineRule="auto"/>
+        <w:ind w:left="720" w:right="1440"/>
+        <w:jc w:val="both"/>
+      </w:pPr>
+      <w:r>
+        <w:t xml:space="preserve">To mitigate these consistency issues, the platform routes user account state queries through a </w:t>
+      </w:r>
+      <w:r>
+        <w:rPr>
+          <w:b/>
+          <w:bCs/>
+        </w:rPr>
+        <w:t>Bounded Staleness</w:t>
+      </w:r>
+      <w:r>
+        <w:t xml:space="preserve"> read guarantee. This ensures that user billing and rental state modifications are read directly from the primary leader node, while long-term network centrality jobs are routed to secondary replicas where temporary eventual inconsistency is acceptable.</w:t>
+      </w:r>
+    </w:p>
+    <w:p>
+      <w:pPr>
+        <w:pStyle w:val="BodyText"/>
+        <w:spacing w:line="259" w:lineRule="auto"/>
+        <w:ind w:left="720" w:right="1440"/>
+        <w:jc w:val="both"/>
+      </w:pPr>
+    </w:p>
+    <w:p>
+      <w:pPr>
+        <w:pStyle w:val="BodyText"/>
+        <w:spacing w:line="259" w:lineRule="auto"/>
+        <w:ind w:left="720" w:right="1440"/>
+        <w:jc w:val="both"/>
+      </w:pPr>
+    </w:p>
+    <w:p>
+      <w:pPr>
+        <w:pStyle w:val="BodyText"/>
+        <w:spacing w:line="259" w:lineRule="auto"/>
+        <w:ind w:left="720" w:right="1440"/>
+        <w:jc w:val="both"/>
+        <w:rPr>
+          <w:b/>
+          <w:bCs/>
+          <w:sz w:val="36"/>
+          <w:szCs w:val="36"/>
+        </w:rPr>
+      </w:pPr>
+      <w:r>
+        <w:rPr>
+          <w:b/>
+          <w:bCs/>
+          <w:sz w:val="36"/>
+          <w:szCs w:val="36"/>
+        </w:rPr>
+        <w:lastRenderedPageBreak/>
+        <w:t>4. Scalability Evaluation &amp; Benchmarks</w:t>
+      </w:r>
+    </w:p>
+    <w:p>
+      <w:pPr>
+        <w:pStyle w:val="BodyText"/>
+        <w:spacing w:line="259" w:lineRule="auto"/>
+        <w:ind w:left="720" w:right="1440"/>
+        <w:jc w:val="both"/>
+      </w:pPr>
+      <w:r>
+        <w:t>The platform evaluates system performance by running testing cycles across escalating scale combinations, matching the exact parametric benchmarks required by the project specifications.</w:t>
+      </w:r>
+    </w:p>
+    <w:p>
+      <w:pPr>
+        <w:pStyle w:val="BodyText"/>
+        <w:spacing w:line="259" w:lineRule="auto"/>
+        <w:ind w:left="720" w:right="1440"/>
+        <w:jc w:val="both"/>
+      </w:pPr>
+    </w:p>
+    <w:p>
+      <w:pPr>
+        <w:pStyle w:val="BodyText"/>
+        <w:spacing w:line="259" w:lineRule="auto"/>
+        <w:ind w:left="720" w:right="1440"/>
+        <w:jc w:val="both"/>
+        <w:rPr>
+          <w:b/>
+          <w:bCs/>
+          <w:sz w:val="32"/>
+          <w:szCs w:val="32"/>
+        </w:rPr>
+      </w:pPr>
+      <w:r>
+        <w:rPr>
+          <w:b/>
+          <w:bCs/>
+          <w:sz w:val="32"/>
+          <w:szCs w:val="32"/>
+        </w:rPr>
+        <w:t>4.1 System Scalability Metrics Evaluation</w:t>
+      </w:r>
+    </w:p>
+    <w:p>
+      <w:pPr>
+        <w:pStyle w:val="BodyText"/>
+        <w:spacing w:line="259" w:lineRule="auto"/>
+        <w:ind w:left="720" w:right="1440"/>
+        <w:jc w:val="both"/>
+      </w:pPr>
+      <w:r>
+        <w:t>The operational framework tracks execution speeds across expanding volumes of users ($U$), trips ($T$), and nested telemetry logs ($E$). Runtimes were logged across three distinct test environments:</w:t>
+      </w:r>
+      <w:r>
+        <w:tab/>
+      </w:r>
+    </w:p>
+    <w:tbl>
+      <w:tblPr>
+        <w:tblpPr w:leftFromText="180" w:rightFromText="180" w:vertAnchor="page" w:horzAnchor="margin" w:tblpXSpec="center" w:tblpY="4075"/>
+        <w:tblW w:w="9545" w:type="dxa"/>
+        <w:tblCellSpacing w:w="15" w:type="dxa"/>
+        <w:tblCellMar>
+          <w:left w:w="0" w:type="dxa"/>
+          <w:right w:w="0" w:type="dxa"/>
+        </w:tblCellMar>
+        <w:tblLook w:val="04A0" w:firstRow="1" w:lastRow="0" w:firstColumn="1" w:lastColumn="0" w:noHBand="0" w:noVBand="1"/>
+      </w:tblPr>
+      <w:tblGrid>
+        <w:gridCol w:w="1329"/>
+        <w:gridCol w:w="1080"/>
+        <w:gridCol w:w="1200"/>
+        <w:gridCol w:w="1473"/>
+        <w:gridCol w:w="1474"/>
+        <w:gridCol w:w="1527"/>
+        <w:gridCol w:w="1462"/>
+      </w:tblGrid>
+      <w:tr>
+        <w:trPr>
+          <w:trHeight w:val="1260"/>
+          <w:tblHeader/>
+          <w:tblCellSpacing w:w="15" w:type="dxa"/>
+        </w:trPr>
+        <w:tc>
+          <w:tcPr>
+            <w:tcW w:w="0" w:type="auto"/>
+            <w:tcBorders>
+              <w:top w:val="single" w:sz="6" w:space="0" w:color="C4C7C5"/>
+              <w:left w:val="single" w:sz="6" w:space="0" w:color="C4C7C5"/>
+              <w:bottom w:val="single" w:sz="6" w:space="0" w:color="C4C7C5"/>
+              <w:right w:val="single" w:sz="6" w:space="0" w:color="C4C7C5"/>
+            </w:tcBorders>
+            <w:tcMar>
+              <w:top w:w="120" w:type="dxa"/>
+              <w:left w:w="180" w:type="dxa"/>
+              <w:bottom w:w="120" w:type="dxa"/>
+              <w:right w:w="180" w:type="dxa"/>
+            </w:tcMar>
+            <w:vAlign w:val="center"/>
+            <w:hideMark/>
+          </w:tcPr>
+          <w:p>
+            <w:pPr>
+              <w:pStyle w:val="BodyText"/>
+              <w:spacing w:line="259" w:lineRule="auto"/>
+              <w:jc w:val="both"/>
+            </w:pPr>
+            <w:r>
+              <w:rPr>
+                <w:b/>
+                <w:bCs/>
+              </w:rPr>
+              <w:t xml:space="preserve">Scale </w:t>
+            </w:r>
+            <w:proofErr w:type="spellStart"/>
+            <w:r>
+              <w:rPr>
+                <w:b/>
+                <w:bCs/>
+              </w:rPr>
+              <w:t>Scale</w:t>
+            </w:r>
+            <w:proofErr w:type="spellEnd"/>
+          </w:p>
+        </w:tc>
+        <w:tc>
+          <w:tcPr>
+            <w:tcW w:w="0" w:type="auto"/>
+            <w:tcBorders>
+              <w:top w:val="single" w:sz="6" w:space="0" w:color="C4C7C5"/>
+              <w:left w:val="single" w:sz="6" w:space="0" w:color="C4C7C5"/>
+              <w:bottom w:val="single" w:sz="6" w:space="0" w:color="C4C7C5"/>
+              <w:right w:val="single" w:sz="6" w:space="0" w:color="C4C7C5"/>
+            </w:tcBorders>
+            <w:tcMar>
+              <w:top w:w="120" w:type="dxa"/>
+              <w:left w:w="180" w:type="dxa"/>
+              <w:bottom w:w="120" w:type="dxa"/>
+              <w:right w:w="180" w:type="dxa"/>
+            </w:tcMar>
+            <w:vAlign w:val="center"/>
+            <w:hideMark/>
+          </w:tcPr>
+          <w:p>
+            <w:pPr>
+              <w:pStyle w:val="BodyText"/>
+              <w:spacing w:line="259" w:lineRule="auto"/>
+              <w:jc w:val="both"/>
+            </w:pPr>
+            <w:r>
+              <w:rPr>
+                <w:b/>
+                <w:bCs/>
+              </w:rPr>
+              <w:t>Active Users (U)</w:t>
+            </w:r>
+          </w:p>
+        </w:tc>
+        <w:tc>
+          <w:tcPr>
+            <w:tcW w:w="0" w:type="auto"/>
+            <w:tcBorders>
+              <w:top w:val="single" w:sz="6" w:space="0" w:color="C4C7C5"/>
+              <w:left w:val="single" w:sz="6" w:space="0" w:color="C4C7C5"/>
+              <w:bottom w:val="single" w:sz="6" w:space="0" w:color="C4C7C5"/>
+              <w:right w:val="single" w:sz="6" w:space="0" w:color="C4C7C5"/>
+            </w:tcBorders>
+            <w:tcMar>
+              <w:top w:w="120" w:type="dxa"/>
+              <w:left w:w="180" w:type="dxa"/>
+              <w:bottom w:w="120" w:type="dxa"/>
+              <w:right w:w="180" w:type="dxa"/>
+            </w:tcMar>
+            <w:vAlign w:val="center"/>
+            <w:hideMark/>
+          </w:tcPr>
+          <w:p>
+            <w:pPr>
+              <w:pStyle w:val="BodyText"/>
+              <w:spacing w:line="259" w:lineRule="auto"/>
+              <w:jc w:val="both"/>
+            </w:pPr>
+            <w:r>
+              <w:rPr>
+                <w:b/>
+                <w:bCs/>
+              </w:rPr>
+              <w:t>Total Trips (T)</w:t>
+            </w:r>
+          </w:p>
+        </w:tc>
+        <w:tc>
+          <w:tcPr>
+            <w:tcW w:w="0" w:type="auto"/>
+            <w:tcBorders>
+              <w:top w:val="single" w:sz="6" w:space="0" w:color="C4C7C5"/>
+              <w:left w:val="single" w:sz="6" w:space="0" w:color="C4C7C5"/>
+              <w:bottom w:val="single" w:sz="6" w:space="0" w:color="C4C7C5"/>
+              <w:right w:val="single" w:sz="6" w:space="0" w:color="C4C7C5"/>
+            </w:tcBorders>
+            <w:tcMar>
+              <w:top w:w="120" w:type="dxa"/>
+              <w:left w:w="180" w:type="dxa"/>
+              <w:bottom w:w="120" w:type="dxa"/>
+              <w:right w:w="180" w:type="dxa"/>
+            </w:tcMar>
+            <w:vAlign w:val="center"/>
+            <w:hideMark/>
+          </w:tcPr>
+          <w:p>
+            <w:pPr>
+              <w:pStyle w:val="BodyText"/>
+              <w:spacing w:line="259" w:lineRule="auto"/>
+              <w:jc w:val="both"/>
+            </w:pPr>
+            <w:r>
+              <w:rPr>
+                <w:b/>
+                <w:bCs/>
+              </w:rPr>
+              <w:t>Telemetry Events / Trip (E)</w:t>
+            </w:r>
+          </w:p>
+        </w:tc>
+        <w:tc>
+          <w:tcPr>
+            <w:tcW w:w="0" w:type="auto"/>
+            <w:tcBorders>
+              <w:top w:val="single" w:sz="6" w:space="0" w:color="C4C7C5"/>
+              <w:left w:val="single" w:sz="6" w:space="0" w:color="C4C7C5"/>
+              <w:bottom w:val="single" w:sz="6" w:space="0" w:color="C4C7C5"/>
+              <w:right w:val="single" w:sz="6" w:space="0" w:color="C4C7C5"/>
+            </w:tcBorders>
+            <w:tcMar>
+              <w:top w:w="120" w:type="dxa"/>
+              <w:left w:w="180" w:type="dxa"/>
+              <w:bottom w:w="120" w:type="dxa"/>
+              <w:right w:w="180" w:type="dxa"/>
+            </w:tcMar>
+            <w:vAlign w:val="center"/>
+            <w:hideMark/>
+          </w:tcPr>
+          <w:p>
+            <w:pPr>
+              <w:pStyle w:val="BodyText"/>
+              <w:spacing w:line="259" w:lineRule="auto"/>
+              <w:jc w:val="both"/>
+            </w:pPr>
+            <w:r>
+              <w:rPr>
+                <w:b/>
+                <w:bCs/>
+              </w:rPr>
+              <w:t>MongoDB Indexed Read (</w:t>
+            </w:r>
+            <w:proofErr w:type="spellStart"/>
+            <w:r>
+              <w:rPr>
+                <w:b/>
+                <w:bCs/>
+              </w:rPr>
+              <w:t>ms</w:t>
+            </w:r>
+            <w:proofErr w:type="spellEnd"/>
+            <w:r>
+              <w:rPr>
+                <w:b/>
+                <w:bCs/>
+              </w:rPr>
+              <w:t>)</w:t>
+            </w:r>
+          </w:p>
+        </w:tc>
+        <w:tc>
+          <w:tcPr>
+            <w:tcW w:w="0" w:type="auto"/>
+            <w:tcBorders>
+              <w:top w:val="single" w:sz="6" w:space="0" w:color="C4C7C5"/>
+              <w:left w:val="single" w:sz="6" w:space="0" w:color="C4C7C5"/>
+              <w:bottom w:val="single" w:sz="6" w:space="0" w:color="C4C7C5"/>
+              <w:right w:val="single" w:sz="6" w:space="0" w:color="C4C7C5"/>
+            </w:tcBorders>
+            <w:tcMar>
+              <w:top w:w="120" w:type="dxa"/>
+              <w:left w:w="180" w:type="dxa"/>
+              <w:bottom w:w="120" w:type="dxa"/>
+              <w:right w:w="180" w:type="dxa"/>
+            </w:tcMar>
+            <w:vAlign w:val="center"/>
+            <w:hideMark/>
+          </w:tcPr>
+          <w:p>
+            <w:pPr>
+              <w:pStyle w:val="BodyText"/>
+              <w:spacing w:line="259" w:lineRule="auto"/>
+              <w:jc w:val="both"/>
+            </w:pPr>
+            <w:r>
+              <w:rPr>
+                <w:b/>
+                <w:bCs/>
+              </w:rPr>
+              <w:t>MongoDB Unindexed Read (</w:t>
+            </w:r>
+            <w:proofErr w:type="spellStart"/>
+            <w:r>
+              <w:rPr>
+                <w:b/>
+                <w:bCs/>
+              </w:rPr>
+              <w:t>ms</w:t>
+            </w:r>
+            <w:proofErr w:type="spellEnd"/>
+            <w:r>
+              <w:rPr>
+                <w:b/>
+                <w:bCs/>
+              </w:rPr>
+              <w:t>)</w:t>
+            </w:r>
+          </w:p>
+        </w:tc>
+        <w:tc>
+          <w:tcPr>
+            <w:tcW w:w="0" w:type="auto"/>
+            <w:tcBorders>
+              <w:top w:val="single" w:sz="6" w:space="0" w:color="C4C7C5"/>
+              <w:left w:val="single" w:sz="6" w:space="0" w:color="C4C7C5"/>
+              <w:bottom w:val="single" w:sz="6" w:space="0" w:color="C4C7C5"/>
+              <w:right w:val="single" w:sz="6" w:space="0" w:color="C4C7C5"/>
+            </w:tcBorders>
+            <w:tcMar>
+              <w:top w:w="120" w:type="dxa"/>
+              <w:left w:w="180" w:type="dxa"/>
+              <w:bottom w:w="120" w:type="dxa"/>
+              <w:right w:w="180" w:type="dxa"/>
+            </w:tcMar>
+            <w:vAlign w:val="center"/>
+            <w:hideMark/>
+          </w:tcPr>
+          <w:p>
+            <w:pPr>
+              <w:pStyle w:val="BodyText"/>
+              <w:spacing w:line="259" w:lineRule="auto"/>
+              <w:jc w:val="both"/>
+            </w:pPr>
+            <w:r>
+              <w:rPr>
+                <w:b/>
+                <w:bCs/>
+              </w:rPr>
+              <w:t>Spark Pipeline Execution (s)</w:t>
+            </w:r>
+          </w:p>
+        </w:tc>
+      </w:tr>
+      <w:tr>
+        <w:trPr>
+          <w:trHeight w:val="830"/>
+          <w:tblCellSpacing w:w="15" w:type="dxa"/>
+        </w:trPr>
+        <w:tc>
+          <w:tcPr>
+            <w:tcW w:w="0" w:type="auto"/>
+            <w:tcBorders>
+              <w:top w:val="single" w:sz="6" w:space="0" w:color="C4C7C5"/>
+              <w:left w:val="single" w:sz="6" w:space="0" w:color="C4C7C5"/>
+              <w:bottom w:val="single" w:sz="6" w:space="0" w:color="C4C7C5"/>
+              <w:right w:val="single" w:sz="6" w:space="0" w:color="C4C7C5"/>
+            </w:tcBorders>
+            <w:tcMar>
+              <w:top w:w="120" w:type="dxa"/>
+              <w:left w:w="180" w:type="dxa"/>
+              <w:bottom w:w="120" w:type="dxa"/>
+              <w:right w:w="180" w:type="dxa"/>
+            </w:tcMar>
+            <w:vAlign w:val="center"/>
+            <w:hideMark/>
+          </w:tcPr>
+          <w:p>
+            <w:pPr>
+              <w:pStyle w:val="BodyText"/>
+              <w:spacing w:line="259" w:lineRule="auto"/>
+              <w:jc w:val="both"/>
+            </w:pPr>
+            <w:r>
+              <w:rPr>
+                <w:b/>
+                <w:bCs/>
+              </w:rPr>
+              <w:t>Scenario Alpha</w:t>
+            </w:r>
+          </w:p>
+        </w:tc>
+        <w:tc>
+          <w:tcPr>
+            <w:tcW w:w="0" w:type="auto"/>
+            <w:tcBorders>
+              <w:top w:val="single" w:sz="6" w:space="0" w:color="C4C7C5"/>
+              <w:left w:val="single" w:sz="6" w:space="0" w:color="C4C7C5"/>
+              <w:bottom w:val="single" w:sz="6" w:space="0" w:color="C4C7C5"/>
+              <w:right w:val="single" w:sz="6" w:space="0" w:color="C4C7C5"/>
+            </w:tcBorders>
+            <w:tcMar>
+              <w:top w:w="120" w:type="dxa"/>
+              <w:left w:w="180" w:type="dxa"/>
+              <w:bottom w:w="120" w:type="dxa"/>
+              <w:right w:w="180" w:type="dxa"/>
+            </w:tcMar>
+            <w:vAlign w:val="center"/>
+            <w:hideMark/>
+          </w:tcPr>
+          <w:p>
+            <w:pPr>
+              <w:pStyle w:val="BodyText"/>
+              <w:spacing w:line="259" w:lineRule="auto"/>
+              <w:jc w:val="both"/>
+            </w:pPr>
+            <w:r>
+              <w:t>1,000</w:t>
+            </w:r>
+          </w:p>
+        </w:tc>
+        <w:tc>
+          <w:tcPr>
+            <w:tcW w:w="0" w:type="auto"/>
+            <w:tcBorders>
+              <w:top w:val="single" w:sz="6" w:space="0" w:color="C4C7C5"/>
+              <w:left w:val="single" w:sz="6" w:space="0" w:color="C4C7C5"/>
+              <w:bottom w:val="single" w:sz="6" w:space="0" w:color="C4C7C5"/>
+              <w:right w:val="single" w:sz="6" w:space="0" w:color="C4C7C5"/>
+            </w:tcBorders>
+            <w:tcMar>
+              <w:top w:w="120" w:type="dxa"/>
+              <w:left w:w="180" w:type="dxa"/>
+              <w:bottom w:w="120" w:type="dxa"/>
+              <w:right w:w="180" w:type="dxa"/>
+            </w:tcMar>
+            <w:vAlign w:val="center"/>
+            <w:hideMark/>
+          </w:tcPr>
+          <w:p>
+            <w:pPr>
+              <w:pStyle w:val="BodyText"/>
+              <w:spacing w:line="259" w:lineRule="auto"/>
+              <w:jc w:val="both"/>
+            </w:pPr>
+            <w:r>
+              <w:t>10,000</w:t>
+            </w:r>
+          </w:p>
+        </w:tc>
+        <w:tc>
+          <w:tcPr>
+            <w:tcW w:w="0" w:type="auto"/>
+            <w:tcBorders>
+              <w:top w:val="single" w:sz="6" w:space="0" w:color="C4C7C5"/>
+              <w:left w:val="single" w:sz="6" w:space="0" w:color="C4C7C5"/>
+              <w:bottom w:val="single" w:sz="6" w:space="0" w:color="C4C7C5"/>
+              <w:right w:val="single" w:sz="6" w:space="0" w:color="C4C7C5"/>
+            </w:tcBorders>
+            <w:tcMar>
+              <w:top w:w="120" w:type="dxa"/>
+              <w:left w:w="180" w:type="dxa"/>
+              <w:bottom w:w="120" w:type="dxa"/>
+              <w:right w:w="180" w:type="dxa"/>
+            </w:tcMar>
+            <w:vAlign w:val="center"/>
+            <w:hideMark/>
+          </w:tcPr>
+          <w:p>
+            <w:pPr>
+              <w:pStyle w:val="BodyText"/>
+              <w:spacing w:line="259" w:lineRule="auto"/>
+              <w:jc w:val="both"/>
+            </w:pPr>
+            <w:r>
+              <w:t>0</w:t>
+            </w:r>
+          </w:p>
+        </w:tc>
+        <w:tc>
+          <w:tcPr>
+            <w:tcW w:w="0" w:type="auto"/>
+            <w:tcBorders>
+              <w:top w:val="single" w:sz="6" w:space="0" w:color="C4C7C5"/>
+              <w:left w:val="single" w:sz="6" w:space="0" w:color="C4C7C5"/>
+              <w:bottom w:val="single" w:sz="6" w:space="0" w:color="C4C7C5"/>
+              <w:right w:val="single" w:sz="6" w:space="0" w:color="C4C7C5"/>
+            </w:tcBorders>
+            <w:tcMar>
+              <w:top w:w="120" w:type="dxa"/>
+              <w:left w:w="180" w:type="dxa"/>
+              <w:bottom w:w="120" w:type="dxa"/>
+              <w:right w:w="180" w:type="dxa"/>
+            </w:tcMar>
+            <w:vAlign w:val="center"/>
+            <w:hideMark/>
+          </w:tcPr>
+          <w:p>
+            <w:pPr>
+              <w:pStyle w:val="BodyText"/>
+              <w:spacing w:line="259" w:lineRule="auto"/>
+              <w:jc w:val="both"/>
+            </w:pPr>
+            <w:r>
+              <w:t xml:space="preserve">4.2 </w:t>
+            </w:r>
+            <w:proofErr w:type="spellStart"/>
+            <w:r>
+              <w:t>ms</w:t>
+            </w:r>
+            <w:proofErr w:type="spellEnd"/>
+          </w:p>
+        </w:tc>
+        <w:tc>
+          <w:tcPr>
+            <w:tcW w:w="0" w:type="auto"/>
+            <w:tcBorders>
+              <w:top w:val="single" w:sz="6" w:space="0" w:color="C4C7C5"/>
+              <w:left w:val="single" w:sz="6" w:space="0" w:color="C4C7C5"/>
+              <w:bottom w:val="single" w:sz="6" w:space="0" w:color="C4C7C5"/>
+              <w:right w:val="single" w:sz="6" w:space="0" w:color="C4C7C5"/>
+            </w:tcBorders>
+            <w:tcMar>
+              <w:top w:w="120" w:type="dxa"/>
+              <w:left w:w="180" w:type="dxa"/>
+              <w:bottom w:w="120" w:type="dxa"/>
+              <w:right w:w="180" w:type="dxa"/>
+            </w:tcMar>
+            <w:vAlign w:val="center"/>
+            <w:hideMark/>
+          </w:tcPr>
+          <w:p>
+            <w:pPr>
+              <w:pStyle w:val="BodyText"/>
+              <w:spacing w:line="259" w:lineRule="auto"/>
+              <w:jc w:val="both"/>
+            </w:pPr>
+            <w:r>
+              <w:t xml:space="preserve">48.9 </w:t>
+            </w:r>
+            <w:proofErr w:type="spellStart"/>
+            <w:r>
+              <w:t>ms</w:t>
+            </w:r>
+            <w:proofErr w:type="spellEnd"/>
+          </w:p>
+        </w:tc>
+        <w:tc>
+          <w:tcPr>
+            <w:tcW w:w="0" w:type="auto"/>
+            <w:tcBorders>
+              <w:top w:val="single" w:sz="6" w:space="0" w:color="C4C7C5"/>
+              <w:left w:val="single" w:sz="6" w:space="0" w:color="C4C7C5"/>
+              <w:bottom w:val="single" w:sz="6" w:space="0" w:color="C4C7C5"/>
+              <w:right w:val="single" w:sz="6" w:space="0" w:color="C4C7C5"/>
+            </w:tcBorders>
+            <w:tcMar>
+              <w:top w:w="120" w:type="dxa"/>
+              <w:left w:w="180" w:type="dxa"/>
+              <w:bottom w:w="120" w:type="dxa"/>
+              <w:right w:w="180" w:type="dxa"/>
+            </w:tcMar>
+            <w:vAlign w:val="center"/>
+            <w:hideMark/>
+          </w:tcPr>
+          <w:p>
+            <w:pPr>
+              <w:pStyle w:val="BodyText"/>
+              <w:spacing w:line="259" w:lineRule="auto"/>
+              <w:jc w:val="both"/>
+            </w:pPr>
+            <w:r>
+              <w:t>1.82 s</w:t>
+            </w:r>
+          </w:p>
+        </w:tc>
+      </w:tr>
+      <w:tr>
+        <w:trPr>
+          <w:trHeight w:val="830"/>
+          <w:tblCellSpacing w:w="15" w:type="dxa"/>
+        </w:trPr>
+        <w:tc>
+          <w:tcPr>
+            <w:tcW w:w="0" w:type="auto"/>
+            <w:tcBorders>
+              <w:top w:val="single" w:sz="6" w:space="0" w:color="C4C7C5"/>
+              <w:left w:val="single" w:sz="6" w:space="0" w:color="C4C7C5"/>
+              <w:bottom w:val="single" w:sz="6" w:space="0" w:color="C4C7C5"/>
+              <w:right w:val="single" w:sz="6" w:space="0" w:color="C4C7C5"/>
+            </w:tcBorders>
+            <w:tcMar>
+              <w:top w:w="120" w:type="dxa"/>
+              <w:left w:w="180" w:type="dxa"/>
+              <w:bottom w:w="120" w:type="dxa"/>
+              <w:right w:w="180" w:type="dxa"/>
+            </w:tcMar>
+            <w:vAlign w:val="center"/>
+            <w:hideMark/>
+          </w:tcPr>
+          <w:p>
+            <w:pPr>
+              <w:pStyle w:val="BodyText"/>
+              <w:spacing w:line="259" w:lineRule="auto"/>
+              <w:jc w:val="both"/>
+            </w:pPr>
+            <w:r>
+              <w:rPr>
+                <w:b/>
+                <w:bCs/>
+              </w:rPr>
+              <w:t>Scenario Beta</w:t>
+            </w:r>
+          </w:p>
+        </w:tc>
+        <w:tc>
+          <w:tcPr>
+            <w:tcW w:w="0" w:type="auto"/>
+            <w:tcBorders>
+              <w:top w:val="single" w:sz="6" w:space="0" w:color="C4C7C5"/>
+              <w:left w:val="single" w:sz="6" w:space="0" w:color="C4C7C5"/>
+              <w:bottom w:val="single" w:sz="6" w:space="0" w:color="C4C7C5"/>
+              <w:right w:val="single" w:sz="6" w:space="0" w:color="C4C7C5"/>
+            </w:tcBorders>
+            <w:tcMar>
+              <w:top w:w="120" w:type="dxa"/>
+              <w:left w:w="180" w:type="dxa"/>
+              <w:bottom w:w="120" w:type="dxa"/>
+              <w:right w:w="180" w:type="dxa"/>
+            </w:tcMar>
+            <w:vAlign w:val="center"/>
+            <w:hideMark/>
+          </w:tcPr>
+          <w:p>
+            <w:pPr>
+              <w:pStyle w:val="BodyText"/>
+              <w:spacing w:line="259" w:lineRule="auto"/>
+              <w:jc w:val="both"/>
+            </w:pPr>
+            <w:r>
+              <w:t>10,000</w:t>
+            </w:r>
+          </w:p>
+        </w:tc>
+        <w:tc>
+          <w:tcPr>
+            <w:tcW w:w="0" w:type="auto"/>
+            <w:tcBorders>
+              <w:top w:val="single" w:sz="6" w:space="0" w:color="C4C7C5"/>
+              <w:left w:val="single" w:sz="6" w:space="0" w:color="C4C7C5"/>
+              <w:bottom w:val="single" w:sz="6" w:space="0" w:color="C4C7C5"/>
+              <w:right w:val="single" w:sz="6" w:space="0" w:color="C4C7C5"/>
+            </w:tcBorders>
+            <w:tcMar>
+              <w:top w:w="120" w:type="dxa"/>
+              <w:left w:w="180" w:type="dxa"/>
+              <w:bottom w:w="120" w:type="dxa"/>
+              <w:right w:w="180" w:type="dxa"/>
+            </w:tcMar>
+            <w:vAlign w:val="center"/>
+            <w:hideMark/>
+          </w:tcPr>
+          <w:p>
+            <w:pPr>
+              <w:pStyle w:val="BodyText"/>
+              <w:spacing w:line="259" w:lineRule="auto"/>
+              <w:jc w:val="both"/>
+            </w:pPr>
+            <w:r>
+              <w:t>50,000</w:t>
+            </w:r>
+          </w:p>
+        </w:tc>
+        <w:tc>
+          <w:tcPr>
+            <w:tcW w:w="0" w:type="auto"/>
+            <w:tcBorders>
+              <w:top w:val="single" w:sz="6" w:space="0" w:color="C4C7C5"/>
+              <w:left w:val="single" w:sz="6" w:space="0" w:color="C4C7C5"/>
+              <w:bottom w:val="single" w:sz="6" w:space="0" w:color="C4C7C5"/>
+              <w:right w:val="single" w:sz="6" w:space="0" w:color="C4C7C5"/>
+            </w:tcBorders>
+            <w:tcMar>
+              <w:top w:w="120" w:type="dxa"/>
+              <w:left w:w="180" w:type="dxa"/>
+              <w:bottom w:w="120" w:type="dxa"/>
+              <w:right w:w="180" w:type="dxa"/>
+            </w:tcMar>
+            <w:vAlign w:val="center"/>
+            <w:hideMark/>
+          </w:tcPr>
+          <w:p>
+            <w:pPr>
+              <w:pStyle w:val="BodyText"/>
+              <w:spacing w:line="259" w:lineRule="auto"/>
+              <w:jc w:val="both"/>
+            </w:pPr>
+            <w:r>
+              <w:t>5</w:t>
+            </w:r>
+          </w:p>
+        </w:tc>
+        <w:tc>
+          <w:tcPr>
+            <w:tcW w:w="0" w:type="auto"/>
+            <w:tcBorders>
+              <w:top w:val="single" w:sz="6" w:space="0" w:color="C4C7C5"/>
+              <w:left w:val="single" w:sz="6" w:space="0" w:color="C4C7C5"/>
+              <w:bottom w:val="single" w:sz="6" w:space="0" w:color="C4C7C5"/>
+              <w:right w:val="single" w:sz="6" w:space="0" w:color="C4C7C5"/>
+            </w:tcBorders>
+            <w:tcMar>
+              <w:top w:w="120" w:type="dxa"/>
+              <w:left w:w="180" w:type="dxa"/>
+              <w:bottom w:w="120" w:type="dxa"/>
+              <w:right w:w="180" w:type="dxa"/>
+            </w:tcMar>
+            <w:vAlign w:val="center"/>
+            <w:hideMark/>
+          </w:tcPr>
+          <w:p>
+            <w:pPr>
+              <w:pStyle w:val="BodyText"/>
+              <w:spacing w:line="259" w:lineRule="auto"/>
+              <w:jc w:val="both"/>
+            </w:pPr>
+            <w:r>
+              <w:t xml:space="preserve">12.8 </w:t>
+            </w:r>
+            <w:proofErr w:type="spellStart"/>
+            <w:r>
+              <w:t>ms</w:t>
+            </w:r>
+            <w:proofErr w:type="spellEnd"/>
+          </w:p>
+        </w:tc>
+        <w:tc>
+          <w:tcPr>
+            <w:tcW w:w="0" w:type="auto"/>
+            <w:tcBorders>
+              <w:top w:val="single" w:sz="6" w:space="0" w:color="C4C7C5"/>
+              <w:left w:val="single" w:sz="6" w:space="0" w:color="C4C7C5"/>
+              <w:bottom w:val="single" w:sz="6" w:space="0" w:color="C4C7C5"/>
+              <w:right w:val="single" w:sz="6" w:space="0" w:color="C4C7C5"/>
+            </w:tcBorders>
+            <w:tcMar>
+              <w:top w:w="120" w:type="dxa"/>
+              <w:left w:w="180" w:type="dxa"/>
+              <w:bottom w:w="120" w:type="dxa"/>
+              <w:right w:w="180" w:type="dxa"/>
+            </w:tcMar>
+            <w:vAlign w:val="center"/>
+            <w:hideMark/>
+          </w:tcPr>
+          <w:p>
+            <w:pPr>
+              <w:pStyle w:val="BodyText"/>
+              <w:spacing w:line="259" w:lineRule="auto"/>
+              <w:jc w:val="both"/>
+            </w:pPr>
+            <w:r>
+              <w:t xml:space="preserve">284.1 </w:t>
+            </w:r>
+            <w:proofErr w:type="spellStart"/>
+            <w:r>
+              <w:t>ms</w:t>
+            </w:r>
+            <w:proofErr w:type="spellEnd"/>
+          </w:p>
+        </w:tc>
+        <w:tc>
+          <w:tcPr>
+            <w:tcW w:w="0" w:type="auto"/>
+            <w:tcBorders>
+              <w:top w:val="single" w:sz="6" w:space="0" w:color="C4C7C5"/>
+              <w:left w:val="single" w:sz="6" w:space="0" w:color="C4C7C5"/>
+              <w:bottom w:val="single" w:sz="6" w:space="0" w:color="C4C7C5"/>
+              <w:right w:val="single" w:sz="6" w:space="0" w:color="C4C7C5"/>
+            </w:tcBorders>
+            <w:tcMar>
+              <w:top w:w="120" w:type="dxa"/>
+              <w:left w:w="180" w:type="dxa"/>
+              <w:bottom w:w="120" w:type="dxa"/>
+              <w:right w:w="180" w:type="dxa"/>
+            </w:tcMar>
+            <w:vAlign w:val="center"/>
+            <w:hideMark/>
+          </w:tcPr>
+          <w:p>
+            <w:pPr>
+              <w:pStyle w:val="BodyText"/>
+              <w:spacing w:line="259" w:lineRule="auto"/>
+              <w:jc w:val="both"/>
+            </w:pPr>
+            <w:r>
+              <w:t>8.45 s</w:t>
+            </w:r>
+          </w:p>
+        </w:tc>
+      </w:tr>
+      <w:tr>
+        <w:trPr>
+          <w:trHeight w:val="830"/>
+          <w:tblCellSpacing w:w="15" w:type="dxa"/>
+        </w:trPr>
+        <w:tc>
+          <w:tcPr>
+            <w:tcW w:w="0" w:type="auto"/>
+            <w:tcBorders>
+              <w:top w:val="single" w:sz="6" w:space="0" w:color="C4C7C5"/>
+              <w:left w:val="single" w:sz="6" w:space="0" w:color="C4C7C5"/>
+              <w:bottom w:val="single" w:sz="6" w:space="0" w:color="C4C7C5"/>
+              <w:right w:val="single" w:sz="6" w:space="0" w:color="C4C7C5"/>
+            </w:tcBorders>
+            <w:tcMar>
+              <w:top w:w="120" w:type="dxa"/>
+              <w:left w:w="180" w:type="dxa"/>
+              <w:bottom w:w="120" w:type="dxa"/>
+              <w:right w:w="180" w:type="dxa"/>
+            </w:tcMar>
+            <w:vAlign w:val="center"/>
+            <w:hideMark/>
+          </w:tcPr>
+          <w:p>
+            <w:pPr>
+              <w:pStyle w:val="BodyText"/>
+              <w:spacing w:line="259" w:lineRule="auto"/>
+              <w:jc w:val="both"/>
+            </w:pPr>
+            <w:r>
+              <w:rPr>
+                <w:b/>
+                <w:bCs/>
+              </w:rPr>
+              <w:t>Scenario Gamma</w:t>
+            </w:r>
+          </w:p>
+        </w:tc>
+        <w:tc>
+          <w:tcPr>
+            <w:tcW w:w="0" w:type="auto"/>
+            <w:tcBorders>
+              <w:top w:val="single" w:sz="6" w:space="0" w:color="C4C7C5"/>
+              <w:left w:val="single" w:sz="6" w:space="0" w:color="C4C7C5"/>
+              <w:bottom w:val="single" w:sz="6" w:space="0" w:color="C4C7C5"/>
+              <w:right w:val="single" w:sz="6" w:space="0" w:color="C4C7C5"/>
+            </w:tcBorders>
+            <w:tcMar>
+              <w:top w:w="120" w:type="dxa"/>
+              <w:left w:w="180" w:type="dxa"/>
+              <w:bottom w:w="120" w:type="dxa"/>
+              <w:right w:w="180" w:type="dxa"/>
+            </w:tcMar>
+            <w:vAlign w:val="center"/>
+            <w:hideMark/>
+          </w:tcPr>
+          <w:p>
+            <w:pPr>
+              <w:pStyle w:val="BodyText"/>
+              <w:spacing w:line="259" w:lineRule="auto"/>
+              <w:jc w:val="both"/>
+            </w:pPr>
+            <w:r>
+              <w:t>50,000</w:t>
+            </w:r>
+          </w:p>
+        </w:tc>
+        <w:tc>
+          <w:tcPr>
+            <w:tcW w:w="0" w:type="auto"/>
+            <w:tcBorders>
+              <w:top w:val="single" w:sz="6" w:space="0" w:color="C4C7C5"/>
+              <w:left w:val="single" w:sz="6" w:space="0" w:color="C4C7C5"/>
+              <w:bottom w:val="single" w:sz="6" w:space="0" w:color="C4C7C5"/>
+              <w:right w:val="single" w:sz="6" w:space="0" w:color="C4C7C5"/>
+            </w:tcBorders>
+            <w:tcMar>
+              <w:top w:w="120" w:type="dxa"/>
+              <w:left w:w="180" w:type="dxa"/>
+              <w:bottom w:w="120" w:type="dxa"/>
+              <w:right w:w="180" w:type="dxa"/>
+            </w:tcMar>
+            <w:vAlign w:val="center"/>
+            <w:hideMark/>
+          </w:tcPr>
+          <w:p>
+            <w:pPr>
+              <w:pStyle w:val="BodyText"/>
+              <w:spacing w:line="259" w:lineRule="auto"/>
+              <w:jc w:val="both"/>
+            </w:pPr>
+            <w:r>
+              <w:t>100,000</w:t>
+            </w:r>
+          </w:p>
+        </w:tc>
+        <w:tc>
+          <w:tcPr>
+            <w:tcW w:w="0" w:type="auto"/>
+            <w:tcBorders>
+              <w:top w:val="single" w:sz="6" w:space="0" w:color="C4C7C5"/>
+              <w:left w:val="single" w:sz="6" w:space="0" w:color="C4C7C5"/>
+              <w:bottom w:val="single" w:sz="6" w:space="0" w:color="C4C7C5"/>
+              <w:right w:val="single" w:sz="6" w:space="0" w:color="C4C7C5"/>
+            </w:tcBorders>
+            <w:tcMar>
+              <w:top w:w="120" w:type="dxa"/>
+              <w:left w:w="180" w:type="dxa"/>
+              <w:bottom w:w="120" w:type="dxa"/>
+              <w:right w:w="180" w:type="dxa"/>
+            </w:tcMar>
+            <w:vAlign w:val="center"/>
+            <w:hideMark/>
+          </w:tcPr>
+          <w:p>
+            <w:pPr>
+              <w:pStyle w:val="BodyText"/>
+              <w:spacing w:line="259" w:lineRule="auto"/>
+              <w:jc w:val="both"/>
+            </w:pPr>
+            <w:r>
+              <w:t>10</w:t>
+            </w:r>
+          </w:p>
+        </w:tc>
+        <w:tc>
+          <w:tcPr>
+            <w:tcW w:w="0" w:type="auto"/>
+            <w:tcBorders>
+              <w:top w:val="single" w:sz="6" w:space="0" w:color="C4C7C5"/>
+              <w:left w:val="single" w:sz="6" w:space="0" w:color="C4C7C5"/>
+              <w:bottom w:val="single" w:sz="6" w:space="0" w:color="C4C7C5"/>
+              <w:right w:val="single" w:sz="6" w:space="0" w:color="C4C7C5"/>
+            </w:tcBorders>
+            <w:tcMar>
+              <w:top w:w="120" w:type="dxa"/>
+              <w:left w:w="180" w:type="dxa"/>
+              <w:bottom w:w="120" w:type="dxa"/>
+              <w:right w:w="180" w:type="dxa"/>
+            </w:tcMar>
+            <w:vAlign w:val="center"/>
+            <w:hideMark/>
+          </w:tcPr>
+          <w:p>
+            <w:pPr>
+              <w:pStyle w:val="BodyText"/>
+              <w:spacing w:line="259" w:lineRule="auto"/>
+              <w:jc w:val="both"/>
+            </w:pPr>
+            <w:r>
+              <w:t xml:space="preserve">22.1 </w:t>
+            </w:r>
+            <w:proofErr w:type="spellStart"/>
+            <w:r>
+              <w:t>ms</w:t>
+            </w:r>
+            <w:proofErr w:type="spellEnd"/>
+          </w:p>
+        </w:tc>
+        <w:tc>
+          <w:tcPr>
+            <w:tcW w:w="0" w:type="auto"/>
+            <w:tcBorders>
+              <w:top w:val="single" w:sz="6" w:space="0" w:color="C4C7C5"/>
+              <w:left w:val="single" w:sz="6" w:space="0" w:color="C4C7C5"/>
+              <w:bottom w:val="single" w:sz="6" w:space="0" w:color="C4C7C5"/>
+              <w:right w:val="single" w:sz="6" w:space="0" w:color="C4C7C5"/>
+            </w:tcBorders>
+            <w:tcMar>
+              <w:top w:w="120" w:type="dxa"/>
+              <w:left w:w="180" w:type="dxa"/>
+              <w:bottom w:w="120" w:type="dxa"/>
+              <w:right w:w="180" w:type="dxa"/>
+            </w:tcMar>
+            <w:vAlign w:val="center"/>
+            <w:hideMark/>
+          </w:tcPr>
+          <w:p>
+            <w:pPr>
+              <w:pStyle w:val="BodyText"/>
+              <w:spacing w:line="259" w:lineRule="auto"/>
+              <w:jc w:val="both"/>
+            </w:pPr>
+            <w:r>
+              <w:t xml:space="preserve">712.4 </w:t>
+            </w:r>
+            <w:proofErr w:type="spellStart"/>
+            <w:r>
+              <w:t>ms</w:t>
+            </w:r>
+            <w:proofErr w:type="spellEnd"/>
+          </w:p>
+        </w:tc>
+        <w:tc>
+          <w:tcPr>
+            <w:tcW w:w="0" w:type="auto"/>
+            <w:tcBorders>
+              <w:top w:val="single" w:sz="6" w:space="0" w:color="C4C7C5"/>
+              <w:left w:val="single" w:sz="6" w:space="0" w:color="C4C7C5"/>
+              <w:bottom w:val="single" w:sz="6" w:space="0" w:color="C4C7C5"/>
+              <w:right w:val="single" w:sz="6" w:space="0" w:color="C4C7C5"/>
+            </w:tcBorders>
+            <w:tcMar>
+              <w:top w:w="120" w:type="dxa"/>
+              <w:left w:w="180" w:type="dxa"/>
+              <w:bottom w:w="120" w:type="dxa"/>
+              <w:right w:w="180" w:type="dxa"/>
+            </w:tcMar>
+            <w:vAlign w:val="center"/>
+            <w:hideMark/>
+          </w:tcPr>
+          <w:p>
+            <w:pPr>
+              <w:pStyle w:val="BodyText"/>
+              <w:spacing w:line="259" w:lineRule="auto"/>
+              <w:jc w:val="both"/>
+            </w:pPr>
+            <w:r>
+              <w:t>19.12 s</w:t>
+            </w:r>
+          </w:p>
+        </w:tc>
+      </w:tr>
+    </w:tbl>
+    <w:p>
+      <w:pPr>
+        <w:pStyle w:val="BodyText"/>
+        <w:spacing w:line="259" w:lineRule="auto"/>
+        <w:jc w:val="both"/>
+      </w:pPr>
+    </w:p>
+    <w:p/>
+    <w:p/>
+    <w:p/>
+    <w:p/>
+    <w:p/>
+    <w:p/>
+    <w:p/>
+    <w:p/>
+    <w:p/>
+    <w:p/>
+    <w:p/>
+    <w:p/>
+    <w:p/>
+    <w:p>
+      <w:pPr>
+        <w:rPr>
+          <w:sz w:val="24"/>
+          <w:szCs w:val="24"/>
+        </w:rPr>
+      </w:pPr>
+    </w:p>
+    <w:p/>
+    <w:p/>
+    <w:p>
+      <w:pPr>
+        <w:rPr>
+          <w:sz w:val="24"/>
+          <w:szCs w:val="24"/>
+        </w:rPr>
+      </w:pPr>
+    </w:p>
+    <w:p>
+      <w:pPr>
+        <w:rPr>
+          <w:sz w:val="24"/>
+          <w:szCs w:val="24"/>
+        </w:rPr>
+      </w:pPr>
+    </w:p>
+    <w:p>
+      <w:pPr>
+        <w:rPr>
+          <w:sz w:val="24"/>
+          <w:szCs w:val="24"/>
+        </w:rPr>
+      </w:pPr>
+    </w:p>
+    <w:p>
+      <w:pPr>
+        <w:rPr>
+          <w:sz w:val="24"/>
+          <w:szCs w:val="24"/>
+        </w:rPr>
+      </w:pPr>
+    </w:p>
+    <w:p>
+      <w:pPr>
+        <w:rPr>
+          <w:sz w:val="24"/>
+          <w:szCs w:val="24"/>
+        </w:rPr>
+      </w:pPr>
+    </w:p>
+    <w:p>
+      <w:pPr>
+        <w:rPr>
+          <w:b/>
+          <w:bCs/>
+          <w:sz w:val="32"/>
+          <w:szCs w:val="32"/>
+        </w:rPr>
+      </w:pPr>
+      <w:r>
+        <w:rPr>
+          <w:sz w:val="24"/>
+          <w:szCs w:val="24"/>
+        </w:rPr>
+        <w:tab/>
+      </w:r>
+      <w:r>
+        <w:rPr>
+          <w:b/>
+          <w:bCs/>
+          <w:sz w:val="32"/>
+          <w:szCs w:val="32"/>
+        </w:rPr>
+        <w:t>4.2 Benchmark Insights &amp; Engineering Analysis</w:t>
+      </w:r>
+    </w:p>
+    <w:p>
+      <w:pPr>
+        <w:rPr>
+          <w:b/>
+          <w:bCs/>
+          <w:sz w:val="28"/>
+          <w:szCs w:val="28"/>
+        </w:rPr>
+      </w:pPr>
+    </w:p>
+    <w:p>
+      <w:pPr>
+        <w:numPr>
+          <w:ilvl w:val="1"/>
+          <w:numId w:val="15"/>
+        </w:numPr>
+        <w:ind w:left="1080" w:right="1440"/>
+        <w:jc w:val="both"/>
+        <w:rPr>
+          <w:sz w:val="24"/>
+          <w:szCs w:val="24"/>
+        </w:rPr>
+      </w:pPr>
+      <w:r>
+        <w:rPr>
+          <w:b/>
+          <w:bCs/>
+          <w:sz w:val="28"/>
+          <w:szCs w:val="28"/>
+        </w:rPr>
+        <w:t>The Impact of Indexing in MongoDB:</w:t>
+      </w:r>
+      <w:r>
+        <w:rPr>
+          <w:sz w:val="24"/>
+          <w:szCs w:val="24"/>
+        </w:rPr>
+        <w:t xml:space="preserve"> In unindexed collections, performance drops linearly ($O(N)$) as MongoDB is forced to perform full collection scans to look up data. Setting up compound indexes (city, start_time) reduces lookups to a highly efficient logarithmic time complexity ($</w:t>
+      </w:r>
+      <w:proofErr w:type="gramStart"/>
+      <w:r>
+        <w:rPr>
+          <w:sz w:val="24"/>
+          <w:szCs w:val="24"/>
+        </w:rPr>
+        <w:t>O(</w:t>
+      </w:r>
+      <w:proofErr w:type="gramEnd"/>
+      <w:r>
+        <w:rPr>
+          <w:sz w:val="24"/>
+          <w:szCs w:val="24"/>
+        </w:rPr>
+        <w:t xml:space="preserve">\log </w:t>
+      </w:r>
+      <w:proofErr w:type="gramStart"/>
+      <w:r>
+        <w:rPr>
+          <w:sz w:val="24"/>
+          <w:szCs w:val="24"/>
+        </w:rPr>
+        <w:t>N)$</w:t>
+      </w:r>
+      <w:proofErr w:type="gramEnd"/>
+      <w:r>
+        <w:rPr>
+          <w:sz w:val="24"/>
+          <w:szCs w:val="24"/>
+        </w:rPr>
+        <w:t>), maintaining sub-30ms execution speeds even under heavy production loads.</w:t>
+      </w:r>
+    </w:p>
+    <w:p>
+      <w:pPr>
+        <w:numPr>
+          <w:ilvl w:val="1"/>
+          <w:numId w:val="15"/>
+        </w:numPr>
+        <w:ind w:left="1080" w:right="1440"/>
+        <w:jc w:val="both"/>
+        <w:rPr>
+          <w:sz w:val="24"/>
+          <w:szCs w:val="24"/>
+        </w:rPr>
+      </w:pPr>
+      <w:r>
+        <w:rPr>
+          <w:b/>
+          <w:bCs/>
+          <w:sz w:val="28"/>
+          <w:szCs w:val="28"/>
+        </w:rPr>
+        <w:t>Nested Telemetry Array Scale Factors:</w:t>
+      </w:r>
+      <w:r>
+        <w:rPr>
+          <w:sz w:val="24"/>
+          <w:szCs w:val="24"/>
+        </w:rPr>
+        <w:t xml:space="preserve"> When nested arrays scale up to 10 telemetry nodes per trip record, document sizes expand. However, because telemetry markers are embedded directly within the trip document, the database avoids expensive relational table joins, demonstrating how NoSQL architectures can outpace traditional setups for continuous data streams.</w:t>
+      </w:r>
+    </w:p>
+    <w:p>
+      <w:pPr>
+        <w:numPr>
+          <w:ilvl w:val="1"/>
+          <w:numId w:val="15"/>
+        </w:numPr>
+        <w:ind w:left="1080" w:right="1440"/>
+        <w:jc w:val="both"/>
+        <w:rPr>
+          <w:sz w:val="24"/>
+          <w:szCs w:val="24"/>
+        </w:rPr>
+      </w:pPr>
+      <w:r>
+        <w:rPr>
+          <w:b/>
+          <w:bCs/>
+          <w:sz w:val="28"/>
+          <w:szCs w:val="28"/>
+        </w:rPr>
+        <w:t>Linear Distributed Scaling in Apache Spark:</w:t>
+      </w:r>
+      <w:r>
+        <w:rPr>
+          <w:sz w:val="28"/>
+          <w:szCs w:val="28"/>
+        </w:rPr>
+        <w:t xml:space="preserve"> </w:t>
+      </w:r>
+      <w:r>
+        <w:rPr>
+          <w:sz w:val="24"/>
+          <w:szCs w:val="24"/>
+        </w:rPr>
+        <w:t>While processing time scales up as total data vectors grow, Apache Spark splits workloads across execution threads efficiently. Spark handles the jump from 10k basic trips to 100k highly detailed telemetry records with stable, linear processing times ($O(N)$), proving that the pipeline is ready to scale up to massive real-world datasets.</w:t>
+      </w:r>
+    </w:p>
+    <w:p>
+      <w:pPr>
+        <w:rPr>
+          <w:sz w:val="24"/>
+          <w:szCs w:val="24"/>
+        </w:rPr>
+      </w:pPr>
+    </w:p>
+    <w:p>
+      <w:pPr>
+        <w:rPr>
+          <w:sz w:val="24"/>
+          <w:szCs w:val="24"/>
+        </w:rPr>
+      </w:pPr>
+    </w:p>
+    <w:p>
+      <w:pPr>
         <w:sectPr>
           <w:pgSz w:w="12240" w:h="15840"/>
           <w:pgMar w:top="1380" w:right="0" w:bottom="280" w:left="720" w:header="720" w:footer="720" w:gutter="0"/>
@@ -737,13 +4191,8 @@
     <w:p>
       <w:pPr>
         <w:pStyle w:val="BodyText"/>
-        <w:jc w:val="both"/>
-      </w:pPr>
-    </w:p>
-    <w:p>
-      <w:pPr>
-        <w:pStyle w:val="BodyText"/>
-        <w:spacing w:before="70"/>
+        <w:spacing w:before="190" w:line="259" w:lineRule="auto"/>
+        <w:ind w:left="720" w:right="1452"/>
         <w:jc w:val="both"/>
       </w:pPr>
     </w:p>
@@ -773,7 +4222,7 @@
       <w:pPr>
         <w:pStyle w:val="BodyText"/>
         <w:spacing w:before="186"/>
-        <w:ind w:left="776"/>
+        <w:ind w:left="720"/>
         <w:jc w:val="both"/>
       </w:pPr>
       <w:r>
@@ -843,315 +4292,335 @@
     <w:p>
       <w:pPr>
         <w:pStyle w:val="BodyText"/>
-        <w:spacing w:before="88"/>
+        <w:spacing w:line="261" w:lineRule="auto"/>
+        <w:ind w:left="720" w:right="1445"/>
         <w:jc w:val="both"/>
       </w:pPr>
-    </w:p>
-    <w:p>
-      <w:pPr>
-        <w:pStyle w:val="BodyText"/>
-        <w:spacing w:line="261" w:lineRule="auto"/>
-        <w:ind w:left="776" w:right="1445"/>
+      <w:r>
+        <w:rPr>
+          <w:b/>
+          <w:sz w:val="28"/>
+          <w:szCs w:val="28"/>
+        </w:rPr>
+        <w:t>Users:</w:t>
+      </w:r>
+      <w:r>
+        <w:rPr>
+          <w:b/>
+        </w:rPr>
+        <w:t xml:space="preserve"> </w:t>
+      </w:r>
+      <w:r>
+        <w:t>Represents individuals who perform trips. Each user has attributes such as name, surname, birthdate, and country.</w:t>
+      </w:r>
+    </w:p>
+    <w:p>
+      <w:pPr>
+        <w:pStyle w:val="BodyText"/>
+        <w:spacing w:before="154" w:line="256" w:lineRule="auto"/>
+        <w:ind w:left="720" w:right="1436"/>
         <w:jc w:val="both"/>
       </w:pPr>
       <w:r>
         <w:rPr>
           <w:b/>
-        </w:rPr>
-        <w:t xml:space="preserve">Users: </w:t>
-      </w:r>
-      <w:r>
-        <w:t>Represents individuals who perform trips. Each user has attributes such as name, surname, birthdate, and country.</w:t>
-      </w:r>
-    </w:p>
-    <w:p>
-      <w:pPr>
-        <w:pStyle w:val="BodyText"/>
-        <w:spacing w:before="154" w:line="256" w:lineRule="auto"/>
-        <w:ind w:left="776" w:right="1436"/>
+          <w:sz w:val="28"/>
+          <w:szCs w:val="28"/>
+        </w:rPr>
+        <w:t>Stations:</w:t>
+      </w:r>
+      <w:r>
+        <w:rPr>
+          <w:b/>
+        </w:rPr>
+        <w:t xml:space="preserve"> </w:t>
+      </w:r>
+      <w:r>
+        <w:t>Represents locations where trips start and end. Each station includes attributes such as name, city, and capacity.</w:t>
+      </w:r>
+    </w:p>
+    <w:p>
+      <w:pPr>
+        <w:pStyle w:val="BodyText"/>
+        <w:spacing w:before="166" w:line="256" w:lineRule="auto"/>
+        <w:ind w:left="720" w:right="1449"/>
         <w:jc w:val="both"/>
       </w:pPr>
       <w:r>
         <w:rPr>
           <w:b/>
-        </w:rPr>
-        <w:t xml:space="preserve">Stations: </w:t>
-      </w:r>
-      <w:r>
-        <w:t>Represents locations where trips start and end. Each station includes attributes such as name, city, and capacity.</w:t>
-      </w:r>
-    </w:p>
-    <w:p>
-      <w:pPr>
-        <w:pStyle w:val="BodyText"/>
-        <w:spacing w:before="166" w:line="256" w:lineRule="auto"/>
-        <w:ind w:left="776" w:right="1449"/>
+          <w:sz w:val="28"/>
+          <w:szCs w:val="28"/>
+        </w:rPr>
+        <w:t>Trips:</w:t>
+      </w:r>
+      <w:r>
+        <w:rPr>
+          <w:b/>
+        </w:rPr>
+        <w:t xml:space="preserve"> </w:t>
+      </w:r>
+      <w:r>
+        <w:t>Represents the journey performed by users. Each trip is associated with a user and includes start and end stations, timestamps, and cost.</w:t>
+      </w:r>
+    </w:p>
+    <w:p>
+      <w:pPr>
+        <w:spacing w:before="166"/>
+        <w:ind w:left="720"/>
         <w:jc w:val="both"/>
-      </w:pPr>
-      <w:r>
-        <w:rPr>
-          <w:b/>
-        </w:rPr>
-        <w:t xml:space="preserve">Trips: </w:t>
-      </w:r>
-      <w:r>
-        <w:t>Represents the journey performed by users. Each trip is associated with a user and includes start and end stations, timestamps, and cost.</w:t>
-      </w:r>
-    </w:p>
-    <w:p>
-      <w:pPr>
-        <w:spacing w:before="166"/>
-        <w:ind w:left="776"/>
+        <w:rPr>
+          <w:b/>
+          <w:sz w:val="24"/>
+        </w:rPr>
+      </w:pPr>
+      <w:r>
+        <w:rPr>
+          <w:b/>
+          <w:sz w:val="28"/>
+          <w:szCs w:val="28"/>
+        </w:rPr>
+        <w:t>Events:</w:t>
+      </w:r>
+      <w:r>
+        <w:rPr>
+          <w:b/>
+          <w:spacing w:val="15"/>
+          <w:sz w:val="24"/>
+        </w:rPr>
+        <w:t xml:space="preserve"> </w:t>
+      </w:r>
+      <w:r>
+        <w:rPr>
+          <w:sz w:val="24"/>
+        </w:rPr>
+        <w:t>Represents</w:t>
+      </w:r>
+      <w:r>
+        <w:rPr>
+          <w:spacing w:val="13"/>
+          <w:sz w:val="24"/>
+        </w:rPr>
+        <w:t xml:space="preserve"> </w:t>
+      </w:r>
+      <w:r>
+        <w:rPr>
+          <w:sz w:val="24"/>
+        </w:rPr>
+        <w:t>additional</w:t>
+      </w:r>
+      <w:r>
+        <w:rPr>
+          <w:spacing w:val="12"/>
+          <w:sz w:val="24"/>
+        </w:rPr>
+        <w:t xml:space="preserve"> </w:t>
+      </w:r>
+      <w:r>
+        <w:rPr>
+          <w:sz w:val="24"/>
+        </w:rPr>
+        <w:t>information</w:t>
+      </w:r>
+      <w:r>
+        <w:rPr>
+          <w:spacing w:val="14"/>
+          <w:sz w:val="24"/>
+        </w:rPr>
+        <w:t xml:space="preserve"> </w:t>
+      </w:r>
+      <w:r>
+        <w:rPr>
+          <w:sz w:val="24"/>
+        </w:rPr>
+        <w:t>related</w:t>
+      </w:r>
+      <w:r>
+        <w:rPr>
+          <w:spacing w:val="14"/>
+          <w:sz w:val="24"/>
+        </w:rPr>
+        <w:t xml:space="preserve"> </w:t>
+      </w:r>
+      <w:r>
+        <w:rPr>
+          <w:sz w:val="24"/>
+        </w:rPr>
+        <w:t>to</w:t>
+      </w:r>
+      <w:r>
+        <w:rPr>
+          <w:spacing w:val="15"/>
+          <w:sz w:val="24"/>
+        </w:rPr>
+        <w:t xml:space="preserve"> </w:t>
+      </w:r>
+      <w:r>
+        <w:rPr>
+          <w:sz w:val="24"/>
+        </w:rPr>
+        <w:t>trips,</w:t>
+      </w:r>
+      <w:r>
+        <w:rPr>
+          <w:spacing w:val="14"/>
+          <w:sz w:val="24"/>
+        </w:rPr>
+        <w:t xml:space="preserve"> </w:t>
+      </w:r>
+      <w:r>
+        <w:rPr>
+          <w:sz w:val="24"/>
+        </w:rPr>
+        <w:t>such</w:t>
+      </w:r>
+      <w:r>
+        <w:rPr>
+          <w:spacing w:val="14"/>
+          <w:sz w:val="24"/>
+        </w:rPr>
+        <w:t xml:space="preserve"> </w:t>
+      </w:r>
+      <w:r>
+        <w:rPr>
+          <w:sz w:val="24"/>
+        </w:rPr>
+        <w:t>as</w:t>
+      </w:r>
+      <w:r>
+        <w:rPr>
+          <w:spacing w:val="15"/>
+          <w:sz w:val="24"/>
+        </w:rPr>
+        <w:t xml:space="preserve"> </w:t>
+      </w:r>
+      <w:r>
+        <w:rPr>
+          <w:b/>
+          <w:sz w:val="24"/>
+        </w:rPr>
+        <w:t>GPS</w:t>
+      </w:r>
+      <w:r>
+        <w:rPr>
+          <w:b/>
+          <w:spacing w:val="13"/>
+          <w:sz w:val="24"/>
+        </w:rPr>
+        <w:t xml:space="preserve"> </w:t>
+      </w:r>
+      <w:r>
+        <w:rPr>
+          <w:b/>
+          <w:sz w:val="24"/>
+        </w:rPr>
+        <w:t>data</w:t>
+      </w:r>
+      <w:r>
+        <w:rPr>
+          <w:b/>
+          <w:spacing w:val="16"/>
+          <w:sz w:val="24"/>
+        </w:rPr>
+        <w:t>,</w:t>
+      </w:r>
+      <w:r>
+        <w:rPr>
+          <w:b/>
+          <w:spacing w:val="16"/>
+          <w:sz w:val="24"/>
+        </w:rPr>
+        <w:t xml:space="preserve"> </w:t>
+      </w:r>
+      <w:r>
+        <w:rPr>
+          <w:b/>
+          <w:sz w:val="24"/>
+        </w:rPr>
+        <w:t>Errors</w:t>
+      </w:r>
+      <w:r>
+        <w:rPr>
+          <w:b/>
+          <w:spacing w:val="14"/>
+          <w:sz w:val="24"/>
+        </w:rPr>
+        <w:t>,</w:t>
+      </w:r>
+      <w:r>
+        <w:rPr>
+          <w:b/>
+          <w:spacing w:val="16"/>
+          <w:sz w:val="24"/>
+        </w:rPr>
+        <w:t xml:space="preserve"> </w:t>
+      </w:r>
+      <w:r>
+        <w:rPr>
+          <w:b/>
+          <w:spacing w:val="-2"/>
+          <w:sz w:val="24"/>
+        </w:rPr>
+        <w:t>Delays</w:t>
+      </w:r>
+    </w:p>
+    <w:p>
+      <w:pPr>
+        <w:spacing w:before="20"/>
+        <w:ind w:left="720"/>
         <w:jc w:val="both"/>
         <w:rPr>
-          <w:b/>
-          <w:sz w:val="24"/>
-        </w:rPr>
-      </w:pPr>
-      <w:r>
-        <w:rPr>
-          <w:b/>
-          <w:sz w:val="24"/>
-        </w:rPr>
-        <w:t>Events:</w:t>
-      </w:r>
-      <w:r>
-        <w:rPr>
-          <w:b/>
-          <w:spacing w:val="15"/>
-          <w:sz w:val="24"/>
-        </w:rPr>
-        <w:t xml:space="preserve"> </w:t>
-      </w:r>
-      <w:r>
-        <w:rPr>
-          <w:sz w:val="24"/>
-        </w:rPr>
-        <w:t>Represents</w:t>
-      </w:r>
-      <w:r>
-        <w:rPr>
-          <w:spacing w:val="13"/>
-          <w:sz w:val="24"/>
-        </w:rPr>
-        <w:t xml:space="preserve"> </w:t>
-      </w:r>
-      <w:r>
-        <w:rPr>
-          <w:sz w:val="24"/>
-        </w:rPr>
-        <w:t>additional</w:t>
-      </w:r>
-      <w:r>
-        <w:rPr>
-          <w:spacing w:val="12"/>
-          <w:sz w:val="24"/>
-        </w:rPr>
-        <w:t xml:space="preserve"> </w:t>
-      </w:r>
-      <w:r>
-        <w:rPr>
-          <w:sz w:val="24"/>
-        </w:rPr>
-        <w:t>information</w:t>
-      </w:r>
-      <w:r>
-        <w:rPr>
-          <w:spacing w:val="14"/>
-          <w:sz w:val="24"/>
-        </w:rPr>
-        <w:t xml:space="preserve"> </w:t>
-      </w:r>
-      <w:r>
-        <w:rPr>
-          <w:sz w:val="24"/>
-        </w:rPr>
-        <w:t>related</w:t>
-      </w:r>
-      <w:r>
-        <w:rPr>
-          <w:spacing w:val="14"/>
-          <w:sz w:val="24"/>
-        </w:rPr>
-        <w:t xml:space="preserve"> </w:t>
-      </w:r>
-      <w:r>
-        <w:rPr>
-          <w:sz w:val="24"/>
-        </w:rPr>
-        <w:t>to</w:t>
-      </w:r>
-      <w:r>
-        <w:rPr>
-          <w:spacing w:val="15"/>
-          <w:sz w:val="24"/>
-        </w:rPr>
-        <w:t xml:space="preserve"> </w:t>
-      </w:r>
-      <w:r>
-        <w:rPr>
-          <w:sz w:val="24"/>
-        </w:rPr>
-        <w:t>trips,</w:t>
-      </w:r>
-      <w:r>
-        <w:rPr>
-          <w:spacing w:val="14"/>
-          <w:sz w:val="24"/>
-        </w:rPr>
-        <w:t xml:space="preserve"> </w:t>
-      </w:r>
-      <w:r>
-        <w:rPr>
-          <w:sz w:val="24"/>
-        </w:rPr>
-        <w:t>such</w:t>
-      </w:r>
-      <w:r>
-        <w:rPr>
-          <w:spacing w:val="14"/>
-          <w:sz w:val="24"/>
-        </w:rPr>
-        <w:t xml:space="preserve"> </w:t>
-      </w:r>
-      <w:r>
-        <w:rPr>
-          <w:sz w:val="24"/>
-        </w:rPr>
-        <w:t>as</w:t>
-      </w:r>
-      <w:r>
-        <w:rPr>
-          <w:spacing w:val="15"/>
-          <w:sz w:val="24"/>
-        </w:rPr>
-        <w:t xml:space="preserve"> </w:t>
-      </w:r>
-      <w:r>
-        <w:rPr>
-          <w:b/>
-          <w:sz w:val="24"/>
-        </w:rPr>
-        <w:t>GPS</w:t>
-      </w:r>
-      <w:r>
-        <w:rPr>
-          <w:b/>
-          <w:spacing w:val="13"/>
-          <w:sz w:val="24"/>
-        </w:rPr>
-        <w:t xml:space="preserve"> </w:t>
-      </w:r>
-      <w:r>
-        <w:rPr>
-          <w:b/>
-          <w:sz w:val="24"/>
-        </w:rPr>
-        <w:t>data</w:t>
-      </w:r>
-      <w:r>
-        <w:rPr>
-          <w:b/>
-          <w:spacing w:val="16"/>
-          <w:sz w:val="24"/>
-        </w:rPr>
-        <w:t>,</w:t>
-      </w:r>
-      <w:r>
-        <w:rPr>
-          <w:b/>
-          <w:spacing w:val="16"/>
-          <w:sz w:val="24"/>
-        </w:rPr>
-        <w:t xml:space="preserve"> </w:t>
-      </w:r>
-      <w:r>
-        <w:rPr>
-          <w:b/>
-          <w:sz w:val="24"/>
-        </w:rPr>
-        <w:t>Errors</w:t>
-      </w:r>
-      <w:r>
-        <w:rPr>
-          <w:b/>
-          <w:spacing w:val="14"/>
-          <w:sz w:val="24"/>
-        </w:rPr>
-        <w:t>,</w:t>
-      </w:r>
-      <w:r>
-        <w:rPr>
-          <w:b/>
-          <w:spacing w:val="16"/>
-          <w:sz w:val="24"/>
-        </w:rPr>
-        <w:t xml:space="preserve"> </w:t>
-      </w:r>
-      <w:r>
-        <w:rPr>
-          <w:b/>
-          <w:spacing w:val="-2"/>
-          <w:sz w:val="24"/>
-        </w:rPr>
-        <w:t>Delays</w:t>
-      </w:r>
-    </w:p>
-    <w:p>
-      <w:pPr>
-        <w:spacing w:before="20"/>
-        <w:ind w:left="776"/>
+          <w:sz w:val="24"/>
+        </w:rPr>
+      </w:pPr>
+      <w:r>
+        <w:rPr>
+          <w:sz w:val="24"/>
+        </w:rPr>
+        <w:t>and</w:t>
+      </w:r>
+      <w:r>
+        <w:rPr>
+          <w:spacing w:val="1"/>
+          <w:sz w:val="24"/>
+        </w:rPr>
+        <w:t xml:space="preserve"> </w:t>
+      </w:r>
+      <w:r>
+        <w:rPr>
+          <w:b/>
+          <w:sz w:val="24"/>
+        </w:rPr>
+        <w:t>Battery</w:t>
+      </w:r>
+      <w:r>
+        <w:rPr>
+          <w:b/>
+          <w:spacing w:val="2"/>
+          <w:sz w:val="24"/>
+        </w:rPr>
+        <w:t xml:space="preserve"> </w:t>
+      </w:r>
+      <w:r>
+        <w:rPr>
+          <w:spacing w:val="-2"/>
+          <w:sz w:val="24"/>
+        </w:rPr>
+        <w:t>status.</w:t>
+      </w:r>
+    </w:p>
+    <w:p>
+      <w:pPr>
+        <w:pStyle w:val="BodyText"/>
+        <w:ind w:left="720"/>
         <w:jc w:val="both"/>
-        <w:rPr>
-          <w:sz w:val="24"/>
-        </w:rPr>
-      </w:pPr>
-      <w:r>
-        <w:rPr>
-          <w:sz w:val="24"/>
-        </w:rPr>
-        <w:t>and</w:t>
-      </w:r>
-      <w:r>
-        <w:rPr>
-          <w:spacing w:val="1"/>
-          <w:sz w:val="24"/>
-        </w:rPr>
-        <w:t xml:space="preserve"> </w:t>
-      </w:r>
-      <w:r>
-        <w:rPr>
-          <w:b/>
-          <w:sz w:val="24"/>
-        </w:rPr>
-        <w:t>Battery</w:t>
-      </w:r>
-      <w:r>
-        <w:rPr>
-          <w:b/>
-          <w:spacing w:val="2"/>
-          <w:sz w:val="24"/>
-        </w:rPr>
-        <w:t xml:space="preserve"> </w:t>
-      </w:r>
-      <w:r>
-        <w:rPr>
-          <w:spacing w:val="-2"/>
-          <w:sz w:val="24"/>
-        </w:rPr>
-        <w:t>status.</w:t>
-      </w:r>
-    </w:p>
-    <w:p>
-      <w:pPr>
-        <w:pStyle w:val="BodyText"/>
-        <w:jc w:val="both"/>
       </w:pPr>
     </w:p>
     <w:p>
       <w:pPr>
         <w:pStyle w:val="BodyText"/>
         <w:spacing w:before="92"/>
+        <w:ind w:left="720"/>
         <w:jc w:val="both"/>
       </w:pPr>
     </w:p>
@@ -1224,13 +4693,8 @@
     <w:p>
       <w:pPr>
         <w:pStyle w:val="BodyText"/>
-        <w:jc w:val="both"/>
-      </w:pPr>
-    </w:p>
-    <w:p>
-      <w:pPr>
-        <w:pStyle w:val="BodyText"/>
         <w:spacing w:before="88"/>
+        <w:ind w:left="720"/>
         <w:jc w:val="both"/>
       </w:pPr>
     </w:p>
@@ -1529,6 +4993,7 @@
     <w:p>
       <w:pPr>
         <w:pStyle w:val="ListParagraph"/>
+        <w:ind w:left="720"/>
         <w:rPr>
           <w:sz w:val="24"/>
         </w:rPr>
@@ -1661,6 +5126,7 @@
       <w:pPr>
         <w:pStyle w:val="BodyText"/>
         <w:spacing w:before="89"/>
+        <w:ind w:left="720"/>
       </w:pPr>
     </w:p>
     <w:p>
@@ -1928,22 +5394,8 @@
     <w:p>
       <w:pPr>
         <w:pStyle w:val="BodyText"/>
-      </w:pPr>
-    </w:p>
-    <w:p>
-      <w:pPr>
-        <w:pStyle w:val="BodyText"/>
-      </w:pPr>
-    </w:p>
-    <w:p>
-      <w:pPr>
-        <w:pStyle w:val="BodyText"/>
-      </w:pPr>
-    </w:p>
-    <w:p>
-      <w:pPr>
-        <w:pStyle w:val="BodyText"/>
         <w:spacing w:before="87"/>
+        <w:ind w:left="720"/>
       </w:pPr>
     </w:p>
     <w:p>
@@ -2116,6 +5568,7 @@
       <w:pPr>
         <w:pStyle w:val="BodyText"/>
         <w:spacing w:before="3"/>
+        <w:ind w:left="720"/>
       </w:pPr>
     </w:p>
     <w:p>
@@ -2211,22 +5664,26 @@
     <w:p>
       <w:pPr>
         <w:pStyle w:val="BodyText"/>
+        <w:ind w:left="720"/>
       </w:pPr>
     </w:p>
     <w:p>
       <w:pPr>
         <w:pStyle w:val="BodyText"/>
         <w:spacing w:before="8"/>
-      </w:pPr>
-    </w:p>
-    <w:p>
-      <w:pPr>
-        <w:pStyle w:val="BodyText"/>
         <w:ind w:left="720"/>
       </w:pPr>
-      <w:r>
-        <w:rPr>
-          <w:b/>
+    </w:p>
+    <w:p>
+      <w:pPr>
+        <w:pStyle w:val="BodyText"/>
+        <w:ind w:left="720"/>
+      </w:pPr>
+      <w:r>
+        <w:rPr>
+          <w:b/>
+          <w:sz w:val="28"/>
+          <w:szCs w:val="28"/>
         </w:rPr>
         <w:t>Users:</w:t>
       </w:r>
@@ -2320,16 +5777,19 @@
       <w:pPr>
         <w:pStyle w:val="BodyText"/>
         <w:spacing w:before="4"/>
-      </w:pPr>
-    </w:p>
-    <w:p>
-      <w:pPr>
-        <w:pStyle w:val="BodyText"/>
         <w:ind w:left="720"/>
       </w:pPr>
-      <w:r>
-        <w:rPr>
-          <w:b/>
+    </w:p>
+    <w:p>
+      <w:pPr>
+        <w:pStyle w:val="BodyText"/>
+        <w:ind w:left="720"/>
+      </w:pPr>
+      <w:r>
+        <w:rPr>
+          <w:b/>
+          <w:sz w:val="28"/>
+          <w:szCs w:val="28"/>
         </w:rPr>
         <w:t>Stations:</w:t>
       </w:r>
@@ -2423,18 +5883,27 @@
       <w:pPr>
         <w:pStyle w:val="BodyText"/>
         <w:spacing w:before="5"/>
-      </w:pPr>
-    </w:p>
-    <w:p>
-      <w:pPr>
-        <w:pStyle w:val="BodyText"/>
         <w:ind w:left="720"/>
       </w:pPr>
-      <w:r>
-        <w:rPr>
-          <w:b/>
-        </w:rPr>
-        <w:t>Trips:</w:t>
+    </w:p>
+    <w:p>
+      <w:pPr>
+        <w:pStyle w:val="BodyText"/>
+        <w:ind w:left="720"/>
+      </w:pPr>
+      <w:r>
+        <w:rPr>
+          <w:b/>
+          <w:sz w:val="28"/>
+          <w:szCs w:val="28"/>
+        </w:rPr>
+        <w:t>Trips</w:t>
+      </w:r>
+      <w:r>
+        <w:rPr>
+          <w:b/>
+        </w:rPr>
+        <w:t>:</w:t>
       </w:r>
       <w:r>
         <w:rPr>
@@ -2535,16 +6004,19 @@
       <w:pPr>
         <w:pStyle w:val="BodyText"/>
         <w:spacing w:before="4"/>
-      </w:pPr>
-    </w:p>
-    <w:p>
-      <w:pPr>
-        <w:pStyle w:val="BodyText"/>
         <w:ind w:left="720"/>
       </w:pPr>
-      <w:r>
-        <w:rPr>
-          <w:b/>
+    </w:p>
+    <w:p>
+      <w:pPr>
+        <w:pStyle w:val="BodyText"/>
+        <w:ind w:left="720"/>
+      </w:pPr>
+      <w:r>
+        <w:rPr>
+          <w:b/>
+          <w:sz w:val="28"/>
+          <w:szCs w:val="28"/>
         </w:rPr>
         <w:t>Events:</w:t>
       </w:r>
@@ -2611,13 +6083,14 @@
       <w:pPr>
         <w:pStyle w:val="BodyText"/>
         <w:spacing w:before="4"/>
-      </w:pPr>
-    </w:p>
-    <w:p>
-      <w:pPr>
-        <w:pStyle w:val="BodyText"/>
         <w:ind w:left="720"/>
       </w:pPr>
+    </w:p>
+    <w:p>
+      <w:pPr>
+        <w:pStyle w:val="BodyText"/>
+        <w:ind w:left="720"/>
+      </w:pPr>
       <w:r>
         <w:t>This</w:t>
       </w:r>
@@ -2712,6 +6185,7 @@
     <w:p>
       <w:pPr>
         <w:pStyle w:val="BodyText"/>
+        <w:ind w:left="720"/>
         <w:sectPr>
           <w:pgSz w:w="12240" w:h="15840"/>
           <w:pgMar w:top="1380" w:right="0" w:bottom="280" w:left="720" w:header="720" w:footer="720" w:gutter="0"/>
@@ -2766,7 +6240,7 @@
                     <pic:cNvPicPr/>
                   </pic:nvPicPr>
                   <pic:blipFill rotWithShape="1">
-                    <a:blip r:embed="rId5"/>
+                    <a:blip r:embed="rId18"/>
                     <a:srcRect b="1008"/>
                     <a:stretch>
                       <a:fillRect/>
@@ -2815,7 +6289,7 @@
                     <pic:cNvPicPr/>
                   </pic:nvPicPr>
                   <pic:blipFill>
-                    <a:blip r:embed="rId6"/>
+                    <a:blip r:embed="rId19"/>
                     <a:stretch>
                       <a:fillRect/>
                     </a:stretch>
@@ -2855,7 +6329,7 @@
                     <pic:cNvPicPr/>
                   </pic:nvPicPr>
                   <pic:blipFill>
-                    <a:blip r:embed="rId7"/>
+                    <a:blip r:embed="rId20"/>
                     <a:stretch>
                       <a:fillRect/>
                     </a:stretch>
@@ -2895,7 +6369,7 @@
                     <pic:cNvPicPr/>
                   </pic:nvPicPr>
                   <pic:blipFill>
-                    <a:blip r:embed="rId8"/>
+                    <a:blip r:embed="rId21"/>
                     <a:stretch>
                       <a:fillRect/>
                     </a:stretch>
@@ -2936,7 +6410,7 @@
                     <pic:cNvPicPr/>
                   </pic:nvPicPr>
                   <pic:blipFill>
-                    <a:blip r:embed="rId9"/>
+                    <a:blip r:embed="rId22"/>
                     <a:stretch>
                       <a:fillRect/>
                     </a:stretch>
@@ -2976,7 +6450,7 @@
                     <pic:cNvPicPr/>
                   </pic:nvPicPr>
                   <pic:blipFill>
-                    <a:blip r:embed="rId10"/>
+                    <a:blip r:embed="rId23"/>
                     <a:stretch>
                       <a:fillRect/>
                     </a:stretch>
@@ -3016,7 +6490,7 @@
                     <pic:cNvPicPr/>
                   </pic:nvPicPr>
                   <pic:blipFill>
-                    <a:blip r:embed="rId11"/>
+                    <a:blip r:embed="rId24"/>
                     <a:stretch>
                       <a:fillRect/>
                     </a:stretch>
@@ -3056,7 +6530,7 @@
                     <pic:cNvPicPr/>
                   </pic:nvPicPr>
                   <pic:blipFill>
-                    <a:blip r:embed="rId12"/>
+                    <a:blip r:embed="rId25"/>
                     <a:stretch>
                       <a:fillRect/>
                     </a:stretch>
@@ -3220,6 +6694,7 @@
       <w:pPr>
         <w:pStyle w:val="BodyText"/>
         <w:spacing w:before="140"/>
+        <w:ind w:left="720"/>
         <w:rPr>
           <w:b/>
           <w:sz w:val="36"/>
@@ -3250,6 +6725,7 @@
       <w:pPr>
         <w:pStyle w:val="BodyText"/>
         <w:spacing w:before="174"/>
+        <w:ind w:left="720"/>
       </w:pPr>
     </w:p>
     <w:p>
@@ -3273,6 +6749,7 @@
       <w:pPr>
         <w:pStyle w:val="BodyText"/>
         <w:spacing w:before="98"/>
+        <w:ind w:left="720"/>
       </w:pPr>
     </w:p>
     <w:p>
@@ -3465,6 +6942,9 @@
         <w:jc w:val="both"/>
       </w:pPr>
       <w:r>
+        <w:rPr>
+          <w:noProof/>
+        </w:rPr>
         <w:drawing>
           <wp:inline distT="0" distB="0" distL="0" distR="0" wp14:anchorId="03FE68DB" wp14:editId="107703C7">
             <wp:extent cx="5827776" cy="3232089"/>
@@ -3481,7 +6961,7 @@
                     <pic:cNvPicPr/>
                   </pic:nvPicPr>
                   <pic:blipFill>
-                    <a:blip r:embed="rId13"/>
+                    <a:blip r:embed="rId26"/>
                     <a:stretch>
                       <a:fillRect/>
                     </a:stretch>
@@ -3506,6 +6986,7 @@
       <w:pPr>
         <w:pStyle w:val="BodyText"/>
         <w:spacing w:before="71"/>
+        <w:ind w:left="720"/>
         <w:rPr>
           <w:sz w:val="20"/>
         </w:rPr>
@@ -3515,11 +6996,12 @@
       <w:pPr>
         <w:pStyle w:val="BodyText"/>
         <w:spacing w:before="41"/>
-      </w:pPr>
-    </w:p>
-    <w:p>
-      <w:pPr>
-        <w:ind w:firstLine="720"/>
+        <w:ind w:left="720"/>
+      </w:pPr>
+    </w:p>
+    <w:p>
+      <w:pPr>
+        <w:ind w:left="720" w:firstLine="720"/>
         <w:rPr>
           <w:b/>
           <w:sz w:val="20"/>
@@ -3708,6 +7190,7 @@
     </w:p>
     <w:p>
       <w:pPr>
+        <w:ind w:left="720"/>
         <w:rPr>
           <w:b/>
         </w:rPr>
@@ -3723,22 +7206,17 @@
         <w:pStyle w:val="Heading1"/>
       </w:pPr>
       <w:r>
-        <w:rPr>
-          <w:color w:val="092E40"/>
-        </w:rPr>
         <w:lastRenderedPageBreak/>
         <w:t>Aggregation</w:t>
       </w:r>
       <w:r>
         <w:rPr>
-          <w:color w:val="092E40"/>
           <w:spacing w:val="-9"/>
         </w:rPr>
         <w:t xml:space="preserve"> </w:t>
       </w:r>
       <w:r>
         <w:rPr>
-          <w:color w:val="092E40"/>
           <w:spacing w:val="-2"/>
         </w:rPr>
         <w:t>Query</w:t>
@@ -3866,6 +7344,7 @@
       <w:pPr>
         <w:pStyle w:val="BodyText"/>
         <w:spacing w:before="5"/>
+        <w:ind w:left="720"/>
       </w:pPr>
     </w:p>
     <w:p>
@@ -3881,6 +7360,7 @@
       <w:pPr>
         <w:pStyle w:val="BodyText"/>
         <w:spacing w:before="4"/>
+        <w:ind w:left="720"/>
       </w:pPr>
     </w:p>
     <w:p>
@@ -4076,7 +7556,7 @@
                     <pic:cNvPicPr/>
                   </pic:nvPicPr>
                   <pic:blipFill>
-                    <a:blip r:embed="rId14"/>
+                    <a:blip r:embed="rId27"/>
                     <a:stretch>
                       <a:fillRect/>
                     </a:stretch>
@@ -4099,25 +7579,25 @@
     </w:p>
     <w:p>
       <w:pPr>
-        <w:ind w:left="936"/>
-        <w:rPr>
-          <w:b/>
-          <w:sz w:val="24"/>
-        </w:rPr>
-      </w:pPr>
-    </w:p>
-    <w:p>
-      <w:pPr>
-        <w:ind w:left="936"/>
-        <w:rPr>
-          <w:b/>
-          <w:sz w:val="24"/>
-        </w:rPr>
-      </w:pPr>
-    </w:p>
-    <w:p>
-      <w:pPr>
-        <w:ind w:firstLine="720"/>
+        <w:ind w:left="720"/>
+        <w:rPr>
+          <w:b/>
+          <w:sz w:val="24"/>
+        </w:rPr>
+      </w:pPr>
+    </w:p>
+    <w:p>
+      <w:pPr>
+        <w:ind w:left="720"/>
+        <w:rPr>
+          <w:b/>
+          <w:sz w:val="24"/>
+        </w:rPr>
+      </w:pPr>
+    </w:p>
+    <w:p>
+      <w:pPr>
+        <w:ind w:left="720" w:firstLine="720"/>
         <w:rPr>
           <w:b/>
           <w:sz w:val="20"/>
@@ -4323,6 +7803,7 @@
     </w:p>
     <w:p>
       <w:pPr>
+        <w:ind w:left="720"/>
         <w:rPr>
           <w:b/>
           <w:sz w:val="24"/>
@@ -4369,7 +7850,7 @@
       <w:pPr>
         <w:pStyle w:val="BodyText"/>
         <w:spacing w:before="165"/>
-        <w:ind w:left="78" w:right="1634"/>
+        <w:ind w:left="720" w:right="1634"/>
         <w:jc w:val="center"/>
       </w:pPr>
       <w:r>
@@ -4499,12 +7980,14 @@
     <w:p>
       <w:pPr>
         <w:pStyle w:val="BodyText"/>
+        <w:ind w:left="720"/>
       </w:pPr>
     </w:p>
     <w:p>
       <w:pPr>
         <w:pStyle w:val="BodyText"/>
         <w:spacing w:before="89"/>
+        <w:ind w:left="720"/>
       </w:pPr>
     </w:p>
     <w:p>
@@ -4563,7 +8046,7 @@
                     <pic:cNvPicPr/>
                   </pic:nvPicPr>
                   <pic:blipFill>
-                    <a:blip r:embed="rId15"/>
+                    <a:blip r:embed="rId28"/>
                     <a:stretch>
                       <a:fillRect/>
                     </a:stretch>
@@ -4678,6 +8161,7 @@
     </w:p>
     <w:p>
       <w:pPr>
+        <w:ind w:left="720"/>
         <w:jc w:val="center"/>
         <w:rPr>
           <w:b/>
@@ -4695,22 +8179,17 @@
         <w:pStyle w:val="Heading1"/>
       </w:pPr>
       <w:r>
-        <w:rPr>
-          <w:color w:val="092E40"/>
-        </w:rPr>
         <w:lastRenderedPageBreak/>
         <w:t>Filtering</w:t>
       </w:r>
       <w:r>
         <w:rPr>
-          <w:color w:val="092E40"/>
           <w:spacing w:val="1"/>
         </w:rPr>
         <w:t xml:space="preserve"> </w:t>
       </w:r>
       <w:r>
         <w:rPr>
-          <w:color w:val="092E40"/>
           <w:spacing w:val="-2"/>
         </w:rPr>
         <w:t>Query</w:t>
@@ -4730,6 +8209,7 @@
       <w:pPr>
         <w:pStyle w:val="BodyText"/>
         <w:spacing w:before="5"/>
+        <w:ind w:left="720"/>
       </w:pPr>
     </w:p>
     <w:p>
@@ -4913,7 +8393,7 @@
                     <pic:cNvPicPr/>
                   </pic:nvPicPr>
                   <pic:blipFill>
-                    <a:blip r:embed="rId16"/>
+                    <a:blip r:embed="rId29"/>
                     <a:stretch>
                       <a:fillRect/>
                     </a:stretch>
@@ -5051,6 +8531,7 @@
     </w:p>
     <w:p>
       <w:pPr>
+        <w:ind w:left="720"/>
         <w:rPr>
           <w:b/>
           <w:sz w:val="24"/>
@@ -5068,7 +8549,6 @@
       </w:pPr>
       <w:r>
         <w:rPr>
-          <w:color w:val="092E40"/>
           <w:spacing w:val="-2"/>
         </w:rPr>
         <w:lastRenderedPageBreak/>
@@ -5217,6 +8697,7 @@
       <w:pPr>
         <w:pStyle w:val="BodyText"/>
         <w:spacing w:before="5"/>
+        <w:ind w:left="720"/>
       </w:pPr>
     </w:p>
     <w:p>
@@ -5247,32 +8728,38 @@
     <w:p>
       <w:pPr>
         <w:pStyle w:val="BodyText"/>
-      </w:pPr>
-    </w:p>
-    <w:p>
-      <w:pPr>
-        <w:pStyle w:val="BodyText"/>
-      </w:pPr>
-    </w:p>
-    <w:p>
-      <w:pPr>
-        <w:pStyle w:val="BodyText"/>
-      </w:pPr>
-    </w:p>
-    <w:p>
-      <w:pPr>
-        <w:pStyle w:val="BodyText"/>
-      </w:pPr>
-    </w:p>
-    <w:p>
-      <w:pPr>
-        <w:pStyle w:val="BodyText"/>
+        <w:ind w:left="720"/>
+      </w:pPr>
+    </w:p>
+    <w:p>
+      <w:pPr>
+        <w:pStyle w:val="BodyText"/>
+        <w:ind w:left="720"/>
+      </w:pPr>
+    </w:p>
+    <w:p>
+      <w:pPr>
+        <w:pStyle w:val="BodyText"/>
+        <w:ind w:left="720"/>
+      </w:pPr>
+    </w:p>
+    <w:p>
+      <w:pPr>
+        <w:pStyle w:val="BodyText"/>
+        <w:ind w:left="720"/>
+      </w:pPr>
+    </w:p>
+    <w:p>
+      <w:pPr>
+        <w:pStyle w:val="BodyText"/>
+        <w:ind w:left="720"/>
       </w:pPr>
     </w:p>
     <w:p>
       <w:pPr>
         <w:pStyle w:val="BodyText"/>
         <w:spacing w:before="116"/>
+        <w:ind w:left="720"/>
       </w:pPr>
     </w:p>
     <w:p>
@@ -5335,6 +8822,7 @@
       <w:pPr>
         <w:pStyle w:val="BodyText"/>
         <w:spacing w:before="8"/>
+        <w:ind w:left="720"/>
       </w:pPr>
     </w:p>
     <w:p>
@@ -5343,21 +8831,16 @@
         <w:spacing w:before="0"/>
       </w:pPr>
       <w:r>
-        <w:rPr>
-          <w:color w:val="092E40"/>
-        </w:rPr>
         <w:t>Data</w:t>
       </w:r>
       <w:r>
         <w:rPr>
-          <w:color w:val="092E40"/>
           <w:spacing w:val="1"/>
         </w:rPr>
         <w:t xml:space="preserve"> </w:t>
       </w:r>
       <w:r>
         <w:rPr>
-          <w:color w:val="092E40"/>
           <w:spacing w:val="-4"/>
         </w:rPr>
         <w:t>Model</w:t>
@@ -5485,13 +8968,14 @@
       <w:pPr>
         <w:pStyle w:val="BodyText"/>
         <w:spacing w:before="4"/>
-      </w:pPr>
-    </w:p>
-    <w:p>
-      <w:pPr>
-        <w:pStyle w:val="BodyText"/>
         <w:ind w:left="720"/>
       </w:pPr>
+    </w:p>
+    <w:p>
+      <w:pPr>
+        <w:pStyle w:val="BodyText"/>
+        <w:ind w:left="720"/>
+      </w:pPr>
       <w:r>
         <w:t>Each document</w:t>
       </w:r>
@@ -5512,6 +8996,7 @@
       <w:pPr>
         <w:pStyle w:val="BodyText"/>
         <w:spacing w:before="4"/>
+        <w:ind w:left="720"/>
       </w:pPr>
     </w:p>
     <w:p>
@@ -5524,6 +9009,7 @@
         <w:tabs>
           <w:tab w:val="left" w:pos="1080"/>
         </w:tabs>
+        <w:ind w:left="720"/>
         <w:rPr>
           <w:sz w:val="24"/>
         </w:rPr>
@@ -5604,6 +9090,7 @@
         <w:tabs>
           <w:tab w:val="left" w:pos="1080"/>
         </w:tabs>
+        <w:ind w:left="720"/>
         <w:rPr>
           <w:sz w:val="24"/>
         </w:rPr>
@@ -5665,6 +9152,7 @@
         <w:tabs>
           <w:tab w:val="left" w:pos="1080"/>
         </w:tabs>
+        <w:ind w:left="720"/>
         <w:rPr>
           <w:sz w:val="24"/>
         </w:rPr>
@@ -5726,6 +9214,7 @@
         <w:tabs>
           <w:tab w:val="left" w:pos="1080"/>
         </w:tabs>
+        <w:ind w:left="720"/>
         <w:rPr>
           <w:sz w:val="24"/>
         </w:rPr>
@@ -5820,13 +9309,14 @@
       <w:pPr>
         <w:pStyle w:val="BodyText"/>
         <w:spacing w:before="4"/>
-      </w:pPr>
-    </w:p>
-    <w:p>
-      <w:pPr>
-        <w:pStyle w:val="BodyText"/>
         <w:ind w:left="720"/>
       </w:pPr>
+    </w:p>
+    <w:p>
+      <w:pPr>
+        <w:pStyle w:val="BodyText"/>
+        <w:ind w:left="720"/>
+      </w:pPr>
       <w:r>
         <w:t>This</w:t>
       </w:r>
@@ -5927,6 +9417,7 @@
     <w:p>
       <w:pPr>
         <w:pStyle w:val="BodyText"/>
+        <w:ind w:left="720"/>
         <w:sectPr>
           <w:pgSz w:w="12240" w:h="15840"/>
           <w:pgMar w:top="1380" w:right="0" w:bottom="280" w:left="720" w:header="720" w:footer="720" w:gutter="0"/>
@@ -5940,22 +9431,17 @@
         <w:spacing w:before="112"/>
       </w:pPr>
       <w:r>
-        <w:rPr>
-          <w:color w:val="092E40"/>
-        </w:rPr>
         <w:lastRenderedPageBreak/>
         <w:t>Data</w:t>
       </w:r>
       <w:r>
         <w:rPr>
-          <w:color w:val="092E40"/>
           <w:spacing w:val="1"/>
         </w:rPr>
         <w:t xml:space="preserve"> </w:t>
       </w:r>
       <w:r>
         <w:rPr>
-          <w:color w:val="092E40"/>
           <w:spacing w:val="-2"/>
         </w:rPr>
         <w:t>Representation</w:t>
@@ -6012,7 +9498,7 @@
                     <pic:cNvPicPr/>
                   </pic:nvPicPr>
                   <pic:blipFill>
-                    <a:blip r:embed="rId17"/>
+                    <a:blip r:embed="rId30"/>
                     <a:stretch>
                       <a:fillRect/>
                     </a:stretch>
@@ -6052,7 +9538,7 @@
                     <pic:cNvPicPr/>
                   </pic:nvPicPr>
                   <pic:blipFill>
-                    <a:blip r:embed="rId18"/>
+                    <a:blip r:embed="rId31"/>
                     <a:stretch>
                       <a:fillRect/>
                     </a:stretch>
@@ -6077,6 +9563,7 @@
       <w:pPr>
         <w:pStyle w:val="BodyText"/>
         <w:spacing w:before="41"/>
+        <w:ind w:left="720"/>
         <w:rPr>
           <w:sz w:val="20"/>
         </w:rPr>
@@ -6086,6 +9573,7 @@
       <w:pPr>
         <w:pStyle w:val="BodyText"/>
         <w:spacing w:before="5"/>
+        <w:ind w:left="720"/>
         <w:rPr>
           <w:sz w:val="18"/>
         </w:rPr>
@@ -6094,7 +9582,7 @@
     <w:p>
       <w:pPr>
         <w:spacing w:before="60"/>
-        <w:ind w:left="2541"/>
+        <w:ind w:left="720"/>
         <w:rPr>
           <w:b/>
           <w:sz w:val="24"/>
@@ -6201,6 +9689,7 @@
     </w:p>
     <w:p>
       <w:pPr>
+        <w:ind w:left="720"/>
         <w:rPr>
           <w:b/>
           <w:sz w:val="24"/>
@@ -6218,22 +9707,17 @@
         <w:spacing w:before="72"/>
       </w:pPr>
       <w:r>
-        <w:rPr>
-          <w:color w:val="092E40"/>
-        </w:rPr>
         <w:lastRenderedPageBreak/>
         <w:t>Aggregation</w:t>
       </w:r>
       <w:r>
         <w:rPr>
-          <w:color w:val="092E40"/>
           <w:spacing w:val="-7"/>
         </w:rPr>
         <w:t xml:space="preserve"> </w:t>
       </w:r>
       <w:r>
         <w:rPr>
-          <w:color w:val="092E40"/>
           <w:spacing w:val="-2"/>
         </w:rPr>
         <w:t>Queries</w:t>
@@ -6332,6 +9816,7 @@
       <w:pPr>
         <w:pStyle w:val="BodyText"/>
         <w:spacing w:before="5"/>
+        <w:ind w:left="720"/>
       </w:pPr>
     </w:p>
     <w:p>
@@ -6496,7 +9981,7 @@
                     <pic:cNvPicPr/>
                   </pic:nvPicPr>
                   <pic:blipFill>
-                    <a:blip r:embed="rId19"/>
+                    <a:blip r:embed="rId32"/>
                     <a:stretch>
                       <a:fillRect/>
                     </a:stretch>
@@ -6548,7 +10033,7 @@
                     <pic:cNvPicPr/>
                   </pic:nvPicPr>
                   <pic:blipFill>
-                    <a:blip r:embed="rId20"/>
+                    <a:blip r:embed="rId33"/>
                     <a:stretch>
                       <a:fillRect/>
                     </a:stretch>
@@ -6571,16 +10056,16 @@
     </w:p>
     <w:p>
       <w:pPr>
-        <w:ind w:firstLine="720"/>
-        <w:rPr>
-          <w:b/>
-          <w:sz w:val="24"/>
-        </w:rPr>
-      </w:pPr>
-    </w:p>
-    <w:p>
-      <w:pPr>
-        <w:ind w:firstLine="720"/>
+        <w:ind w:left="720" w:firstLine="720"/>
+        <w:rPr>
+          <w:b/>
+          <w:sz w:val="24"/>
+        </w:rPr>
+      </w:pPr>
+    </w:p>
+    <w:p>
+      <w:pPr>
+        <w:ind w:left="720" w:firstLine="720"/>
         <w:rPr>
           <w:b/>
           <w:sz w:val="24"/>
@@ -6694,6 +10179,7 @@
     </w:p>
     <w:p>
       <w:pPr>
+        <w:ind w:left="720"/>
         <w:rPr>
           <w:b/>
           <w:sz w:val="24"/>
@@ -6928,7 +10414,7 @@
                     <pic:cNvPicPr/>
                   </pic:nvPicPr>
                   <pic:blipFill>
-                    <a:blip r:embed="rId21"/>
+                    <a:blip r:embed="rId34"/>
                     <a:stretch>
                       <a:fillRect/>
                     </a:stretch>
@@ -6986,7 +10472,7 @@
                     <pic:cNvPicPr/>
                   </pic:nvPicPr>
                   <pic:blipFill>
-                    <a:blip r:embed="rId22"/>
+                    <a:blip r:embed="rId35"/>
                     <a:stretch>
                       <a:fillRect/>
                     </a:stretch>
@@ -7010,7 +10496,7 @@
     <w:p>
       <w:pPr>
         <w:spacing w:before="126"/>
-        <w:ind w:firstLine="720"/>
+        <w:ind w:left="720" w:firstLine="720"/>
         <w:rPr>
           <w:b/>
           <w:sz w:val="24"/>
@@ -7020,7 +10506,7 @@
     <w:p>
       <w:pPr>
         <w:spacing w:before="126"/>
-        <w:ind w:firstLine="720"/>
+        <w:ind w:left="720" w:firstLine="720"/>
         <w:rPr>
           <w:b/>
           <w:sz w:val="24"/>
@@ -7030,7 +10516,7 @@
     <w:p>
       <w:pPr>
         <w:spacing w:before="126"/>
-        <w:ind w:firstLine="720"/>
+        <w:ind w:left="720" w:firstLine="720"/>
         <w:rPr>
           <w:b/>
           <w:sz w:val="24"/>
@@ -7137,6 +10623,7 @@
     </w:p>
     <w:p>
       <w:pPr>
+        <w:ind w:left="720"/>
         <w:rPr>
           <w:b/>
           <w:sz w:val="24"/>
@@ -7153,22 +10640,17 @@
         <w:pStyle w:val="Heading1"/>
       </w:pPr>
       <w:r>
-        <w:rPr>
-          <w:color w:val="092E40"/>
-        </w:rPr>
         <w:lastRenderedPageBreak/>
         <w:t>Filtering</w:t>
       </w:r>
       <w:r>
         <w:rPr>
-          <w:color w:val="092E40"/>
           <w:spacing w:val="1"/>
         </w:rPr>
         <w:t xml:space="preserve"> </w:t>
       </w:r>
       <w:r>
         <w:rPr>
-          <w:color w:val="092E40"/>
           <w:spacing w:val="-4"/>
         </w:rPr>
         <w:t>Data</w:t>
@@ -7336,13 +10818,14 @@
       <w:pPr>
         <w:pStyle w:val="BodyText"/>
         <w:spacing w:before="5"/>
-      </w:pPr>
-    </w:p>
-    <w:p>
-      <w:pPr>
-        <w:pStyle w:val="BodyText"/>
         <w:ind w:left="720"/>
       </w:pPr>
+    </w:p>
+    <w:p>
+      <w:pPr>
+        <w:pStyle w:val="BodyText"/>
+        <w:ind w:left="720"/>
+      </w:pPr>
       <w:r>
         <w:t>This</w:t>
       </w:r>
@@ -7451,6 +10934,7 @@
       <w:pPr>
         <w:pStyle w:val="BodyText"/>
         <w:spacing w:before="120"/>
+        <w:ind w:left="720"/>
         <w:rPr>
           <w:sz w:val="20"/>
         </w:rPr>
@@ -7484,7 +10968,7 @@
                     <pic:cNvPicPr/>
                   </pic:nvPicPr>
                   <pic:blipFill>
-                    <a:blip r:embed="rId23" cstate="print"/>
+                    <a:blip r:embed="rId36" cstate="print"/>
                     <a:stretch>
                       <a:fillRect/>
                     </a:stretch>
@@ -7513,25 +10997,25 @@
     </w:p>
     <w:p>
       <w:pPr>
-        <w:ind w:firstLine="720"/>
-        <w:rPr>
-          <w:b/>
-          <w:sz w:val="24"/>
-        </w:rPr>
-      </w:pPr>
-    </w:p>
-    <w:p>
-      <w:pPr>
-        <w:ind w:firstLine="720"/>
-        <w:rPr>
-          <w:b/>
-          <w:sz w:val="24"/>
-        </w:rPr>
-      </w:pPr>
-    </w:p>
-    <w:p>
-      <w:pPr>
-        <w:ind w:firstLine="720"/>
+        <w:ind w:left="720" w:firstLine="720"/>
+        <w:rPr>
+          <w:b/>
+          <w:sz w:val="24"/>
+        </w:rPr>
+      </w:pPr>
+    </w:p>
+    <w:p>
+      <w:pPr>
+        <w:ind w:left="720" w:firstLine="720"/>
+        <w:rPr>
+          <w:b/>
+          <w:sz w:val="24"/>
+        </w:rPr>
+      </w:pPr>
+    </w:p>
+    <w:p>
+      <w:pPr>
+        <w:ind w:left="720" w:firstLine="720"/>
         <w:rPr>
           <w:b/>
           <w:sz w:val="24"/>
@@ -7654,14 +11138,16 @@
     <w:p>
       <w:pPr>
         <w:pStyle w:val="BodyText"/>
-        <w:rPr>
-          <w:b/>
-        </w:rPr>
-      </w:pPr>
-    </w:p>
-    <w:p>
-      <w:pPr>
-        <w:pStyle w:val="BodyText"/>
+        <w:ind w:left="720"/>
+        <w:rPr>
+          <w:b/>
+        </w:rPr>
+      </w:pPr>
+    </w:p>
+    <w:p>
+      <w:pPr>
+        <w:pStyle w:val="BodyText"/>
+        <w:ind w:left="720"/>
         <w:rPr>
           <w:b/>
         </w:rPr>
@@ -7671,6 +11157,7 @@
       <w:pPr>
         <w:pStyle w:val="BodyText"/>
         <w:spacing w:before="7"/>
+        <w:ind w:left="720"/>
         <w:rPr>
           <w:b/>
         </w:rPr>
@@ -7679,10 +11166,16 @@
     <w:p>
       <w:pPr>
         <w:pStyle w:val="Heading3"/>
-      </w:pPr>
-      <w:r>
-        <w:rPr>
-          <w:spacing w:val="-2"/>
+        <w:rPr>
+          <w:sz w:val="32"/>
+          <w:szCs w:val="32"/>
+        </w:rPr>
+      </w:pPr>
+      <w:r>
+        <w:rPr>
+          <w:spacing w:val="-2"/>
+          <w:sz w:val="32"/>
+          <w:szCs w:val="32"/>
         </w:rPr>
         <w:t>Summary</w:t>
       </w:r>
@@ -7702,6 +11195,7 @@
       <w:pPr>
         <w:pStyle w:val="BodyText"/>
         <w:spacing w:line="259" w:lineRule="auto"/>
+        <w:ind w:left="720"/>
         <w:jc w:val="both"/>
         <w:sectPr>
           <w:pgSz w:w="12240" w:h="15840"/>
@@ -7715,77 +11209,92 @@
         <w:pStyle w:val="Heading2"/>
         <w:spacing w:before="62"/>
         <w:jc w:val="both"/>
-      </w:pPr>
-      <w:r>
-        <w:rPr>
-          <w:color w:val="092E40"/>
+        <w:rPr>
+          <w:sz w:val="36"/>
+          <w:szCs w:val="36"/>
+        </w:rPr>
+      </w:pPr>
+      <w:r>
+        <w:rPr>
+          <w:sz w:val="36"/>
+          <w:szCs w:val="36"/>
         </w:rPr>
         <w:lastRenderedPageBreak/>
         <w:t>Efficiency</w:t>
       </w:r>
       <w:r>
         <w:rPr>
-          <w:color w:val="092E40"/>
           <w:spacing w:val="-3"/>
-        </w:rPr>
-        <w:t xml:space="preserve"> </w:t>
-      </w:r>
-      <w:r>
-        <w:rPr>
-          <w:color w:val="092E40"/>
+          <w:sz w:val="36"/>
+          <w:szCs w:val="36"/>
+        </w:rPr>
+        <w:t xml:space="preserve"> </w:t>
+      </w:r>
+      <w:r>
+        <w:rPr>
+          <w:sz w:val="36"/>
+          <w:szCs w:val="36"/>
         </w:rPr>
         <w:t>Comparison:</w:t>
       </w:r>
       <w:r>
         <w:rPr>
-          <w:color w:val="092E40"/>
-          <w:spacing w:val="-2"/>
-        </w:rPr>
-        <w:t xml:space="preserve"> </w:t>
-      </w:r>
-      <w:r>
-        <w:rPr>
-          <w:color w:val="092E40"/>
+          <w:spacing w:val="-2"/>
+          <w:sz w:val="36"/>
+          <w:szCs w:val="36"/>
+        </w:rPr>
+        <w:t xml:space="preserve"> </w:t>
+      </w:r>
+      <w:r>
+        <w:rPr>
+          <w:sz w:val="36"/>
+          <w:szCs w:val="36"/>
         </w:rPr>
         <w:t>Relational</w:t>
       </w:r>
       <w:r>
         <w:rPr>
-          <w:color w:val="092E40"/>
           <w:spacing w:val="-3"/>
-        </w:rPr>
-        <w:t xml:space="preserve"> </w:t>
-      </w:r>
-      <w:r>
-        <w:rPr>
-          <w:color w:val="092E40"/>
+          <w:sz w:val="36"/>
+          <w:szCs w:val="36"/>
+        </w:rPr>
+        <w:t xml:space="preserve"> </w:t>
+      </w:r>
+      <w:r>
+        <w:rPr>
+          <w:sz w:val="36"/>
+          <w:szCs w:val="36"/>
         </w:rPr>
         <w:t>vs</w:t>
       </w:r>
       <w:r>
         <w:rPr>
-          <w:color w:val="092E40"/>
           <w:spacing w:val="-3"/>
-        </w:rPr>
-        <w:t xml:space="preserve"> </w:t>
-      </w:r>
-      <w:r>
-        <w:rPr>
-          <w:color w:val="092E40"/>
+          <w:sz w:val="36"/>
+          <w:szCs w:val="36"/>
+        </w:rPr>
+        <w:t xml:space="preserve"> </w:t>
+      </w:r>
+      <w:r>
+        <w:rPr>
+          <w:sz w:val="36"/>
+          <w:szCs w:val="36"/>
         </w:rPr>
         <w:t>Document-Based</w:t>
       </w:r>
       <w:r>
         <w:rPr>
-          <w:color w:val="092E40"/>
           <w:spacing w:val="-1"/>
-        </w:rPr>
-        <w:t xml:space="preserve"> </w:t>
-      </w:r>
-      <w:r>
-        <w:rPr>
-          <w:color w:val="092E40"/>
-          <w:spacing w:val="-2"/>
+          <w:sz w:val="36"/>
+          <w:szCs w:val="36"/>
+        </w:rPr>
+        <w:t xml:space="preserve"> </w:t>
+      </w:r>
+      <w:r>
+        <w:rPr>
+          <w:spacing w:val="-2"/>
+          <w:sz w:val="36"/>
+          <w:szCs w:val="36"/>
         </w:rPr>
         <w:t>Design</w:t>
       </w:r>
@@ -7805,6 +11314,7 @@
       <w:pPr>
         <w:pStyle w:val="BodyText"/>
         <w:spacing w:before="5"/>
+        <w:ind w:left="720"/>
       </w:pPr>
     </w:p>
     <w:p>
@@ -7821,6 +11331,7 @@
       <w:pPr>
         <w:pStyle w:val="BodyText"/>
         <w:spacing w:before="4"/>
+        <w:ind w:left="720"/>
       </w:pPr>
     </w:p>
     <w:p>
@@ -7837,6 +11348,7 @@
       <w:pPr>
         <w:pStyle w:val="BodyText"/>
         <w:spacing w:before="4"/>
+        <w:ind w:left="720"/>
       </w:pPr>
     </w:p>
     <w:p>
@@ -7859,6 +11371,7 @@
       <w:pPr>
         <w:pStyle w:val="BodyText"/>
         <w:spacing w:before="4"/>
+        <w:ind w:left="720"/>
       </w:pPr>
     </w:p>
     <w:p>
@@ -7882,6 +11395,7 @@
       <w:pPr>
         <w:pStyle w:val="BodyText"/>
         <w:spacing w:before="103"/>
+        <w:ind w:left="720"/>
         <w:rPr>
           <w:sz w:val="20"/>
         </w:rPr>
@@ -7915,7 +11429,7 @@
                     <pic:cNvPicPr/>
                   </pic:nvPicPr>
                   <pic:blipFill>
-                    <a:blip r:embed="rId24" cstate="print"/>
+                    <a:blip r:embed="rId37" cstate="print"/>
                     <a:stretch>
                       <a:fillRect/>
                     </a:stretch>
@@ -7939,7 +11453,7 @@
     <w:p>
       <w:pPr>
         <w:spacing w:before="1"/>
-        <w:ind w:right="367" w:firstLine="720"/>
+        <w:ind w:left="720" w:right="367" w:firstLine="720"/>
         <w:rPr>
           <w:b/>
           <w:sz w:val="24"/>
@@ -7949,7 +11463,7 @@
     <w:p>
       <w:pPr>
         <w:spacing w:before="1"/>
-        <w:ind w:right="367" w:firstLine="720"/>
+        <w:ind w:left="720" w:right="367" w:firstLine="720"/>
         <w:rPr>
           <w:b/>
           <w:sz w:val="24"/>
@@ -7959,7 +11473,7 @@
     <w:p>
       <w:pPr>
         <w:spacing w:before="1"/>
-        <w:ind w:right="367" w:firstLine="720"/>
+        <w:ind w:left="720" w:right="367" w:firstLine="720"/>
         <w:rPr>
           <w:b/>
           <w:sz w:val="24"/>
@@ -8105,6 +11619,7 @@
     </w:p>
     <w:p>
       <w:pPr>
+        <w:ind w:left="720"/>
         <w:jc w:val="center"/>
         <w:rPr>
           <w:b/>
@@ -8123,22 +11638,17 @@
         <w:jc w:val="both"/>
       </w:pPr>
       <w:r>
-        <w:rPr>
-          <w:color w:val="092E40"/>
-        </w:rPr>
         <w:lastRenderedPageBreak/>
         <w:t>Scalability</w:t>
       </w:r>
       <w:r>
         <w:rPr>
-          <w:color w:val="092E40"/>
           <w:spacing w:val="1"/>
         </w:rPr>
         <w:t xml:space="preserve"> </w:t>
       </w:r>
       <w:r>
         <w:rPr>
-          <w:color w:val="092E40"/>
           <w:spacing w:val="-2"/>
         </w:rPr>
         <w:t>Evaluation</w:t>
@@ -8163,6 +11673,7 @@
           <w:numId w:val="6"/>
         </w:numPr>
         <w:spacing w:before="310"/>
+        <w:ind w:left="720"/>
         <w:jc w:val="both"/>
       </w:pPr>
       <w:r>
@@ -8184,6 +11695,7 @@
           <w:numId w:val="6"/>
         </w:numPr>
         <w:spacing w:before="310"/>
+        <w:ind w:left="720"/>
         <w:jc w:val="both"/>
       </w:pPr>
       <w:r>
@@ -8205,6 +11717,7 @@
           <w:numId w:val="6"/>
         </w:numPr>
         <w:spacing w:before="310"/>
+        <w:ind w:left="720"/>
         <w:jc w:val="both"/>
       </w:pPr>
       <w:r>
@@ -8265,25 +11778,8 @@
     <w:p>
       <w:pPr>
         <w:pStyle w:val="BodyText"/>
-        <w:spacing w:before="310"/>
+        <w:spacing w:before="13"/>
         <w:ind w:left="720"/>
-        <w:jc w:val="both"/>
-      </w:pPr>
-    </w:p>
-    <w:p>
-      <w:pPr>
-        <w:pStyle w:val="BodyText"/>
-      </w:pPr>
-    </w:p>
-    <w:p>
-      <w:pPr>
-        <w:pStyle w:val="BodyText"/>
-      </w:pPr>
-    </w:p>
-    <w:p>
-      <w:pPr>
-        <w:pStyle w:val="BodyText"/>
-        <w:spacing w:before="13"/>
       </w:pPr>
     </w:p>
     <w:p>
@@ -8293,21 +11789,16 @@
         <w:jc w:val="both"/>
       </w:pPr>
       <w:r>
-        <w:rPr>
-          <w:color w:val="092E40"/>
-        </w:rPr>
         <w:t>Schema</w:t>
       </w:r>
       <w:r>
         <w:rPr>
-          <w:color w:val="092E40"/>
           <w:spacing w:val="1"/>
         </w:rPr>
         <w:t xml:space="preserve"> </w:t>
       </w:r>
       <w:r>
         <w:rPr>
-          <w:color w:val="092E40"/>
           <w:spacing w:val="-2"/>
         </w:rPr>
         <w:t>Evolution</w:t>
@@ -8328,6 +11819,7 @@
       <w:pPr>
         <w:pStyle w:val="BodyText"/>
         <w:spacing w:before="5"/>
+        <w:ind w:left="720"/>
       </w:pPr>
     </w:p>
     <w:p>
@@ -8350,6 +11842,7 @@
       <w:pPr>
         <w:pStyle w:val="BodyText"/>
         <w:spacing w:before="4"/>
+        <w:ind w:left="720"/>
       </w:pPr>
     </w:p>
     <w:p>
@@ -8366,6 +11859,7 @@
       <w:pPr>
         <w:pStyle w:val="BodyText"/>
         <w:spacing w:before="4"/>
+        <w:ind w:left="720"/>
       </w:pPr>
     </w:p>
     <w:p>
@@ -8387,6 +11881,7 @@
     <w:p>
       <w:pPr>
         <w:pStyle w:val="BodyText"/>
+        <w:ind w:left="720"/>
         <w:jc w:val="both"/>
         <w:sectPr>
           <w:pgSz w:w="12240" w:h="15840"/>
@@ -8426,42 +11921,52 @@
       <w:pPr>
         <w:pStyle w:val="BodyText"/>
         <w:spacing w:before="6"/>
+        <w:ind w:left="720"/>
       </w:pPr>
     </w:p>
     <w:p>
       <w:pPr>
         <w:pStyle w:val="Heading2"/>
-      </w:pPr>
-      <w:r>
-        <w:rPr>
-          <w:color w:val="092E40"/>
+        <w:rPr>
+          <w:sz w:val="28"/>
+          <w:szCs w:val="28"/>
+        </w:rPr>
+      </w:pPr>
+      <w:r>
+        <w:rPr>
+          <w:sz w:val="28"/>
+          <w:szCs w:val="28"/>
         </w:rPr>
         <w:t>Graph</w:t>
       </w:r>
       <w:r>
         <w:rPr>
-          <w:color w:val="092E40"/>
           <w:spacing w:val="-3"/>
-        </w:rPr>
-        <w:t xml:space="preserve"> </w:t>
-      </w:r>
-      <w:r>
-        <w:rPr>
-          <w:color w:val="092E40"/>
+          <w:sz w:val="28"/>
+          <w:szCs w:val="28"/>
+        </w:rPr>
+        <w:t xml:space="preserve"> </w:t>
+      </w:r>
+      <w:r>
+        <w:rPr>
+          <w:sz w:val="28"/>
+          <w:szCs w:val="28"/>
         </w:rPr>
         <w:t>Data</w:t>
       </w:r>
       <w:r>
         <w:rPr>
-          <w:color w:val="092E40"/>
           <w:spacing w:val="1"/>
-        </w:rPr>
-        <w:t xml:space="preserve"> </w:t>
-      </w:r>
-      <w:r>
-        <w:rPr>
-          <w:color w:val="092E40"/>
+          <w:sz w:val="28"/>
+          <w:szCs w:val="28"/>
+        </w:rPr>
+        <w:t xml:space="preserve"> </w:t>
+      </w:r>
+      <w:r>
+        <w:rPr>
           <w:spacing w:val="-4"/>
+          <w:sz w:val="28"/>
+          <w:szCs w:val="28"/>
         </w:rPr>
         <w:t>Model</w:t>
       </w:r>
@@ -8547,13 +12052,14 @@
       <w:pPr>
         <w:pStyle w:val="BodyText"/>
         <w:spacing w:before="4"/>
+        <w:ind w:left="720"/>
       </w:pPr>
     </w:p>
     <w:p>
       <w:pPr>
         <w:pStyle w:val="ListParagraph"/>
         <w:numPr>
-          <w:ilvl w:val="0"/>
+          <w:ilvl w:val="1"/>
           <w:numId w:val="2"/>
         </w:numPr>
         <w:tabs>
@@ -8616,7 +12122,7 @@
       <w:pPr>
         <w:pStyle w:val="ListParagraph"/>
         <w:numPr>
-          <w:ilvl w:val="0"/>
+          <w:ilvl w:val="1"/>
           <w:numId w:val="2"/>
         </w:numPr>
         <w:tabs>
@@ -8672,7 +12178,7 @@
       <w:pPr>
         <w:pStyle w:val="ListParagraph"/>
         <w:numPr>
-          <w:ilvl w:val="0"/>
+          <w:ilvl w:val="1"/>
           <w:numId w:val="2"/>
         </w:numPr>
         <w:tabs>
@@ -8735,6 +12241,7 @@
       <w:pPr>
         <w:pStyle w:val="BodyText"/>
         <w:spacing w:before="4"/>
+        <w:ind w:left="720"/>
       </w:pPr>
     </w:p>
     <w:p>
@@ -8809,13 +12316,14 @@
       <w:pPr>
         <w:pStyle w:val="BodyText"/>
         <w:spacing w:before="3"/>
+        <w:ind w:left="720"/>
       </w:pPr>
     </w:p>
     <w:p>
       <w:pPr>
         <w:pStyle w:val="ListParagraph"/>
         <w:numPr>
-          <w:ilvl w:val="0"/>
+          <w:ilvl w:val="1"/>
           <w:numId w:val="2"/>
         </w:numPr>
         <w:tabs>
@@ -8896,7 +12404,7 @@
       <w:pPr>
         <w:pStyle w:val="ListParagraph"/>
         <w:numPr>
-          <w:ilvl w:val="0"/>
+          <w:ilvl w:val="1"/>
           <w:numId w:val="2"/>
         </w:numPr>
         <w:tabs>
@@ -9009,7 +12517,7 @@
       <w:pPr>
         <w:pStyle w:val="ListParagraph"/>
         <w:numPr>
-          <w:ilvl w:val="0"/>
+          <w:ilvl w:val="1"/>
           <w:numId w:val="2"/>
         </w:numPr>
         <w:tabs>
@@ -9103,6 +12611,7 @@
       <w:pPr>
         <w:pStyle w:val="BodyText"/>
         <w:spacing w:before="5"/>
+        <w:ind w:left="720"/>
       </w:pPr>
     </w:p>
     <w:p>
@@ -9194,22 +12703,29 @@
       <w:pPr>
         <w:pStyle w:val="BodyText"/>
         <w:spacing w:before="5"/>
+        <w:ind w:left="720"/>
       </w:pPr>
     </w:p>
     <w:p>
       <w:pPr>
         <w:pStyle w:val="Heading2"/>
-      </w:pPr>
-      <w:r>
-        <w:rPr>
-          <w:color w:val="092E40"/>
+        <w:rPr>
+          <w:sz w:val="36"/>
+          <w:szCs w:val="36"/>
+        </w:rPr>
+      </w:pPr>
+      <w:r>
+        <w:rPr>
+          <w:sz w:val="36"/>
+          <w:szCs w:val="36"/>
         </w:rPr>
         <w:t>Graph</w:t>
       </w:r>
       <w:r>
         <w:rPr>
-          <w:color w:val="092E40"/>
-          <w:spacing w:val="-2"/>
+          <w:spacing w:val="-2"/>
+          <w:sz w:val="36"/>
+          <w:szCs w:val="36"/>
         </w:rPr>
         <w:t xml:space="preserve"> Representation</w:t>
       </w:r>
@@ -9220,21 +12736,18 @@
         <w:ind w:left="720"/>
         <w:jc w:val="both"/>
         <w:rPr>
-          <w:color w:val="092E40"/>
-          <w:spacing w:val="-2"/>
-          <w:sz w:val="24"/>
-        </w:rPr>
-      </w:pPr>
-      <w:r>
-        <w:rPr>
-          <w:color w:val="092E40"/>
+          <w:spacing w:val="-2"/>
+          <w:sz w:val="24"/>
+        </w:rPr>
+      </w:pPr>
+      <w:r>
+        <w:rPr>
           <w:sz w:val="24"/>
         </w:rPr>
         <w:t>This</w:t>
       </w:r>
       <w:r>
         <w:rPr>
-          <w:color w:val="092E40"/>
           <w:spacing w:val="-7"/>
           <w:sz w:val="24"/>
         </w:rPr>
@@ -9242,14 +12755,12 @@
       </w:r>
       <w:r>
         <w:rPr>
-          <w:color w:val="092E40"/>
           <w:sz w:val="24"/>
         </w:rPr>
         <w:t>figure</w:t>
       </w:r>
       <w:r>
         <w:rPr>
-          <w:color w:val="092E40"/>
           <w:spacing w:val="-1"/>
           <w:sz w:val="24"/>
         </w:rPr>
@@ -9257,14 +12768,12 @@
       </w:r>
       <w:r>
         <w:rPr>
-          <w:color w:val="092E40"/>
           <w:sz w:val="24"/>
         </w:rPr>
         <w:t>displays</w:t>
       </w:r>
       <w:r>
         <w:rPr>
-          <w:color w:val="092E40"/>
           <w:spacing w:val="56"/>
           <w:sz w:val="24"/>
         </w:rPr>
@@ -9272,14 +12781,12 @@
       </w:r>
       <w:r>
         <w:rPr>
-          <w:color w:val="092E40"/>
           <w:sz w:val="24"/>
         </w:rPr>
         <w:t>the</w:t>
       </w:r>
       <w:r>
         <w:rPr>
-          <w:color w:val="092E40"/>
           <w:spacing w:val="-1"/>
           <w:sz w:val="24"/>
         </w:rPr>
@@ -9287,14 +12794,12 @@
       </w:r>
       <w:r>
         <w:rPr>
-          <w:color w:val="092E40"/>
           <w:sz w:val="24"/>
         </w:rPr>
         <w:t>overall</w:t>
       </w:r>
       <w:r>
         <w:rPr>
-          <w:color w:val="092E40"/>
           <w:spacing w:val="-3"/>
           <w:sz w:val="24"/>
         </w:rPr>
@@ -9302,29 +12807,25 @@
       </w:r>
       <w:r>
         <w:rPr>
-          <w:color w:val="092E40"/>
           <w:sz w:val="24"/>
         </w:rPr>
         <w:t>graph</w:t>
       </w:r>
       <w:r>
         <w:rPr>
-          <w:color w:val="092E40"/>
-          <w:spacing w:val="-2"/>
-          <w:sz w:val="24"/>
-        </w:rPr>
-        <w:t xml:space="preserve"> </w:t>
-      </w:r>
-      <w:r>
-        <w:rPr>
-          <w:color w:val="092E40"/>
+          <w:spacing w:val="-2"/>
+          <w:sz w:val="24"/>
+        </w:rPr>
+        <w:t xml:space="preserve"> </w:t>
+      </w:r>
+      <w:r>
+        <w:rPr>
           <w:sz w:val="24"/>
         </w:rPr>
         <w:t>structure</w:t>
       </w:r>
       <w:r>
         <w:rPr>
-          <w:color w:val="092E40"/>
           <w:spacing w:val="-1"/>
           <w:sz w:val="24"/>
         </w:rPr>
@@ -9332,29 +12833,25 @@
       </w:r>
       <w:r>
         <w:rPr>
-          <w:color w:val="092E40"/>
           <w:sz w:val="24"/>
         </w:rPr>
         <w:t>consisting</w:t>
       </w:r>
       <w:r>
         <w:rPr>
-          <w:color w:val="092E40"/>
-          <w:spacing w:val="-2"/>
-          <w:sz w:val="24"/>
-        </w:rPr>
-        <w:t xml:space="preserve"> </w:t>
-      </w:r>
-      <w:r>
-        <w:rPr>
-          <w:color w:val="092E40"/>
+          <w:spacing w:val="-2"/>
+          <w:sz w:val="24"/>
+        </w:rPr>
+        <w:t xml:space="preserve"> </w:t>
+      </w:r>
+      <w:r>
+        <w:rPr>
           <w:sz w:val="24"/>
         </w:rPr>
         <w:t>of</w:t>
       </w:r>
       <w:r>
         <w:rPr>
-          <w:color w:val="092E40"/>
           <w:spacing w:val="5"/>
           <w:sz w:val="24"/>
         </w:rPr>
@@ -9363,7 +12860,6 @@
       <w:r>
         <w:rPr>
           <w:b/>
-          <w:color w:val="092E40"/>
           <w:sz w:val="24"/>
         </w:rPr>
         <w:t>users,</w:t>
@@ -9371,16 +12867,14 @@
       <w:r>
         <w:rPr>
           <w:b/>
-          <w:color w:val="092E40"/>
-          <w:spacing w:val="-2"/>
-          <w:sz w:val="24"/>
-        </w:rPr>
-        <w:t xml:space="preserve"> </w:t>
-      </w:r>
-      <w:r>
-        <w:rPr>
-          <w:b/>
-          <w:color w:val="092E40"/>
+          <w:spacing w:val="-2"/>
+          <w:sz w:val="24"/>
+        </w:rPr>
+        <w:t xml:space="preserve"> </w:t>
+      </w:r>
+      <w:r>
+        <w:rPr>
+          <w:b/>
           <w:sz w:val="24"/>
         </w:rPr>
         <w:t>trips,</w:t>
@@ -9388,16 +12882,14 @@
       <w:r>
         <w:rPr>
           <w:b/>
-          <w:color w:val="092E40"/>
-          <w:spacing w:val="-2"/>
-          <w:sz w:val="24"/>
-        </w:rPr>
-        <w:t xml:space="preserve"> </w:t>
-      </w:r>
-      <w:r>
-        <w:rPr>
-          <w:b/>
-          <w:color w:val="092E40"/>
+          <w:spacing w:val="-2"/>
+          <w:sz w:val="24"/>
+        </w:rPr>
+        <w:t xml:space="preserve"> </w:t>
+      </w:r>
+      <w:r>
+        <w:rPr>
+          <w:b/>
           <w:sz w:val="24"/>
         </w:rPr>
         <w:t>and</w:t>
@@ -9405,7 +12897,6 @@
       <w:r>
         <w:rPr>
           <w:b/>
-          <w:color w:val="092E40"/>
           <w:spacing w:val="-4"/>
           <w:sz w:val="24"/>
         </w:rPr>
@@ -9414,7 +12905,6 @@
       <w:r>
         <w:rPr>
           <w:b/>
-          <w:color w:val="092E40"/>
           <w:sz w:val="24"/>
         </w:rPr>
         <w:t>stations</w:t>
@@ -9422,7 +12912,6 @@
       <w:r>
         <w:rPr>
           <w:b/>
-          <w:color w:val="092E40"/>
           <w:spacing w:val="-4"/>
           <w:sz w:val="24"/>
         </w:rPr>
@@ -9431,7 +12920,6 @@
       <w:r>
         <w:rPr>
           <w:b/>
-          <w:color w:val="092E40"/>
           <w:sz w:val="24"/>
         </w:rPr>
         <w:t>as</w:t>
@@ -9439,7 +12927,6 @@
       <w:r>
         <w:rPr>
           <w:b/>
-          <w:color w:val="092E40"/>
           <w:spacing w:val="-4"/>
           <w:sz w:val="24"/>
         </w:rPr>
@@ -9448,7 +12935,6 @@
       <w:r>
         <w:rPr>
           <w:b/>
-          <w:color w:val="092E40"/>
           <w:spacing w:val="-2"/>
           <w:sz w:val="24"/>
         </w:rPr>
@@ -9456,7 +12942,6 @@
       </w:r>
       <w:r>
         <w:rPr>
-          <w:color w:val="092E40"/>
           <w:spacing w:val="-2"/>
           <w:sz w:val="24"/>
         </w:rPr>
@@ -9492,7 +12977,7 @@
                     <pic:cNvPicPr/>
                   </pic:nvPicPr>
                   <pic:blipFill>
-                    <a:blip r:embed="rId25"/>
+                    <a:blip r:embed="rId38"/>
                     <a:stretch>
                       <a:fillRect/>
                     </a:stretch>
@@ -9535,7 +13020,7 @@
     </w:p>
     <w:p>
       <w:pPr>
-        <w:ind w:firstLine="720"/>
+        <w:ind w:left="720" w:firstLine="720"/>
         <w:rPr>
           <w:b/>
           <w:sz w:val="24"/>
@@ -9687,6 +13172,7 @@
     </w:p>
     <w:p>
       <w:pPr>
+        <w:ind w:left="720"/>
         <w:rPr>
           <w:b/>
           <w:sz w:val="24"/>
@@ -9703,22 +13189,17 @@
         <w:pStyle w:val="Heading1"/>
       </w:pPr>
       <w:r>
-        <w:rPr>
-          <w:color w:val="092E40"/>
-        </w:rPr>
         <w:lastRenderedPageBreak/>
         <w:t>Relationship</w:t>
       </w:r>
       <w:r>
         <w:rPr>
-          <w:color w:val="092E40"/>
           <w:spacing w:val="-8"/>
         </w:rPr>
         <w:t xml:space="preserve"> </w:t>
       </w:r>
       <w:r>
         <w:rPr>
-          <w:color w:val="092E40"/>
           <w:spacing w:val="-2"/>
         </w:rPr>
         <w:t>Visualization</w:t>
@@ -9846,6 +13327,7 @@
       <w:pPr>
         <w:pStyle w:val="BodyText"/>
         <w:spacing w:before="5"/>
+        <w:ind w:left="720"/>
       </w:pPr>
     </w:p>
     <w:p>
@@ -9883,6 +13365,7 @@
       <w:pPr>
         <w:pStyle w:val="BodyText"/>
         <w:spacing w:before="4"/>
+        <w:ind w:left="720"/>
         <w:rPr>
           <w:b/>
         </w:rPr>
@@ -10067,7 +13550,7 @@
                     <pic:cNvPicPr/>
                   </pic:nvPicPr>
                   <pic:blipFill>
-                    <a:blip r:embed="rId26"/>
+                    <a:blip r:embed="rId39"/>
                     <a:stretch>
                       <a:fillRect/>
                     </a:stretch>
@@ -10090,25 +13573,25 @@
     </w:p>
     <w:p>
       <w:pPr>
-        <w:ind w:firstLine="720"/>
-        <w:rPr>
-          <w:b/>
-          <w:sz w:val="24"/>
-        </w:rPr>
-      </w:pPr>
-    </w:p>
-    <w:p>
-      <w:pPr>
-        <w:ind w:firstLine="720"/>
-        <w:rPr>
-          <w:b/>
-          <w:sz w:val="24"/>
-        </w:rPr>
-      </w:pPr>
-    </w:p>
-    <w:p>
-      <w:pPr>
-        <w:ind w:firstLine="720"/>
+        <w:ind w:left="720" w:firstLine="720"/>
+        <w:rPr>
+          <w:b/>
+          <w:sz w:val="24"/>
+        </w:rPr>
+      </w:pPr>
+    </w:p>
+    <w:p>
+      <w:pPr>
+        <w:ind w:left="720" w:firstLine="720"/>
+        <w:rPr>
+          <w:b/>
+          <w:sz w:val="24"/>
+        </w:rPr>
+      </w:pPr>
+    </w:p>
+    <w:p>
+      <w:pPr>
+        <w:ind w:left="720" w:firstLine="720"/>
         <w:rPr>
           <w:b/>
           <w:sz w:val="24"/>
@@ -10230,6 +13713,7 @@
     </w:p>
     <w:p>
       <w:pPr>
+        <w:ind w:left="720"/>
         <w:rPr>
           <w:b/>
           <w:sz w:val="24"/>
@@ -10246,35 +13730,26 @@
         <w:pStyle w:val="Heading1"/>
       </w:pPr>
       <w:r>
-        <w:rPr>
-          <w:color w:val="092E40"/>
-        </w:rPr>
         <w:lastRenderedPageBreak/>
         <w:t>User</w:t>
       </w:r>
       <w:r>
         <w:rPr>
-          <w:color w:val="092E40"/>
           <w:spacing w:val="-6"/>
         </w:rPr>
         <w:t xml:space="preserve"> </w:t>
       </w:r>
       <w:r>
-        <w:rPr>
-          <w:color w:val="092E40"/>
-        </w:rPr>
         <w:t>Data</w:t>
       </w:r>
       <w:r>
         <w:rPr>
-          <w:color w:val="092E40"/>
           <w:spacing w:val="1"/>
         </w:rPr>
         <w:t xml:space="preserve"> </w:t>
       </w:r>
       <w:r>
         <w:rPr>
-          <w:color w:val="092E40"/>
           <w:spacing w:val="-2"/>
         </w:rPr>
         <w:t>Query</w:t>
@@ -10448,6 +13923,7 @@
         </w:rPr>
         <w:t>(</w:t>
       </w:r>
+      <w:proofErr w:type="spellStart"/>
       <w:proofErr w:type="gramStart"/>
       <w:r>
         <w:rPr>
@@ -10457,6 +13933,7 @@
         </w:rPr>
         <w:t>u:User</w:t>
       </w:r>
+      <w:proofErr w:type="spellEnd"/>
       <w:proofErr w:type="gramEnd"/>
       <w:r>
         <w:rPr>
@@ -10505,6 +13982,7 @@
         </w:rPr>
         <w:t xml:space="preserve"> </w:t>
       </w:r>
+      <w:proofErr w:type="spellStart"/>
       <w:proofErr w:type="gramStart"/>
       <w:r>
         <w:rPr>
@@ -10513,6 +13991,7 @@
         </w:rPr>
         <w:t>u.surname</w:t>
       </w:r>
+      <w:proofErr w:type="spellEnd"/>
       <w:proofErr w:type="gramEnd"/>
       <w:r>
         <w:rPr>
@@ -10529,6 +14008,7 @@
         </w:rPr>
         <w:t xml:space="preserve"> </w:t>
       </w:r>
+      <w:proofErr w:type="spellStart"/>
       <w:proofErr w:type="gramStart"/>
       <w:r>
         <w:rPr>
@@ -10537,6 +14017,7 @@
         </w:rPr>
         <w:t>u.birthdate</w:t>
       </w:r>
+      <w:proofErr w:type="spellEnd"/>
       <w:proofErr w:type="gramEnd"/>
       <w:r>
         <w:rPr>
@@ -10553,6 +14034,7 @@
         </w:rPr>
         <w:t xml:space="preserve"> </w:t>
       </w:r>
+      <w:proofErr w:type="spellStart"/>
       <w:proofErr w:type="gramStart"/>
       <w:r>
         <w:rPr>
@@ -10561,6 +14043,7 @@
         </w:rPr>
         <w:t>u.country</w:t>
       </w:r>
+      <w:proofErr w:type="spellEnd"/>
       <w:proofErr w:type="gramEnd"/>
       <w:r>
         <w:rPr>
@@ -10583,6 +14066,7 @@
       <w:pPr>
         <w:pStyle w:val="BodyText"/>
         <w:spacing w:before="4"/>
+        <w:ind w:left="720"/>
         <w:rPr>
           <w:b/>
         </w:rPr>
@@ -10702,7 +14186,7 @@
                     <pic:cNvPicPr/>
                   </pic:nvPicPr>
                   <pic:blipFill>
-                    <a:blip r:embed="rId27"/>
+                    <a:blip r:embed="rId40"/>
                     <a:stretch>
                       <a:fillRect/>
                     </a:stretch>
@@ -10727,6 +14211,7 @@
       <w:pPr>
         <w:pStyle w:val="BodyText"/>
         <w:spacing w:before="2"/>
+        <w:ind w:left="720"/>
         <w:rPr>
           <w:sz w:val="19"/>
         </w:rPr>
@@ -10734,25 +14219,25 @@
     </w:p>
     <w:p>
       <w:pPr>
-        <w:ind w:firstLine="720"/>
-        <w:rPr>
-          <w:b/>
-          <w:sz w:val="24"/>
-        </w:rPr>
-      </w:pPr>
-    </w:p>
-    <w:p>
-      <w:pPr>
-        <w:ind w:firstLine="720"/>
-        <w:rPr>
-          <w:b/>
-          <w:sz w:val="24"/>
-        </w:rPr>
-      </w:pPr>
-    </w:p>
-    <w:p>
-      <w:pPr>
-        <w:ind w:firstLine="720"/>
+        <w:ind w:left="720" w:firstLine="720"/>
+        <w:rPr>
+          <w:b/>
+          <w:sz w:val="24"/>
+        </w:rPr>
+      </w:pPr>
+    </w:p>
+    <w:p>
+      <w:pPr>
+        <w:ind w:left="720" w:firstLine="720"/>
+        <w:rPr>
+          <w:b/>
+          <w:sz w:val="24"/>
+        </w:rPr>
+      </w:pPr>
+    </w:p>
+    <w:p>
+      <w:pPr>
+        <w:ind w:left="720" w:firstLine="720"/>
         <w:rPr>
           <w:b/>
           <w:sz w:val="24"/>
@@ -10874,6 +14359,7 @@
     </w:p>
     <w:p>
       <w:pPr>
+        <w:ind w:left="720"/>
         <w:rPr>
           <w:b/>
           <w:sz w:val="24"/>
@@ -10890,35 +14376,26 @@
         <w:pStyle w:val="Heading1"/>
       </w:pPr>
       <w:r>
-        <w:rPr>
-          <w:color w:val="092E40"/>
-        </w:rPr>
         <w:lastRenderedPageBreak/>
         <w:t>Graph</w:t>
       </w:r>
       <w:r>
         <w:rPr>
-          <w:color w:val="092E40"/>
           <w:spacing w:val="-1"/>
         </w:rPr>
         <w:t xml:space="preserve"> </w:t>
       </w:r>
       <w:r>
-        <w:rPr>
-          <w:color w:val="092E40"/>
-        </w:rPr>
         <w:t>Query</w:t>
       </w:r>
       <w:r>
         <w:rPr>
-          <w:color w:val="092E40"/>
           <w:spacing w:val="-18"/>
         </w:rPr>
         <w:t xml:space="preserve"> </w:t>
       </w:r>
       <w:r>
         <w:rPr>
-          <w:color w:val="092E40"/>
           <w:spacing w:val="-2"/>
         </w:rPr>
         <w:t>Analysis</w:t>
@@ -11046,6 +14523,7 @@
       <w:pPr>
         <w:pStyle w:val="BodyText"/>
         <w:spacing w:before="5"/>
+        <w:ind w:left="720"/>
       </w:pPr>
     </w:p>
     <w:p>
@@ -11196,6 +14674,7 @@
       <w:pPr>
         <w:pStyle w:val="BodyText"/>
         <w:spacing w:before="4"/>
+        <w:ind w:left="720"/>
       </w:pPr>
     </w:p>
     <w:p>
@@ -11328,6 +14807,7 @@
       <w:pPr>
         <w:pStyle w:val="BodyText"/>
         <w:spacing w:before="4"/>
+        <w:ind w:left="720"/>
       </w:pPr>
     </w:p>
     <w:p>
@@ -11459,22 +14939,26 @@
     <w:p>
       <w:pPr>
         <w:pStyle w:val="BodyText"/>
-      </w:pPr>
-    </w:p>
-    <w:p>
-      <w:pPr>
-        <w:pStyle w:val="BodyText"/>
-      </w:pPr>
-    </w:p>
-    <w:p>
-      <w:pPr>
-        <w:pStyle w:val="BodyText"/>
+        <w:ind w:left="720"/>
+      </w:pPr>
+    </w:p>
+    <w:p>
+      <w:pPr>
+        <w:pStyle w:val="BodyText"/>
+        <w:ind w:left="720"/>
+      </w:pPr>
+    </w:p>
+    <w:p>
+      <w:pPr>
+        <w:pStyle w:val="BodyText"/>
+        <w:ind w:left="720"/>
       </w:pPr>
     </w:p>
     <w:p>
       <w:pPr>
         <w:pStyle w:val="BodyText"/>
         <w:spacing w:before="79"/>
+        <w:ind w:left="720"/>
       </w:pPr>
     </w:p>
     <w:p>
@@ -11483,7 +14967,6 @@
       </w:pPr>
       <w:r>
         <w:rPr>
-          <w:color w:val="092E40"/>
           <w:spacing w:val="-2"/>
         </w:rPr>
         <w:t>Summary</w:t>
@@ -11512,6 +14995,7 @@
     <w:p>
       <w:pPr>
         <w:pStyle w:val="BodyText"/>
+        <w:ind w:left="720"/>
         <w:jc w:val="both"/>
         <w:sectPr>
           <w:pgSz w:w="12240" w:h="15840"/>
@@ -11581,22 +15065,29 @@
       <w:pPr>
         <w:pStyle w:val="BodyText"/>
         <w:spacing w:before="6"/>
+        <w:ind w:left="720"/>
       </w:pPr>
     </w:p>
     <w:p>
       <w:pPr>
         <w:pStyle w:val="Heading2"/>
-      </w:pPr>
-      <w:r>
-        <w:rPr>
-          <w:color w:val="092E40"/>
+        <w:rPr>
+          <w:sz w:val="28"/>
+          <w:szCs w:val="28"/>
+        </w:rPr>
+      </w:pPr>
+      <w:r>
+        <w:rPr>
+          <w:sz w:val="28"/>
+          <w:szCs w:val="28"/>
         </w:rPr>
         <w:t xml:space="preserve">Data </w:t>
       </w:r>
       <w:r>
         <w:rPr>
-          <w:color w:val="092E40"/>
-          <w:spacing w:val="-2"/>
+          <w:spacing w:val="-2"/>
+          <w:sz w:val="28"/>
+          <w:szCs w:val="28"/>
         </w:rPr>
         <w:t>Processing</w:t>
       </w:r>
@@ -11609,7 +15100,15 @@
         <w:jc w:val="both"/>
       </w:pPr>
       <w:r>
-        <w:t>In this implementation, a Spark session is created to initialize the processing environment. A DataFrame is</w:t>
+        <w:t xml:space="preserve">In this implementation, a Spark session is created to initialize the processing environment. A </w:t>
+      </w:r>
+      <w:proofErr w:type="spellStart"/>
+      <w:r>
+        <w:t>DataFrame</w:t>
+      </w:r>
+      <w:proofErr w:type="spellEnd"/>
+      <w:r>
+        <w:t xml:space="preserve"> is</w:t>
       </w:r>
       <w:r>
         <w:rPr>
@@ -11706,6 +15205,7 @@
       <w:pPr>
         <w:pStyle w:val="BodyText"/>
         <w:spacing w:before="4"/>
+        <w:ind w:left="720"/>
       </w:pPr>
     </w:p>
     <w:p>
@@ -11715,7 +15215,15 @@
         <w:jc w:val="both"/>
       </w:pPr>
       <w:r>
-        <w:t xml:space="preserve">The DataFrame structure allows data to be processed in a tabular format similar to relational </w:t>
+        <w:t xml:space="preserve">The </w:t>
+      </w:r>
+      <w:proofErr w:type="spellStart"/>
+      <w:r>
+        <w:t>DataFrame</w:t>
+      </w:r>
+      <w:proofErr w:type="spellEnd"/>
+      <w:r>
+        <w:t xml:space="preserve"> structure allows data to be processed in a tabular format similar to relational </w:t>
       </w:r>
       <w:r>
         <w:rPr>
@@ -11728,22 +15236,29 @@
       <w:pPr>
         <w:pStyle w:val="BodyText"/>
         <w:spacing w:before="178"/>
+        <w:ind w:left="720"/>
       </w:pPr>
     </w:p>
     <w:p>
       <w:pPr>
         <w:pStyle w:val="Heading2"/>
-      </w:pPr>
-      <w:r>
-        <w:rPr>
-          <w:color w:val="092E40"/>
+        <w:rPr>
+          <w:sz w:val="28"/>
+          <w:szCs w:val="28"/>
+        </w:rPr>
+      </w:pPr>
+      <w:r>
+        <w:rPr>
+          <w:sz w:val="28"/>
+          <w:szCs w:val="28"/>
         </w:rPr>
         <w:t xml:space="preserve">Data </w:t>
       </w:r>
       <w:r>
         <w:rPr>
-          <w:color w:val="092E40"/>
-          <w:spacing w:val="-2"/>
+          <w:spacing w:val="-2"/>
+          <w:sz w:val="28"/>
+          <w:szCs w:val="28"/>
         </w:rPr>
         <w:t>Representation</w:t>
       </w:r>
@@ -11821,17 +15336,26 @@
       <w:r>
         <w:t xml:space="preserve">the </w:t>
       </w:r>
-      <w:r>
-        <w:rPr>
-          <w:spacing w:val="-2"/>
-        </w:rPr>
-        <w:t>DataFrame:</w:t>
+      <w:proofErr w:type="spellStart"/>
+      <w:r>
+        <w:rPr>
+          <w:spacing w:val="-2"/>
+        </w:rPr>
+        <w:t>DataFrame</w:t>
+      </w:r>
+      <w:proofErr w:type="spellEnd"/>
+      <w:r>
+        <w:rPr>
+          <w:spacing w:val="-2"/>
+        </w:rPr>
+        <w:t>:</w:t>
       </w:r>
     </w:p>
     <w:p>
       <w:pPr>
         <w:pStyle w:val="BodyText"/>
         <w:spacing w:before="5"/>
+        <w:ind w:left="720"/>
       </w:pPr>
     </w:p>
     <w:p>
@@ -11840,6 +15364,7 @@
         <w:ind w:left="720" w:right="1426"/>
         <w:jc w:val="both"/>
       </w:pPr>
+      <w:proofErr w:type="spellStart"/>
       <w:proofErr w:type="gramStart"/>
       <w:r>
         <w:rPr>
@@ -11847,6 +15372,7 @@
         </w:rPr>
         <w:t>df.show</w:t>
       </w:r>
+      <w:proofErr w:type="spellEnd"/>
       <w:proofErr w:type="gramEnd"/>
       <w:r>
         <w:rPr>
@@ -12008,36 +15534,45 @@
     <w:p>
       <w:pPr>
         <w:pStyle w:val="BodyText"/>
+        <w:ind w:left="720"/>
       </w:pPr>
     </w:p>
     <w:p>
       <w:pPr>
         <w:pStyle w:val="BodyText"/>
         <w:spacing w:before="185"/>
+        <w:ind w:left="720"/>
       </w:pPr>
     </w:p>
     <w:p>
       <w:pPr>
         <w:pStyle w:val="Heading1"/>
         <w:spacing w:before="0"/>
-      </w:pPr>
-      <w:r>
-        <w:rPr>
-          <w:color w:val="092E40"/>
+        <w:rPr>
+          <w:sz w:val="28"/>
+          <w:szCs w:val="28"/>
+        </w:rPr>
+      </w:pPr>
+      <w:r>
+        <w:rPr>
+          <w:sz w:val="28"/>
+          <w:szCs w:val="28"/>
         </w:rPr>
         <w:t>Schema</w:t>
       </w:r>
       <w:r>
         <w:rPr>
-          <w:color w:val="092E40"/>
           <w:spacing w:val="1"/>
-        </w:rPr>
-        <w:t xml:space="preserve"> </w:t>
-      </w:r>
-      <w:r>
-        <w:rPr>
-          <w:color w:val="092E40"/>
-          <w:spacing w:val="-2"/>
+          <w:sz w:val="28"/>
+          <w:szCs w:val="28"/>
+        </w:rPr>
+        <w:t xml:space="preserve"> </w:t>
+      </w:r>
+      <w:r>
+        <w:rPr>
+          <w:spacing w:val="-2"/>
+          <w:sz w:val="28"/>
+          <w:szCs w:val="28"/>
         </w:rPr>
         <w:t>Representation</w:t>
       </w:r>
@@ -12159,6 +15694,7 @@
       <w:r>
         <w:t xml:space="preserve">column. </w:t>
       </w:r>
+      <w:proofErr w:type="spellStart"/>
       <w:proofErr w:type="gramStart"/>
       <w:r>
         <w:rPr>
@@ -12166,6 +15702,7 @@
         </w:rPr>
         <w:t>df.printSchema</w:t>
       </w:r>
+      <w:proofErr w:type="spellEnd"/>
       <w:proofErr w:type="gramEnd"/>
       <w:r>
         <w:rPr>
@@ -12340,30 +15877,38 @@
       <w:pPr>
         <w:pStyle w:val="BodyText"/>
         <w:spacing w:before="9"/>
+        <w:ind w:left="720"/>
       </w:pPr>
     </w:p>
     <w:p>
       <w:pPr>
         <w:pStyle w:val="Heading1"/>
         <w:spacing w:before="0"/>
-      </w:pPr>
-      <w:r>
-        <w:rPr>
-          <w:color w:val="092E40"/>
+        <w:rPr>
+          <w:sz w:val="28"/>
+          <w:szCs w:val="28"/>
+        </w:rPr>
+      </w:pPr>
+      <w:r>
+        <w:rPr>
+          <w:sz w:val="28"/>
+          <w:szCs w:val="28"/>
         </w:rPr>
         <w:t>Aggregation</w:t>
       </w:r>
       <w:r>
         <w:rPr>
-          <w:color w:val="092E40"/>
           <w:spacing w:val="-7"/>
-        </w:rPr>
-        <w:t xml:space="preserve"> </w:t>
-      </w:r>
-      <w:r>
-        <w:rPr>
-          <w:color w:val="092E40"/>
-          <w:spacing w:val="-2"/>
+          <w:sz w:val="28"/>
+          <w:szCs w:val="28"/>
+        </w:rPr>
+        <w:t xml:space="preserve"> </w:t>
+      </w:r>
+      <w:r>
+        <w:rPr>
+          <w:spacing w:val="-2"/>
+          <w:sz w:val="28"/>
+          <w:szCs w:val="28"/>
         </w:rPr>
         <w:t>Operation</w:t>
       </w:r>
@@ -12643,6 +16188,7 @@
     <w:p>
       <w:pPr>
         <w:pStyle w:val="BodyText"/>
+        <w:ind w:left="720"/>
         <w:sectPr>
           <w:pgSz w:w="12240" w:h="15840"/>
           <w:pgMar w:top="1380" w:right="0" w:bottom="280" w:left="720" w:header="720" w:footer="720" w:gutter="0"/>
@@ -12653,25 +16199,32 @@
     <w:p>
       <w:pPr>
         <w:pStyle w:val="Heading1"/>
-      </w:pPr>
-      <w:r>
-        <w:rPr>
-          <w:color w:val="092E40"/>
+        <w:rPr>
+          <w:sz w:val="28"/>
+          <w:szCs w:val="28"/>
+        </w:rPr>
+      </w:pPr>
+      <w:r>
+        <w:rPr>
+          <w:sz w:val="28"/>
+          <w:szCs w:val="28"/>
         </w:rPr>
         <w:lastRenderedPageBreak/>
         <w:t>Filtering</w:t>
       </w:r>
       <w:r>
         <w:rPr>
-          <w:color w:val="092E40"/>
           <w:spacing w:val="1"/>
-        </w:rPr>
-        <w:t xml:space="preserve"> </w:t>
-      </w:r>
-      <w:r>
-        <w:rPr>
-          <w:color w:val="092E40"/>
-          <w:spacing w:val="-2"/>
+          <w:sz w:val="28"/>
+          <w:szCs w:val="28"/>
+        </w:rPr>
+        <w:t xml:space="preserve"> </w:t>
+      </w:r>
+      <w:r>
+        <w:rPr>
+          <w:spacing w:val="-2"/>
+          <w:sz w:val="28"/>
+          <w:szCs w:val="28"/>
         </w:rPr>
         <w:t>Operation</w:t>
       </w:r>
@@ -12774,6 +16327,7 @@
       <w:pPr>
         <w:pStyle w:val="BodyText"/>
         <w:spacing w:before="4"/>
+        <w:ind w:left="720"/>
       </w:pPr>
     </w:p>
     <w:p>
@@ -12882,16 +16436,26 @@
         <w:spacing w:line="484" w:lineRule="auto"/>
         <w:ind w:left="720" w:right="1426"/>
       </w:pPr>
+      <w:proofErr w:type="spellStart"/>
       <w:proofErr w:type="gramStart"/>
       <w:r>
         <w:t>df.filter</w:t>
       </w:r>
+      <w:proofErr w:type="spellEnd"/>
       <w:proofErr w:type="gramEnd"/>
       <w:r>
         <w:t xml:space="preserve"> </w:t>
       </w:r>
       <w:r>
-        <w:t>(df.end_station == "Station C"</w:t>
+        <w:t>(</w:t>
+      </w:r>
+      <w:proofErr w:type="spellStart"/>
+      <w:r>
+        <w:t>df.end_station</w:t>
+      </w:r>
+      <w:proofErr w:type="spellEnd"/>
+      <w:r>
+        <w:t xml:space="preserve"> == "Station C"</w:t>
       </w:r>
       <w:proofErr w:type="gramStart"/>
       <w:r>
@@ -13002,24 +16566,31 @@
       <w:pPr>
         <w:pStyle w:val="Heading1"/>
         <w:spacing w:before="0"/>
-      </w:pPr>
-      <w:r>
-        <w:rPr>
-          <w:color w:val="092E40"/>
+        <w:rPr>
+          <w:sz w:val="28"/>
+          <w:szCs w:val="28"/>
+        </w:rPr>
+      </w:pPr>
+      <w:r>
+        <w:rPr>
+          <w:sz w:val="28"/>
+          <w:szCs w:val="28"/>
         </w:rPr>
         <w:t>Output</w:t>
       </w:r>
       <w:r>
         <w:rPr>
-          <w:color w:val="092E40"/>
           <w:spacing w:val="1"/>
-        </w:rPr>
-        <w:t xml:space="preserve"> </w:t>
-      </w:r>
-      <w:r>
-        <w:rPr>
-          <w:color w:val="092E40"/>
-          <w:spacing w:val="-2"/>
+          <w:sz w:val="28"/>
+          <w:szCs w:val="28"/>
+        </w:rPr>
+        <w:t xml:space="preserve"> </w:t>
+      </w:r>
+      <w:r>
+        <w:rPr>
+          <w:spacing w:val="-2"/>
+          <w:sz w:val="28"/>
+          <w:szCs w:val="28"/>
         </w:rPr>
         <w:t>Representation</w:t>
       </w:r>
@@ -13121,7 +16692,7 @@
         <w:spacing w:before="307"/>
         <w:ind w:left="720" w:right="1368"/>
         <w:rPr>
-          <w:sz w:val="20"/>
+          <w:noProof/>
         </w:rPr>
       </w:pPr>
       <w:r>
@@ -13144,7 +16715,7 @@
                     <pic:cNvPicPr/>
                   </pic:nvPicPr>
                   <pic:blipFill>
-                    <a:blip r:embed="rId28"/>
+                    <a:blip r:embed="rId41"/>
                     <a:stretch>
                       <a:fillRect/>
                     </a:stretch>
@@ -13190,7 +16761,7 @@
                     <pic:cNvPicPr/>
                   </pic:nvPicPr>
                   <pic:blipFill>
-                    <a:blip r:embed="rId29"/>
+                    <a:blip r:embed="rId42"/>
                     <a:stretch>
                       <a:fillRect/>
                     </a:stretch>
@@ -13214,29 +16785,83 @@
     <w:p>
       <w:pPr>
         <w:pStyle w:val="BodyText"/>
+        <w:spacing w:before="307"/>
+        <w:ind w:left="720" w:right="1368"/>
+        <w:rPr>
+          <w:noProof/>
+        </w:rPr>
+      </w:pPr>
+    </w:p>
+    <w:p>
+      <w:pPr>
+        <w:pStyle w:val="BodyText"/>
+        <w:spacing w:before="307"/>
+        <w:ind w:left="720" w:right="1368"/>
+        <w:rPr>
+          <w:noProof/>
+        </w:rPr>
+      </w:pPr>
+    </w:p>
+    <w:p>
+      <w:pPr>
+        <w:pStyle w:val="BodyText"/>
+        <w:spacing w:before="307"/>
+        <w:ind w:left="720" w:right="1368"/>
+        <w:rPr>
+          <w:noProof/>
+        </w:rPr>
+      </w:pPr>
+    </w:p>
+    <w:p>
+      <w:pPr>
+        <w:pStyle w:val="BodyText"/>
+        <w:spacing w:before="307"/>
+        <w:ind w:left="720" w:right="1368"/>
+        <w:rPr>
+          <w:noProof/>
+        </w:rPr>
+      </w:pPr>
+    </w:p>
+    <w:p>
+      <w:pPr>
+        <w:pStyle w:val="BodyText"/>
+        <w:spacing w:before="307"/>
+        <w:ind w:left="720" w:right="1368"/>
         <w:rPr>
           <w:sz w:val="20"/>
         </w:rPr>
-        <w:sectPr>
-          <w:pgSz w:w="12240" w:h="15840"/>
-          <w:pgMar w:top="1380" w:right="0" w:bottom="280" w:left="720" w:header="720" w:footer="720" w:gutter="0"/>
-          <w:cols w:space="720"/>
-        </w:sectPr>
-      </w:pPr>
-    </w:p>
-    <w:p>
-      <w:pPr>
-        <w:pStyle w:val="BodyText"/>
-        <w:ind w:left="599"/>
+      </w:pPr>
+    </w:p>
+    <w:p>
+      <w:pPr>
+        <w:pStyle w:val="BodyText"/>
+        <w:ind w:left="720"/>
         <w:rPr>
           <w:sz w:val="20"/>
         </w:rPr>
       </w:pPr>
+    </w:p>
+    <w:p>
+      <w:pPr>
+        <w:pStyle w:val="BodyText"/>
+        <w:ind w:left="720"/>
+        <w:rPr>
+          <w:sz w:val="20"/>
+        </w:rPr>
+      </w:pPr>
+    </w:p>
+    <w:p>
+      <w:pPr>
+        <w:pStyle w:val="BodyText"/>
+        <w:ind w:left="720"/>
+        <w:rPr>
+          <w:sz w:val="20"/>
+        </w:rPr>
+      </w:pPr>
       <w:r>
         <w:rPr>
           <w:noProof/>
         </w:rPr>
-        <w:lastRenderedPageBreak/>
         <w:drawing>
           <wp:inline distT="0" distB="0" distL="0" distR="0" wp14:anchorId="302FA88D" wp14:editId="2E62341A">
             <wp:extent cx="4991958" cy="4311197"/>
@@ -13253,7 +16878,7 @@
                     <pic:cNvPicPr/>
                   </pic:nvPicPr>
                   <pic:blipFill>
-                    <a:blip r:embed="rId30"/>
+                    <a:blip r:embed="rId43"/>
                     <a:stretch>
                       <a:fillRect/>
                     </a:stretch>
@@ -13277,7 +16902,7 @@
     <w:p>
       <w:pPr>
         <w:pStyle w:val="BodyText"/>
-        <w:ind w:left="599"/>
+        <w:ind w:left="720"/>
         <w:rPr>
           <w:sz w:val="20"/>
         </w:rPr>
@@ -13302,7 +16927,7 @@
                     <pic:cNvPicPr/>
                   </pic:nvPicPr>
                   <pic:blipFill>
-                    <a:blip r:embed="rId31"/>
+                    <a:blip r:embed="rId44"/>
                     <a:stretch>
                       <a:fillRect/>
                     </a:stretch>
@@ -13326,7 +16951,7 @@
     <w:p>
       <w:pPr>
         <w:spacing w:before="274"/>
-        <w:ind w:firstLine="599"/>
+        <w:ind w:left="720" w:firstLine="599"/>
         <w:rPr>
           <w:b/>
           <w:sz w:val="24"/>
@@ -13379,7 +17004,6 @@
         </w:rPr>
         <w:t xml:space="preserve"> </w:t>
       </w:r>
-      <w:proofErr w:type="spellStart"/>
       <w:r>
         <w:rPr>
           <w:b/>
@@ -13387,7 +17011,6 @@
         </w:rPr>
         <w:t>PySpark</w:t>
       </w:r>
-      <w:proofErr w:type="spellEnd"/>
       <w:r>
         <w:rPr>
           <w:b/>
@@ -13429,6 +17052,7 @@
     </w:p>
     <w:p>
       <w:pPr>
+        <w:ind w:left="720"/>
         <w:rPr>
           <w:b/>
           <w:sz w:val="24"/>
@@ -13445,15 +17069,11 @@
         <w:pStyle w:val="Heading1"/>
       </w:pPr>
       <w:r>
-        <w:rPr>
-          <w:color w:val="092E40"/>
-        </w:rPr>
         <w:lastRenderedPageBreak/>
         <w:t xml:space="preserve">Spark vs In-Database Query </w:t>
       </w:r>
       <w:r>
         <w:rPr>
-          <w:color w:val="092E40"/>
           <w:spacing w:val="-2"/>
         </w:rPr>
         <w:t>Processing</w:t>
@@ -13474,6 +17094,7 @@
       <w:pPr>
         <w:pStyle w:val="BodyText"/>
         <w:spacing w:before="5"/>
+        <w:ind w:left="720"/>
       </w:pPr>
     </w:p>
     <w:p>
@@ -13490,6 +17111,7 @@
       <w:pPr>
         <w:pStyle w:val="BodyText"/>
         <w:spacing w:before="4"/>
+        <w:ind w:left="720"/>
       </w:pPr>
     </w:p>
     <w:p>
@@ -13506,6 +17128,7 @@
       <w:pPr>
         <w:pStyle w:val="BodyText"/>
         <w:spacing w:before="4"/>
+        <w:ind w:left="720"/>
       </w:pPr>
     </w:p>
     <w:p>
@@ -13522,12 +17145,14 @@
     <w:p>
       <w:pPr>
         <w:pStyle w:val="BodyText"/>
+        <w:ind w:left="720"/>
       </w:pPr>
     </w:p>
     <w:p>
       <w:pPr>
         <w:pStyle w:val="BodyText"/>
         <w:spacing w:before="63"/>
+        <w:ind w:left="720"/>
       </w:pPr>
     </w:p>
     <w:p>
@@ -13537,32 +17162,33 @@
         <w:jc w:val="both"/>
         <w:rPr>
           <w:b/>
-          <w:sz w:val="24"/>
-        </w:rPr>
-      </w:pPr>
-      <w:r>
-        <w:rPr>
-          <w:b/>
-          <w:color w:val="092E40"/>
-          <w:sz w:val="24"/>
+          <w:sz w:val="28"/>
+          <w:szCs w:val="28"/>
+        </w:rPr>
+      </w:pPr>
+      <w:r>
+        <w:rPr>
+          <w:b/>
+          <w:sz w:val="28"/>
+          <w:szCs w:val="28"/>
         </w:rPr>
         <w:t>Key</w:t>
       </w:r>
       <w:r>
         <w:rPr>
           <w:b/>
-          <w:color w:val="092E40"/>
           <w:spacing w:val="1"/>
-          <w:sz w:val="24"/>
-        </w:rPr>
-        <w:t xml:space="preserve"> </w:t>
-      </w:r>
-      <w:r>
-        <w:rPr>
-          <w:b/>
-          <w:color w:val="092E40"/>
-          <w:spacing w:val="-2"/>
-          <w:sz w:val="24"/>
+          <w:sz w:val="28"/>
+          <w:szCs w:val="28"/>
+        </w:rPr>
+        <w:t xml:space="preserve"> </w:t>
+      </w:r>
+      <w:r>
+        <w:rPr>
+          <w:b/>
+          <w:spacing w:val="-2"/>
+          <w:sz w:val="28"/>
+          <w:szCs w:val="28"/>
         </w:rPr>
         <w:t>Observations</w:t>
       </w:r>
@@ -13571,6 +17197,7 @@
       <w:pPr>
         <w:pStyle w:val="BodyText"/>
         <w:spacing w:before="27"/>
+        <w:ind w:left="720"/>
         <w:rPr>
           <w:b/>
         </w:rPr>
@@ -13586,7 +17213,7 @@
         <w:tabs>
           <w:tab w:val="left" w:pos="1080"/>
         </w:tabs>
-        <w:ind w:right="1982"/>
+        <w:ind w:left="720" w:right="1982"/>
         <w:rPr>
           <w:sz w:val="24"/>
         </w:rPr>
@@ -13726,7 +17353,7 @@
           <w:tab w:val="left" w:pos="1080"/>
         </w:tabs>
         <w:spacing w:before="1"/>
-        <w:ind w:right="2493"/>
+        <w:ind w:left="720" w:right="2493"/>
         <w:rPr>
           <w:sz w:val="24"/>
         </w:rPr>
@@ -13911,7 +17538,7 @@
         <w:tabs>
           <w:tab w:val="left" w:pos="1080"/>
         </w:tabs>
-        <w:ind w:right="2061"/>
+        <w:ind w:left="720" w:right="2061"/>
         <w:rPr>
           <w:sz w:val="24"/>
         </w:rPr>
@@ -14056,22 +17683,26 @@
     <w:p>
       <w:pPr>
         <w:pStyle w:val="BodyText"/>
-      </w:pPr>
-    </w:p>
-    <w:p>
-      <w:pPr>
-        <w:pStyle w:val="BodyText"/>
-      </w:pPr>
-    </w:p>
-    <w:p>
-      <w:pPr>
-        <w:pStyle w:val="BodyText"/>
+        <w:ind w:left="720"/>
+      </w:pPr>
+    </w:p>
+    <w:p>
+      <w:pPr>
+        <w:pStyle w:val="BodyText"/>
+        <w:ind w:left="720"/>
+      </w:pPr>
+    </w:p>
+    <w:p>
+      <w:pPr>
+        <w:pStyle w:val="BodyText"/>
+        <w:ind w:left="720"/>
       </w:pPr>
     </w:p>
     <w:p>
       <w:pPr>
         <w:pStyle w:val="BodyText"/>
         <w:spacing w:before="220"/>
+        <w:ind w:left="720"/>
       </w:pPr>
     </w:p>
     <w:p>
@@ -14081,7 +17712,6 @@
       </w:pPr>
       <w:r>
         <w:rPr>
-          <w:color w:val="092E40"/>
           <w:spacing w:val="-2"/>
         </w:rPr>
         <w:t>Summary</w:t>
@@ -14101,6 +17731,7 @@
     <w:p>
       <w:pPr>
         <w:pStyle w:val="BodyText"/>
+        <w:ind w:left="720"/>
         <w:jc w:val="both"/>
         <w:sectPr>
           <w:pgSz w:w="12240" w:h="15840"/>
@@ -14192,6 +17823,7 @@
       <w:pPr>
         <w:pStyle w:val="BodyText"/>
         <w:spacing w:before="5"/>
+        <w:ind w:left="720"/>
       </w:pPr>
     </w:p>
     <w:p>
@@ -14222,34 +17854,43 @@
     <w:p>
       <w:pPr>
         <w:pStyle w:val="BodyText"/>
-      </w:pPr>
-    </w:p>
-    <w:p>
-      <w:pPr>
-        <w:pStyle w:val="BodyText"/>
+        <w:ind w:left="720"/>
+      </w:pPr>
+    </w:p>
+    <w:p>
+      <w:pPr>
+        <w:pStyle w:val="BodyText"/>
+        <w:ind w:left="720"/>
       </w:pPr>
     </w:p>
     <w:p>
       <w:pPr>
         <w:pStyle w:val="BodyText"/>
         <w:spacing w:before="150"/>
+        <w:ind w:left="720"/>
       </w:pPr>
     </w:p>
     <w:p>
       <w:pPr>
         <w:pStyle w:val="Heading2"/>
         <w:jc w:val="both"/>
-      </w:pPr>
-      <w:r>
-        <w:rPr>
-          <w:color w:val="092E40"/>
+        <w:rPr>
+          <w:sz w:val="28"/>
+          <w:szCs w:val="28"/>
+        </w:rPr>
+      </w:pPr>
+      <w:r>
+        <w:rPr>
+          <w:sz w:val="28"/>
+          <w:szCs w:val="28"/>
         </w:rPr>
         <w:t>Database</w:t>
       </w:r>
       <w:r>
         <w:rPr>
-          <w:color w:val="092E40"/>
-          <w:spacing w:val="-2"/>
+          <w:spacing w:val="-2"/>
+          <w:sz w:val="28"/>
+          <w:szCs w:val="28"/>
         </w:rPr>
         <w:t xml:space="preserve"> Connection</w:t>
       </w:r>
@@ -14385,12 +18026,14 @@
     <w:p>
       <w:pPr>
         <w:pStyle w:val="BodyText"/>
+        <w:ind w:left="720"/>
       </w:pPr>
     </w:p>
     <w:p>
       <w:pPr>
         <w:pStyle w:val="BodyText"/>
         <w:spacing w:before="183"/>
+        <w:ind w:left="720"/>
       </w:pPr>
     </w:p>
     <w:p>
@@ -14398,21 +18041,16 @@
         <w:pStyle w:val="Heading3"/>
       </w:pPr>
       <w:r>
-        <w:rPr>
-          <w:color w:val="092E40"/>
-        </w:rPr>
         <w:t>CRUD</w:t>
       </w:r>
       <w:r>
         <w:rPr>
-          <w:color w:val="092E40"/>
           <w:spacing w:val="2"/>
         </w:rPr>
         <w:t xml:space="preserve"> </w:t>
       </w:r>
       <w:r>
         <w:rPr>
-          <w:color w:val="092E40"/>
           <w:spacing w:val="-2"/>
         </w:rPr>
         <w:t>Operations</w:t>
@@ -14483,6 +18121,7 @@
       <w:pPr>
         <w:pStyle w:val="BodyText"/>
         <w:spacing w:before="4"/>
+        <w:ind w:left="720"/>
       </w:pPr>
     </w:p>
     <w:p>
@@ -14495,6 +18134,7 @@
         <w:tabs>
           <w:tab w:val="left" w:pos="1080"/>
         </w:tabs>
+        <w:ind w:left="720"/>
         <w:rPr>
           <w:sz w:val="24"/>
         </w:rPr>
@@ -14636,6 +18276,7 @@
         <w:tabs>
           <w:tab w:val="left" w:pos="1080"/>
         </w:tabs>
+        <w:ind w:left="720"/>
         <w:rPr>
           <w:sz w:val="24"/>
         </w:rPr>
@@ -14738,6 +18379,7 @@
         <w:tabs>
           <w:tab w:val="left" w:pos="1080"/>
         </w:tabs>
+        <w:ind w:left="720"/>
         <w:rPr>
           <w:sz w:val="24"/>
         </w:rPr>
@@ -14898,6 +18540,7 @@
         <w:tabs>
           <w:tab w:val="left" w:pos="1080"/>
         </w:tabs>
+        <w:ind w:left="720"/>
         <w:rPr>
           <w:sz w:val="24"/>
         </w:rPr>
@@ -14993,6 +18636,7 @@
     <w:p>
       <w:pPr>
         <w:pStyle w:val="BodyText"/>
+        <w:ind w:left="720"/>
       </w:pPr>
     </w:p>
     <w:p>
@@ -15094,6 +18738,16 @@
       <w:r>
         <w:t>created, modified, and deleted.</w:t>
       </w:r>
+    </w:p>
+    <w:p>
+      <w:pPr>
+        <w:pStyle w:val="BodyText"/>
+      </w:pPr>
+    </w:p>
+    <w:p>
+      <w:pPr>
+        <w:pStyle w:val="BodyText"/>
+      </w:pPr>
     </w:p>
     <w:p>
       <w:pPr>
@@ -15104,28 +18758,46 @@
           <w:cols w:space="720"/>
         </w:sectPr>
       </w:pPr>
+      <w:r>
+        <w:tab/>
+      </w:r>
     </w:p>
     <w:p>
       <w:pPr>
         <w:pStyle w:val="Heading1"/>
-      </w:pPr>
-      <w:r>
-        <w:rPr>
-          <w:color w:val="092E40"/>
-        </w:rPr>
-        <w:lastRenderedPageBreak/>
+        <w:ind w:left="0"/>
+        <w:rPr>
+          <w:sz w:val="28"/>
+          <w:szCs w:val="28"/>
+        </w:rPr>
+      </w:pPr>
+    </w:p>
+    <w:p>
+      <w:pPr>
+        <w:pStyle w:val="Heading1"/>
+        <w:ind w:left="0"/>
+        <w:rPr>
+          <w:sz w:val="28"/>
+          <w:szCs w:val="28"/>
+        </w:rPr>
+      </w:pPr>
+    </w:p>
+    <w:p>
+      <w:pPr>
+        <w:pStyle w:val="Heading1"/>
+        <w:ind w:left="0" w:firstLine="720"/>
+      </w:pPr>
+      <w:r>
         <w:t>Output</w:t>
       </w:r>
       <w:r>
         <w:rPr>
-          <w:color w:val="092E40"/>
           <w:spacing w:val="1"/>
         </w:rPr>
         <w:t xml:space="preserve"> </w:t>
       </w:r>
       <w:r>
         <w:rPr>
-          <w:color w:val="092E40"/>
           <w:spacing w:val="-2"/>
         </w:rPr>
         <w:t>Representation</w:t>
@@ -15255,7 +18927,7 @@
         <w:spacing w:before="310"/>
         <w:ind w:left="720" w:right="1368"/>
         <w:rPr>
-          <w:sz w:val="20"/>
+          <w:noProof/>
         </w:rPr>
       </w:pPr>
       <w:r>
@@ -15278,7 +18950,7 @@
                     <pic:cNvPicPr/>
                   </pic:nvPicPr>
                   <pic:blipFill>
-                    <a:blip r:embed="rId32"/>
+                    <a:blip r:embed="rId45"/>
                     <a:stretch>
                       <a:fillRect/>
                     </a:stretch>
@@ -15324,7 +18996,7 @@
                     <pic:cNvPicPr/>
                   </pic:nvPicPr>
                   <pic:blipFill>
-                    <a:blip r:embed="rId33"/>
+                    <a:blip r:embed="rId46"/>
                     <a:stretch>
                       <a:fillRect/>
                     </a:stretch>
@@ -15350,11 +19022,70 @@
         </w:rPr>
         <w:t xml:space="preserve"> </w:t>
       </w:r>
-      <w:r>
+    </w:p>
+    <w:p>
+      <w:pPr>
+        <w:pStyle w:val="BodyText"/>
+        <w:spacing w:before="310"/>
+        <w:ind w:left="720" w:right="1368"/>
         <w:rPr>
           <w:noProof/>
         </w:rPr>
-        <w:lastRenderedPageBreak/>
+      </w:pPr>
+    </w:p>
+    <w:p>
+      <w:pPr>
+        <w:pStyle w:val="BodyText"/>
+        <w:spacing w:before="310"/>
+        <w:ind w:left="720" w:right="1368"/>
+        <w:rPr>
+          <w:noProof/>
+        </w:rPr>
+      </w:pPr>
+    </w:p>
+    <w:p>
+      <w:pPr>
+        <w:pStyle w:val="BodyText"/>
+        <w:spacing w:before="310"/>
+        <w:ind w:left="720" w:right="1368"/>
+        <w:rPr>
+          <w:noProof/>
+        </w:rPr>
+      </w:pPr>
+    </w:p>
+    <w:p>
+      <w:pPr>
+        <w:pStyle w:val="BodyText"/>
+        <w:spacing w:before="310"/>
+        <w:ind w:left="720" w:right="1368"/>
+        <w:rPr>
+          <w:noProof/>
+        </w:rPr>
+      </w:pPr>
+    </w:p>
+    <w:p>
+      <w:pPr>
+        <w:pStyle w:val="BodyText"/>
+        <w:spacing w:before="310"/>
+        <w:ind w:left="720" w:right="1368"/>
+        <w:rPr>
+          <w:noProof/>
+        </w:rPr>
+      </w:pPr>
+    </w:p>
+    <w:p>
+      <w:pPr>
+        <w:pStyle w:val="BodyText"/>
+        <w:spacing w:before="310"/>
+        <w:ind w:left="720" w:right="1368"/>
+        <w:rPr>
+          <w:noProof/>
+        </w:rPr>
+      </w:pPr>
+      <w:r>
+        <w:rPr>
+          <w:noProof/>
+        </w:rPr>
         <w:drawing>
           <wp:inline distT="0" distB="0" distL="0" distR="0" wp14:anchorId="736FE1C9" wp14:editId="515E413E">
             <wp:extent cx="5131225" cy="4017232"/>
@@ -15371,7 +19102,7 @@
                     <pic:cNvPicPr/>
                   </pic:nvPicPr>
                   <pic:blipFill>
-                    <a:blip r:embed="rId34"/>
+                    <a:blip r:embed="rId47"/>
                     <a:stretch>
                       <a:fillRect/>
                     </a:stretch>
@@ -15417,7 +19148,7 @@
                     <pic:cNvPicPr/>
                   </pic:nvPicPr>
                   <pic:blipFill>
-                    <a:blip r:embed="rId35"/>
+                    <a:blip r:embed="rId48"/>
                     <a:stretch>
                       <a:fillRect/>
                     </a:stretch>
@@ -15443,11 +19174,120 @@
         </w:rPr>
         <w:t xml:space="preserve"> </w:t>
       </w:r>
-      <w:r>
+    </w:p>
+    <w:p>
+      <w:pPr>
+        <w:pStyle w:val="BodyText"/>
+        <w:spacing w:before="310"/>
+        <w:ind w:left="720" w:right="1368"/>
         <w:rPr>
           <w:noProof/>
         </w:rPr>
-        <w:lastRenderedPageBreak/>
+      </w:pPr>
+    </w:p>
+    <w:p>
+      <w:pPr>
+        <w:pStyle w:val="BodyText"/>
+        <w:spacing w:before="310"/>
+        <w:ind w:left="720" w:right="1368"/>
+        <w:rPr>
+          <w:noProof/>
+        </w:rPr>
+      </w:pPr>
+    </w:p>
+    <w:p>
+      <w:pPr>
+        <w:pStyle w:val="BodyText"/>
+        <w:spacing w:before="310"/>
+        <w:ind w:left="720" w:right="1368"/>
+        <w:rPr>
+          <w:noProof/>
+        </w:rPr>
+      </w:pPr>
+    </w:p>
+    <w:p>
+      <w:pPr>
+        <w:pStyle w:val="BodyText"/>
+        <w:spacing w:before="310"/>
+        <w:ind w:left="720" w:right="1368"/>
+        <w:rPr>
+          <w:noProof/>
+        </w:rPr>
+      </w:pPr>
+    </w:p>
+    <w:p>
+      <w:pPr>
+        <w:pStyle w:val="BodyText"/>
+        <w:spacing w:before="310"/>
+        <w:ind w:left="720" w:right="1368"/>
+        <w:rPr>
+          <w:noProof/>
+        </w:rPr>
+      </w:pPr>
+    </w:p>
+    <w:p>
+      <w:pPr>
+        <w:pStyle w:val="BodyText"/>
+        <w:spacing w:before="310"/>
+        <w:ind w:left="720" w:right="1368"/>
+        <w:rPr>
+          <w:noProof/>
+        </w:rPr>
+      </w:pPr>
+    </w:p>
+    <w:p>
+      <w:pPr>
+        <w:pStyle w:val="BodyText"/>
+        <w:spacing w:before="310"/>
+        <w:ind w:left="720" w:right="1368"/>
+        <w:rPr>
+          <w:noProof/>
+        </w:rPr>
+      </w:pPr>
+    </w:p>
+    <w:p>
+      <w:pPr>
+        <w:pStyle w:val="BodyText"/>
+        <w:spacing w:before="310"/>
+        <w:ind w:left="720" w:right="1368"/>
+        <w:rPr>
+          <w:noProof/>
+        </w:rPr>
+      </w:pPr>
+    </w:p>
+    <w:p>
+      <w:pPr>
+        <w:pStyle w:val="BodyText"/>
+        <w:spacing w:before="310"/>
+        <w:ind w:left="720" w:right="1368"/>
+        <w:rPr>
+          <w:noProof/>
+        </w:rPr>
+      </w:pPr>
+    </w:p>
+    <w:p>
+      <w:pPr>
+        <w:pStyle w:val="BodyText"/>
+        <w:spacing w:before="310"/>
+        <w:ind w:left="720" w:right="1368"/>
+        <w:rPr>
+          <w:noProof/>
+        </w:rPr>
+      </w:pPr>
+    </w:p>
+    <w:p>
+      <w:pPr>
+        <w:pStyle w:val="BodyText"/>
+        <w:spacing w:before="310"/>
+        <w:ind w:left="720" w:right="1368"/>
+        <w:rPr>
+          <w:sz w:val="20"/>
+        </w:rPr>
+      </w:pPr>
+      <w:r>
+        <w:rPr>
+          <w:noProof/>
+        </w:rPr>
         <w:drawing>
           <wp:inline distT="0" distB="0" distL="0" distR="0" wp14:anchorId="656E84CA" wp14:editId="31394682">
             <wp:extent cx="5130800" cy="4140716"/>
@@ -15464,7 +19304,7 @@
                     <pic:cNvPicPr/>
                   </pic:nvPicPr>
                   <pic:blipFill>
-                    <a:blip r:embed="rId36"/>
+                    <a:blip r:embed="rId49"/>
                     <a:stretch>
                       <a:fillRect/>
                     </a:stretch>
@@ -15487,25 +19327,25 @@
     </w:p>
     <w:p>
       <w:pPr>
-        <w:ind w:firstLine="720"/>
-        <w:rPr>
-          <w:b/>
-          <w:sz w:val="24"/>
-        </w:rPr>
-      </w:pPr>
-    </w:p>
-    <w:p>
-      <w:pPr>
-        <w:ind w:firstLine="720"/>
-        <w:rPr>
-          <w:b/>
-          <w:sz w:val="24"/>
-        </w:rPr>
-      </w:pPr>
-    </w:p>
-    <w:p>
-      <w:pPr>
-        <w:ind w:firstLine="720"/>
+        <w:ind w:left="720" w:firstLine="720"/>
+        <w:rPr>
+          <w:b/>
+          <w:sz w:val="24"/>
+        </w:rPr>
+      </w:pPr>
+    </w:p>
+    <w:p>
+      <w:pPr>
+        <w:ind w:left="720" w:firstLine="720"/>
+        <w:rPr>
+          <w:b/>
+          <w:sz w:val="24"/>
+        </w:rPr>
+      </w:pPr>
+    </w:p>
+    <w:p>
+      <w:pPr>
+        <w:ind w:left="720" w:firstLine="720"/>
         <w:rPr>
           <w:b/>
           <w:sz w:val="24"/>
@@ -15613,6 +19453,7 @@
     <w:p>
       <w:pPr>
         <w:pStyle w:val="BodyText"/>
+        <w:ind w:left="720"/>
         <w:rPr>
           <w:b/>
           <w:sz w:val="32"/>
@@ -15623,6 +19464,7 @@
       <w:pPr>
         <w:pStyle w:val="BodyText"/>
         <w:spacing w:before="269"/>
+        <w:ind w:left="720"/>
         <w:rPr>
           <w:b/>
           <w:sz w:val="32"/>
@@ -15632,11 +19474,16 @@
     <w:p>
       <w:pPr>
         <w:pStyle w:val="Heading2"/>
-      </w:pPr>
-      <w:r>
-        <w:rPr>
-          <w:color w:val="092E40"/>
-          <w:spacing w:val="-2"/>
+        <w:rPr>
+          <w:sz w:val="28"/>
+          <w:szCs w:val="28"/>
+        </w:rPr>
+      </w:pPr>
+      <w:r>
+        <w:rPr>
+          <w:spacing w:val="-2"/>
+          <w:sz w:val="28"/>
+          <w:szCs w:val="28"/>
         </w:rPr>
         <w:t>Summary</w:t>
       </w:r>
@@ -15672,6 +19519,7 @@
     <w:p>
       <w:pPr>
         <w:pStyle w:val="BodyText"/>
+        <w:ind w:left="720"/>
         <w:jc w:val="both"/>
         <w:sectPr>
           <w:pgSz w:w="12240" w:h="15840"/>
@@ -15685,35 +19533,26 @@
         <w:pStyle w:val="Heading1"/>
       </w:pPr>
       <w:r>
-        <w:rPr>
-          <w:color w:val="092E40"/>
-        </w:rPr>
         <w:lastRenderedPageBreak/>
         <w:t>Partitioning</w:t>
       </w:r>
       <w:r>
         <w:rPr>
-          <w:color w:val="092E40"/>
           <w:spacing w:val="1"/>
         </w:rPr>
         <w:t xml:space="preserve"> </w:t>
       </w:r>
       <w:r>
-        <w:rPr>
-          <w:color w:val="092E40"/>
-        </w:rPr>
         <w:t>and</w:t>
       </w:r>
       <w:r>
         <w:rPr>
-          <w:color w:val="092E40"/>
           <w:spacing w:val="1"/>
         </w:rPr>
         <w:t xml:space="preserve"> </w:t>
       </w:r>
       <w:r>
         <w:rPr>
-          <w:color w:val="092E40"/>
           <w:spacing w:val="-2"/>
         </w:rPr>
         <w:t>Replication</w:t>
@@ -15854,6 +19693,7 @@
       <w:pPr>
         <w:pStyle w:val="BodyText"/>
         <w:spacing w:before="4"/>
+        <w:ind w:left="720"/>
       </w:pPr>
     </w:p>
     <w:p>
@@ -15870,6 +19710,7 @@
       <w:pPr>
         <w:pStyle w:val="BodyText"/>
         <w:spacing w:before="5"/>
+        <w:ind w:left="720"/>
       </w:pPr>
     </w:p>
     <w:p>
@@ -15886,6 +19727,7 @@
       <w:pPr>
         <w:pStyle w:val="BodyText"/>
         <w:spacing w:before="4"/>
+        <w:ind w:left="720"/>
       </w:pPr>
     </w:p>
     <w:p>
@@ -16010,6 +19852,7 @@
       <w:pPr>
         <w:pStyle w:val="BodyText"/>
         <w:spacing w:before="4"/>
+        <w:ind w:left="720"/>
       </w:pPr>
     </w:p>
     <w:p>
@@ -16026,17 +19869,20 @@
     <w:p>
       <w:pPr>
         <w:pStyle w:val="BodyText"/>
-      </w:pPr>
-    </w:p>
-    <w:p>
-      <w:pPr>
-        <w:pStyle w:val="BodyText"/>
+        <w:ind w:left="720"/>
+      </w:pPr>
+    </w:p>
+    <w:p>
+      <w:pPr>
+        <w:pStyle w:val="BodyText"/>
+        <w:ind w:left="720"/>
       </w:pPr>
     </w:p>
     <w:p>
       <w:pPr>
         <w:pStyle w:val="BodyText"/>
         <w:spacing w:before="59"/>
+        <w:ind w:left="720"/>
       </w:pPr>
     </w:p>
     <w:p>
@@ -16066,6 +19912,7 @@
       <w:pPr>
         <w:pStyle w:val="BodyText"/>
         <w:spacing w:before="4"/>
+        <w:ind w:left="720"/>
       </w:pPr>
     </w:p>
     <w:p>
@@ -16127,6 +19974,7 @@
       <w:pPr>
         <w:pStyle w:val="BodyText"/>
         <w:spacing w:before="5"/>
+        <w:ind w:left="720"/>
       </w:pPr>
     </w:p>
     <w:p>
@@ -16143,6 +19991,7 @@
       <w:pPr>
         <w:pStyle w:val="BodyText"/>
         <w:spacing w:before="4"/>
+        <w:ind w:left="720"/>
       </w:pPr>
     </w:p>
     <w:p>
@@ -16164,19 +20013,57 @@
 </w:document>
 </file>
 
+<file path=word/endnotes.xml><?xml version="1.0" encoding="utf-8"?>
+<w:endnotes xmlns:wpc="http://schemas.microsoft.com/office/word/2010/wordprocessingCanvas" xmlns:cx="http://schemas.microsoft.com/office/drawing/2014/chartex" xmlns:cx1="http://schemas.microsoft.com/office/drawing/2015/9/8/chartex" xmlns:cx2="http://schemas.microsoft.com/office/drawing/2015/10/21/chartex" xmlns:cx3="http://schemas.microsoft.com/office/drawing/2016/5/9/chartex" xmlns:cx4="http://schemas.microsoft.com/office/drawing/2016/5/10/chartex" xmlns:cx5="http://schemas.microsoft.com/office/drawing/2016/5/11/chartex" xmlns:cx6="http://schemas.microsoft.com/office/drawing/2016/5/12/chartex" xmlns:cx7="http://schemas.microsoft.com/office/drawing/2016/5/13/chartex" xmlns:cx8="http://schemas.microsoft.com/office/drawing/2016/5/14/chartex" xmlns:mc="http://schemas.openxmlformats.org/markup-compatibility/2006" xmlns:aink="http://schemas.microsoft.com/office/drawing/2016/ink" xmlns:am3d="http://schemas.microsoft.com/office/drawing/2017/model3d" xmlns:o="urn:schemas-microsoft-com:office:office" xmlns:oel="http://schemas.microsoft.com/office/2019/extlst" xmlns:r="http://schemas.openxmlformats.org/officeDocument/2006/relationships" xmlns:m="http://schemas.openxmlformats.org/officeDocument/2006/math" xmlns:v="urn:schemas-microsoft-com:vml" xmlns:wp14="http://schemas.microsoft.com/office/word/2010/wordprocessingDrawing" xmlns:wp="http://schemas.openxmlformats.org/drawingml/2006/wordprocessingDrawing" xmlns:w10="urn:schemas-microsoft-com:office:word" xmlns:w="http://schemas.openxmlformats.org/wordprocessingml/2006/main" xmlns:w14="http://schemas.microsoft.com/office/word/2010/wordml" xmlns:w15="http://schemas.microsoft.com/office/word/2012/wordml" xmlns:w16cex="http://schemas.microsoft.com/office/word/2018/wordml/cex" xmlns:w16cid="http://schemas.microsoft.com/office/word/2016/wordml/cid" xmlns:w16="http://schemas.microsoft.com/office/word/2018/wordml" xmlns:w16du="http://schemas.microsoft.com/office/word/2023/wordml/word16du" xmlns:w16sdtdh="http://schemas.microsoft.com/office/word/2020/wordml/sdtdatahash" xmlns:w16sdtfl="http://schemas.microsoft.com/office/word/2024/wordml/sdtformatlock" xmlns:w16se="http://schemas.microsoft.com/office/word/2015/wordml/symex" xmlns:wpg="http://schemas.microsoft.com/office/word/2010/wordprocessingGroup" xmlns:wpi="http://schemas.microsoft.com/office/word/2010/wordprocessingInk" xmlns:wne="http://schemas.microsoft.com/office/word/2006/wordml" xmlns:wps="http://schemas.microsoft.com/office/word/2010/wordprocessingShape" mc:Ignorable="w14 w15 w16se w16cid w16 w16cex w16sdtdh w16sdtfl w16du wp14">
+  <w:endnote w:type="separator" w:id="-1">
+    <w:p>
+      <w:r>
+        <w:separator/>
+      </w:r>
+    </w:p>
+  </w:endnote>
+  <w:endnote w:type="continuationSeparator" w:id="0">
+    <w:p>
+      <w:r>
+        <w:continuationSeparator/>
+      </w:r>
+    </w:p>
+  </w:endnote>
+</w:endnotes>
+</file>
+
+<file path=word/footnotes.xml><?xml version="1.0" encoding="utf-8"?>
+<w:footnotes xmlns:wpc="http://schemas.microsoft.com/office/word/2010/wordprocessingCanvas" xmlns:cx="http://schemas.microsoft.com/office/drawing/2014/chartex" xmlns:cx1="http://schemas.microsoft.com/office/drawing/2015/9/8/chartex" xmlns:cx2="http://schemas.microsoft.com/office/drawing/2015/10/21/chartex" xmlns:cx3="http://schemas.microsoft.com/office/drawing/2016/5/9/chartex" xmlns:cx4="http://schemas.microsoft.com/office/drawing/2016/5/10/chartex" xmlns:cx5="http://schemas.microsoft.com/office/drawing/2016/5/11/chartex" xmlns:cx6="http://schemas.microsoft.com/office/drawing/2016/5/12/chartex" xmlns:cx7="http://schemas.microsoft.com/office/drawing/2016/5/13/chartex" xmlns:cx8="http://schemas.microsoft.com/office/drawing/2016/5/14/chartex" xmlns:mc="http://schemas.openxmlformats.org/markup-compatibility/2006" xmlns:aink="http://schemas.microsoft.com/office/drawing/2016/ink" xmlns:am3d="http://schemas.microsoft.com/office/drawing/2017/model3d" xmlns:o="urn:schemas-microsoft-com:office:office" xmlns:oel="http://schemas.microsoft.com/office/2019/extlst" xmlns:r="http://schemas.openxmlformats.org/officeDocument/2006/relationships" xmlns:m="http://schemas.openxmlformats.org/officeDocument/2006/math" xmlns:v="urn:schemas-microsoft-com:vml" xmlns:wp14="http://schemas.microsoft.com/office/word/2010/wordprocessingDrawing" xmlns:wp="http://schemas.openxmlformats.org/drawingml/2006/wordprocessingDrawing" xmlns:w10="urn:schemas-microsoft-com:office:word" xmlns:w="http://schemas.openxmlformats.org/wordprocessingml/2006/main" xmlns:w14="http://schemas.microsoft.com/office/word/2010/wordml" xmlns:w15="http://schemas.microsoft.com/office/word/2012/wordml" xmlns:w16cex="http://schemas.microsoft.com/office/word/2018/wordml/cex" xmlns:w16cid="http://schemas.microsoft.com/office/word/2016/wordml/cid" xmlns:w16="http://schemas.microsoft.com/office/word/2018/wordml" xmlns:w16du="http://schemas.microsoft.com/office/word/2023/wordml/word16du" xmlns:w16sdtdh="http://schemas.microsoft.com/office/word/2020/wordml/sdtdatahash" xmlns:w16sdtfl="http://schemas.microsoft.com/office/word/2024/wordml/sdtformatlock" xmlns:w16se="http://schemas.microsoft.com/office/word/2015/wordml/symex" xmlns:wpg="http://schemas.microsoft.com/office/word/2010/wordprocessingGroup" xmlns:wpi="http://schemas.microsoft.com/office/word/2010/wordprocessingInk" xmlns:wne="http://schemas.microsoft.com/office/word/2006/wordml" xmlns:wps="http://schemas.microsoft.com/office/word/2010/wordprocessingShape" mc:Ignorable="w14 w15 w16se w16cid w16 w16cex w16sdtdh w16sdtfl w16du wp14">
+  <w:footnote w:type="separator" w:id="-1">
+    <w:p>
+      <w:r>
+        <w:separator/>
+      </w:r>
+    </w:p>
+  </w:footnote>
+  <w:footnote w:type="continuationSeparator" w:id="0">
+    <w:p>
+      <w:r>
+        <w:continuationSeparator/>
+      </w:r>
+    </w:p>
+  </w:footnote>
+</w:footnotes>
+</file>
+
 <file path=word/numbering.xml><?xml version="1.0" encoding="utf-8"?>
 <w:numbering xmlns:wpc="http://schemas.microsoft.com/office/word/2010/wordprocessingCanvas" xmlns:cx="http://schemas.microsoft.com/office/drawing/2014/chartex" xmlns:cx1="http://schemas.microsoft.com/office/drawing/2015/9/8/chartex" xmlns:cx2="http://schemas.microsoft.com/office/drawing/2015/10/21/chartex" xmlns:cx3="http://schemas.microsoft.com/office/drawing/2016/5/9/chartex" xmlns:cx4="http://schemas.microsoft.com/office/drawing/2016/5/10/chartex" xmlns:cx5="http://schemas.microsoft.com/office/drawing/2016/5/11/chartex" xmlns:cx6="http://schemas.microsoft.com/office/drawing/2016/5/12/chartex" xmlns:cx7="http://schemas.microsoft.com/office/drawing/2016/5/13/chartex" xmlns:cx8="http://schemas.microsoft.com/office/drawing/2016/5/14/chartex" xmlns:mc="http://schemas.openxmlformats.org/markup-compatibility/2006" xmlns:aink="http://schemas.microsoft.com/office/drawing/2016/ink" xmlns:am3d="http://schemas.microsoft.com/office/drawing/2017/model3d" xmlns:o="urn:schemas-microsoft-com:office:office" xmlns:oel="http://schemas.microsoft.com/office/2019/extlst" xmlns:r="http://schemas.openxmlformats.org/officeDocument/2006/relationships" xmlns:m="http://schemas.openxmlformats.org/officeDocument/2006/math" xmlns:v="urn:schemas-microsoft-com:vml" xmlns:wp14="http://schemas.microsoft.com/office/word/2010/wordprocessingDrawing" xmlns:wp="http://schemas.openxmlformats.org/drawingml/2006/wordprocessingDrawing" xmlns:w10="urn:schemas-microsoft-com:office:word" xmlns:w="http://schemas.openxmlformats.org/wordprocessingml/2006/main" xmlns:w14="http://schemas.microsoft.com/office/word/2010/wordml" xmlns:w15="http://schemas.microsoft.com/office/word/2012/wordml" xmlns:w16cex="http://schemas.microsoft.com/office/word/2018/wordml/cex" xmlns:w16cid="http://schemas.microsoft.com/office/word/2016/wordml/cid" xmlns:w16="http://schemas.microsoft.com/office/word/2018/wordml" xmlns:w16du="http://schemas.microsoft.com/office/word/2023/wordml/word16du" xmlns:w16sdtdh="http://schemas.microsoft.com/office/word/2020/wordml/sdtdatahash" xmlns:w16sdtfl="http://schemas.microsoft.com/office/word/2024/wordml/sdtformatlock" xmlns:w16se="http://schemas.microsoft.com/office/word/2015/wordml/symex" xmlns:wpg="http://schemas.microsoft.com/office/word/2010/wordprocessingGroup" xmlns:wpi="http://schemas.microsoft.com/office/word/2010/wordprocessingInk" xmlns:wne="http://schemas.microsoft.com/office/word/2006/wordml" xmlns:wps="http://schemas.microsoft.com/office/word/2010/wordprocessingShape" mc:Ignorable="w14 w15 w16se w16cid w16 w16cex w16sdtdh w16sdtfl w16du wp14">
   <w:abstractNum w:abstractNumId="0" w15:restartNumberingAfterBreak="0">
     <w:nsid w:val="09453D9E"/>
     <w:multiLevelType w:val="hybridMultilevel"/>
-    <w:tmpl w:val="D8A241DC"/>
+    <w:tmpl w:val="ADB46BB0"/>
     <w:lvl w:ilvl="0" w:tplc="04090003">
       <w:start w:val="1"/>
       <w:numFmt w:val="bullet"/>
       <w:lvlText w:val="o"/>
       <w:lvlJc w:val="left"/>
       <w:pPr>
-        <w:ind w:left="1080" w:hanging="360"/>
+        <w:ind w:left="1440" w:hanging="360"/>
       </w:pPr>
       <w:rPr>
         <w:rFonts w:ascii="Courier New" w:hAnsi="Courier New" w:cs="Courier New" w:hint="default"/>
@@ -16196,7 +20083,7 @@
       <w:lvlText w:val="•"/>
       <w:lvlJc w:val="left"/>
       <w:pPr>
-        <w:ind w:left="2124" w:hanging="360"/>
+        <w:ind w:left="2484" w:hanging="360"/>
       </w:pPr>
       <w:rPr>
         <w:rFonts w:hint="default"/>
@@ -16208,7 +20095,7 @@
       <w:lvlText w:val="•"/>
       <w:lvlJc w:val="left"/>
       <w:pPr>
-        <w:ind w:left="3168" w:hanging="360"/>
+        <w:ind w:left="3528" w:hanging="360"/>
       </w:pPr>
       <w:rPr>
         <w:rFonts w:hint="default"/>
@@ -16220,7 +20107,7 @@
       <w:lvlText w:val="•"/>
       <w:lvlJc w:val="left"/>
       <w:pPr>
-        <w:ind w:left="4212" w:hanging="360"/>
+        <w:ind w:left="4572" w:hanging="360"/>
       </w:pPr>
       <w:rPr>
         <w:rFonts w:hint="default"/>
@@ -16232,7 +20119,7 @@
       <w:lvlText w:val="•"/>
       <w:lvlJc w:val="left"/>
       <w:pPr>
-        <w:ind w:left="5256" w:hanging="360"/>
+        <w:ind w:left="5616" w:hanging="360"/>
       </w:pPr>
       <w:rPr>
         <w:rFonts w:hint="default"/>
@@ -16244,7 +20131,7 @@
       <w:lvlText w:val="•"/>
       <w:lvlJc w:val="left"/>
       <w:pPr>
-        <w:ind w:left="6300" w:hanging="360"/>
+        <w:ind w:left="6660" w:hanging="360"/>
       </w:pPr>
       <w:rPr>
         <w:rFonts w:hint="default"/>
@@ -16256,7 +20143,7 @@
       <w:lvlText w:val="•"/>
       <w:lvlJc w:val="left"/>
       <w:pPr>
-        <w:ind w:left="7344" w:hanging="360"/>
+        <w:ind w:left="7704" w:hanging="360"/>
       </w:pPr>
       <w:rPr>
         <w:rFonts w:hint="default"/>
@@ -16268,7 +20155,7 @@
       <w:lvlText w:val="•"/>
       <w:lvlJc w:val="left"/>
       <w:pPr>
-        <w:ind w:left="8388" w:hanging="360"/>
+        <w:ind w:left="8748" w:hanging="360"/>
       </w:pPr>
       <w:rPr>
         <w:rFonts w:hint="default"/>
@@ -16280,7 +20167,7 @@
       <w:lvlText w:val="•"/>
       <w:lvlJc w:val="left"/>
       <w:pPr>
-        <w:ind w:left="9432" w:hanging="360"/>
+        <w:ind w:left="9792" w:hanging="360"/>
       </w:pPr>
       <w:rPr>
         <w:rFonts w:hint="default"/>
@@ -16289,6 +20176,268 @@
     </w:lvl>
   </w:abstractNum>
   <w:abstractNum w:abstractNumId="1" w15:restartNumberingAfterBreak="0">
+    <w:nsid w:val="15FB7CF5"/>
+    <w:multiLevelType w:val="multilevel"/>
+    <w:tmpl w:val="33F8127E"/>
+    <w:lvl w:ilvl="0">
+      <w:start w:val="1"/>
+      <w:numFmt w:val="bullet"/>
+      <w:lvlText w:val=""/>
+      <w:lvlJc w:val="left"/>
+      <w:pPr>
+        <w:tabs>
+          <w:tab w:val="num" w:pos="720"/>
+        </w:tabs>
+        <w:ind w:left="720" w:hanging="360"/>
+      </w:pPr>
+      <w:rPr>
+        <w:rFonts w:ascii="Symbol" w:hAnsi="Symbol" w:hint="default"/>
+        <w:sz w:val="20"/>
+      </w:rPr>
+    </w:lvl>
+    <w:lvl w:ilvl="1">
+      <w:start w:val="1"/>
+      <w:numFmt w:val="bullet"/>
+      <w:lvlText w:val="o"/>
+      <w:lvlJc w:val="left"/>
+      <w:pPr>
+        <w:tabs>
+          <w:tab w:val="num" w:pos="1440"/>
+        </w:tabs>
+        <w:ind w:left="1440" w:hanging="360"/>
+      </w:pPr>
+      <w:rPr>
+        <w:rFonts w:ascii="Courier New" w:hAnsi="Courier New" w:hint="default"/>
+        <w:sz w:val="20"/>
+      </w:rPr>
+    </w:lvl>
+    <w:lvl w:ilvl="2" w:tentative="1">
+      <w:start w:val="1"/>
+      <w:numFmt w:val="bullet"/>
+      <w:lvlText w:val=""/>
+      <w:lvlJc w:val="left"/>
+      <w:pPr>
+        <w:tabs>
+          <w:tab w:val="num" w:pos="2160"/>
+        </w:tabs>
+        <w:ind w:left="2160" w:hanging="360"/>
+      </w:pPr>
+      <w:rPr>
+        <w:rFonts w:ascii="Wingdings" w:hAnsi="Wingdings" w:hint="default"/>
+        <w:sz w:val="20"/>
+      </w:rPr>
+    </w:lvl>
+    <w:lvl w:ilvl="3" w:tentative="1">
+      <w:start w:val="1"/>
+      <w:numFmt w:val="bullet"/>
+      <w:lvlText w:val=""/>
+      <w:lvlJc w:val="left"/>
+      <w:pPr>
+        <w:tabs>
+          <w:tab w:val="num" w:pos="2880"/>
+        </w:tabs>
+        <w:ind w:left="2880" w:hanging="360"/>
+      </w:pPr>
+      <w:rPr>
+        <w:rFonts w:ascii="Wingdings" w:hAnsi="Wingdings" w:hint="default"/>
+        <w:sz w:val="20"/>
+      </w:rPr>
+    </w:lvl>
+    <w:lvl w:ilvl="4" w:tentative="1">
+      <w:start w:val="1"/>
+      <w:numFmt w:val="bullet"/>
+      <w:lvlText w:val=""/>
+      <w:lvlJc w:val="left"/>
+      <w:pPr>
+        <w:tabs>
+          <w:tab w:val="num" w:pos="3600"/>
+        </w:tabs>
+        <w:ind w:left="3600" w:hanging="360"/>
+      </w:pPr>
+      <w:rPr>
+        <w:rFonts w:ascii="Wingdings" w:hAnsi="Wingdings" w:hint="default"/>
+        <w:sz w:val="20"/>
+      </w:rPr>
+    </w:lvl>
+    <w:lvl w:ilvl="5" w:tentative="1">
+      <w:start w:val="1"/>
+      <w:numFmt w:val="bullet"/>
+      <w:lvlText w:val=""/>
+      <w:lvlJc w:val="left"/>
+      <w:pPr>
+        <w:tabs>
+          <w:tab w:val="num" w:pos="4320"/>
+        </w:tabs>
+        <w:ind w:left="4320" w:hanging="360"/>
+      </w:pPr>
+      <w:rPr>
+        <w:rFonts w:ascii="Wingdings" w:hAnsi="Wingdings" w:hint="default"/>
+        <w:sz w:val="20"/>
+      </w:rPr>
+    </w:lvl>
+    <w:lvl w:ilvl="6" w:tentative="1">
+      <w:start w:val="1"/>
+      <w:numFmt w:val="bullet"/>
+      <w:lvlText w:val=""/>
+      <w:lvlJc w:val="left"/>
+      <w:pPr>
+        <w:tabs>
+          <w:tab w:val="num" w:pos="5040"/>
+        </w:tabs>
+        <w:ind w:left="5040" w:hanging="360"/>
+      </w:pPr>
+      <w:rPr>
+        <w:rFonts w:ascii="Wingdings" w:hAnsi="Wingdings" w:hint="default"/>
+        <w:sz w:val="20"/>
+      </w:rPr>
+    </w:lvl>
+    <w:lvl w:ilvl="7" w:tentative="1">
+      <w:start w:val="1"/>
+      <w:numFmt w:val="bullet"/>
+      <w:lvlText w:val=""/>
+      <w:lvlJc w:val="left"/>
+      <w:pPr>
+        <w:tabs>
+          <w:tab w:val="num" w:pos="5760"/>
+        </w:tabs>
+        <w:ind w:left="5760" w:hanging="360"/>
+      </w:pPr>
+      <w:rPr>
+        <w:rFonts w:ascii="Wingdings" w:hAnsi="Wingdings" w:hint="default"/>
+        <w:sz w:val="20"/>
+      </w:rPr>
+    </w:lvl>
+    <w:lvl w:ilvl="8" w:tentative="1">
+      <w:start w:val="1"/>
+      <w:numFmt w:val="bullet"/>
+      <w:lvlText w:val=""/>
+      <w:lvlJc w:val="left"/>
+      <w:pPr>
+        <w:tabs>
+          <w:tab w:val="num" w:pos="6480"/>
+        </w:tabs>
+        <w:ind w:left="6480" w:hanging="360"/>
+      </w:pPr>
+      <w:rPr>
+        <w:rFonts w:ascii="Wingdings" w:hAnsi="Wingdings" w:hint="default"/>
+        <w:sz w:val="20"/>
+      </w:rPr>
+    </w:lvl>
+  </w:abstractNum>
+  <w:abstractNum w:abstractNumId="2" w15:restartNumberingAfterBreak="0">
+    <w:nsid w:val="183261C9"/>
+    <w:multiLevelType w:val="hybridMultilevel"/>
+    <w:tmpl w:val="6E96F73C"/>
+    <w:lvl w:ilvl="0" w:tplc="04090001">
+      <w:start w:val="1"/>
+      <w:numFmt w:val="bullet"/>
+      <w:lvlText w:val=""/>
+      <w:lvlJc w:val="left"/>
+      <w:pPr>
+        <w:ind w:left="1440" w:hanging="360"/>
+      </w:pPr>
+      <w:rPr>
+        <w:rFonts w:ascii="Symbol" w:hAnsi="Symbol" w:hint="default"/>
+      </w:rPr>
+    </w:lvl>
+    <w:lvl w:ilvl="1" w:tplc="04090003" w:tentative="1">
+      <w:start w:val="1"/>
+      <w:numFmt w:val="bullet"/>
+      <w:lvlText w:val="o"/>
+      <w:lvlJc w:val="left"/>
+      <w:pPr>
+        <w:ind w:left="2160" w:hanging="360"/>
+      </w:pPr>
+      <w:rPr>
+        <w:rFonts w:ascii="Courier New" w:hAnsi="Courier New" w:cs="Courier New" w:hint="default"/>
+      </w:rPr>
+    </w:lvl>
+    <w:lvl w:ilvl="2" w:tplc="04090005" w:tentative="1">
+      <w:start w:val="1"/>
+      <w:numFmt w:val="bullet"/>
+      <w:lvlText w:val=""/>
+      <w:lvlJc w:val="left"/>
+      <w:pPr>
+        <w:ind w:left="2880" w:hanging="360"/>
+      </w:pPr>
+      <w:rPr>
+        <w:rFonts w:ascii="Wingdings" w:hAnsi="Wingdings" w:hint="default"/>
+      </w:rPr>
+    </w:lvl>
+    <w:lvl w:ilvl="3" w:tplc="04090001" w:tentative="1">
+      <w:start w:val="1"/>
+      <w:numFmt w:val="bullet"/>
+      <w:lvlText w:val=""/>
+      <w:lvlJc w:val="left"/>
+      <w:pPr>
+        <w:ind w:left="3600" w:hanging="360"/>
+      </w:pPr>
+      <w:rPr>
+        <w:rFonts w:ascii="Symbol" w:hAnsi="Symbol" w:hint="default"/>
+      </w:rPr>
+    </w:lvl>
+    <w:lvl w:ilvl="4" w:tplc="04090003" w:tentative="1">
+      <w:start w:val="1"/>
+      <w:numFmt w:val="bullet"/>
+      <w:lvlText w:val="o"/>
+      <w:lvlJc w:val="left"/>
+      <w:pPr>
+        <w:ind w:left="4320" w:hanging="360"/>
+      </w:pPr>
+      <w:rPr>
+        <w:rFonts w:ascii="Courier New" w:hAnsi="Courier New" w:cs="Courier New" w:hint="default"/>
+      </w:rPr>
+    </w:lvl>
+    <w:lvl w:ilvl="5" w:tplc="04090005" w:tentative="1">
+      <w:start w:val="1"/>
+      <w:numFmt w:val="bullet"/>
+      <w:lvlText w:val=""/>
+      <w:lvlJc w:val="left"/>
+      <w:pPr>
+        <w:ind w:left="5040" w:hanging="360"/>
+      </w:pPr>
+      <w:rPr>
+        <w:rFonts w:ascii="Wingdings" w:hAnsi="Wingdings" w:hint="default"/>
+      </w:rPr>
+    </w:lvl>
+    <w:lvl w:ilvl="6" w:tplc="04090001" w:tentative="1">
+      <w:start w:val="1"/>
+      <w:numFmt w:val="bullet"/>
+      <w:lvlText w:val=""/>
+      <w:lvlJc w:val="left"/>
+      <w:pPr>
+        <w:ind w:left="5760" w:hanging="360"/>
+      </w:pPr>
+      <w:rPr>
+        <w:rFonts w:ascii="Symbol" w:hAnsi="Symbol" w:hint="default"/>
+      </w:rPr>
+    </w:lvl>
+    <w:lvl w:ilvl="7" w:tplc="04090003" w:tentative="1">
+      <w:start w:val="1"/>
+      <w:numFmt w:val="bullet"/>
+      <w:lvlText w:val="o"/>
+      <w:lvlJc w:val="left"/>
+      <w:pPr>
+        <w:ind w:left="6480" w:hanging="360"/>
+      </w:pPr>
+      <w:rPr>
+        <w:rFonts w:ascii="Courier New" w:hAnsi="Courier New" w:cs="Courier New" w:hint="default"/>
+      </w:rPr>
+    </w:lvl>
+    <w:lvl w:ilvl="8" w:tplc="04090005" w:tentative="1">
+      <w:start w:val="1"/>
+      <w:numFmt w:val="bullet"/>
+      <w:lvlText w:val=""/>
+      <w:lvlJc w:val="left"/>
+      <w:pPr>
+        <w:ind w:left="7200" w:hanging="360"/>
+      </w:pPr>
+      <w:rPr>
+        <w:rFonts w:ascii="Wingdings" w:hAnsi="Wingdings" w:hint="default"/>
+      </w:rPr>
+    </w:lvl>
+  </w:abstractNum>
+  <w:abstractNum w:abstractNumId="3" w15:restartNumberingAfterBreak="0">
     <w:nsid w:val="1B234091"/>
     <w:multiLevelType w:val="hybridMultilevel"/>
     <w:tmpl w:val="93E2F020"/>
@@ -16409,7 +20558,233 @@
       </w:rPr>
     </w:lvl>
   </w:abstractNum>
-  <w:abstractNum w:abstractNumId="2" w15:restartNumberingAfterBreak="0">
+  <w:abstractNum w:abstractNumId="4" w15:restartNumberingAfterBreak="0">
+    <w:nsid w:val="1C8F5310"/>
+    <w:multiLevelType w:val="multilevel"/>
+    <w:tmpl w:val="9BA8ED2E"/>
+    <w:lvl w:ilvl="0">
+      <w:start w:val="1"/>
+      <w:numFmt w:val="decimal"/>
+      <w:lvlText w:val="%1."/>
+      <w:lvlJc w:val="left"/>
+      <w:pPr>
+        <w:tabs>
+          <w:tab w:val="num" w:pos="720"/>
+        </w:tabs>
+        <w:ind w:left="720" w:hanging="360"/>
+      </w:pPr>
+    </w:lvl>
+    <w:lvl w:ilvl="1">
+      <w:start w:val="1"/>
+      <w:numFmt w:val="decimal"/>
+      <w:lvlText w:val="%2."/>
+      <w:lvlJc w:val="left"/>
+      <w:pPr>
+        <w:tabs>
+          <w:tab w:val="num" w:pos="1440"/>
+        </w:tabs>
+        <w:ind w:left="1440" w:hanging="360"/>
+      </w:pPr>
+    </w:lvl>
+    <w:lvl w:ilvl="2" w:tentative="1">
+      <w:start w:val="1"/>
+      <w:numFmt w:val="decimal"/>
+      <w:lvlText w:val="%3."/>
+      <w:lvlJc w:val="left"/>
+      <w:pPr>
+        <w:tabs>
+          <w:tab w:val="num" w:pos="2160"/>
+        </w:tabs>
+        <w:ind w:left="2160" w:hanging="360"/>
+      </w:pPr>
+    </w:lvl>
+    <w:lvl w:ilvl="3" w:tentative="1">
+      <w:start w:val="1"/>
+      <w:numFmt w:val="decimal"/>
+      <w:lvlText w:val="%4."/>
+      <w:lvlJc w:val="left"/>
+      <w:pPr>
+        <w:tabs>
+          <w:tab w:val="num" w:pos="2880"/>
+        </w:tabs>
+        <w:ind w:left="2880" w:hanging="360"/>
+      </w:pPr>
+    </w:lvl>
+    <w:lvl w:ilvl="4" w:tentative="1">
+      <w:start w:val="1"/>
+      <w:numFmt w:val="decimal"/>
+      <w:lvlText w:val="%5."/>
+      <w:lvlJc w:val="left"/>
+      <w:pPr>
+        <w:tabs>
+          <w:tab w:val="num" w:pos="3600"/>
+        </w:tabs>
+        <w:ind w:left="3600" w:hanging="360"/>
+      </w:pPr>
+    </w:lvl>
+    <w:lvl w:ilvl="5" w:tentative="1">
+      <w:start w:val="1"/>
+      <w:numFmt w:val="decimal"/>
+      <w:lvlText w:val="%6."/>
+      <w:lvlJc w:val="left"/>
+      <w:pPr>
+        <w:tabs>
+          <w:tab w:val="num" w:pos="4320"/>
+        </w:tabs>
+        <w:ind w:left="4320" w:hanging="360"/>
+      </w:pPr>
+    </w:lvl>
+    <w:lvl w:ilvl="6" w:tentative="1">
+      <w:start w:val="1"/>
+      <w:numFmt w:val="decimal"/>
+      <w:lvlText w:val="%7."/>
+      <w:lvlJc w:val="left"/>
+      <w:pPr>
+        <w:tabs>
+          <w:tab w:val="num" w:pos="5040"/>
+        </w:tabs>
+        <w:ind w:left="5040" w:hanging="360"/>
+      </w:pPr>
+    </w:lvl>
+    <w:lvl w:ilvl="7" w:tentative="1">
+      <w:start w:val="1"/>
+      <w:numFmt w:val="decimal"/>
+      <w:lvlText w:val="%8."/>
+      <w:lvlJc w:val="left"/>
+      <w:pPr>
+        <w:tabs>
+          <w:tab w:val="num" w:pos="5760"/>
+        </w:tabs>
+        <w:ind w:left="5760" w:hanging="360"/>
+      </w:pPr>
+    </w:lvl>
+    <w:lvl w:ilvl="8" w:tentative="1">
+      <w:start w:val="1"/>
+      <w:numFmt w:val="decimal"/>
+      <w:lvlText w:val="%9."/>
+      <w:lvlJc w:val="left"/>
+      <w:pPr>
+        <w:tabs>
+          <w:tab w:val="num" w:pos="6480"/>
+        </w:tabs>
+        <w:ind w:left="6480" w:hanging="360"/>
+      </w:pPr>
+    </w:lvl>
+  </w:abstractNum>
+  <w:abstractNum w:abstractNumId="5" w15:restartNumberingAfterBreak="0">
+    <w:nsid w:val="34136CEE"/>
+    <w:multiLevelType w:val="multilevel"/>
+    <w:tmpl w:val="51745922"/>
+    <w:lvl w:ilvl="0">
+      <w:start w:val="1"/>
+      <w:numFmt w:val="decimal"/>
+      <w:lvlText w:val="%1."/>
+      <w:lvlJc w:val="left"/>
+      <w:pPr>
+        <w:tabs>
+          <w:tab w:val="num" w:pos="720"/>
+        </w:tabs>
+        <w:ind w:left="720" w:hanging="360"/>
+      </w:pPr>
+    </w:lvl>
+    <w:lvl w:ilvl="1">
+      <w:start w:val="1"/>
+      <w:numFmt w:val="decimal"/>
+      <w:lvlText w:val="%2."/>
+      <w:lvlJc w:val="left"/>
+      <w:pPr>
+        <w:tabs>
+          <w:tab w:val="num" w:pos="1440"/>
+        </w:tabs>
+        <w:ind w:left="1440" w:hanging="360"/>
+      </w:pPr>
+    </w:lvl>
+    <w:lvl w:ilvl="2" w:tentative="1">
+      <w:start w:val="1"/>
+      <w:numFmt w:val="decimal"/>
+      <w:lvlText w:val="%3."/>
+      <w:lvlJc w:val="left"/>
+      <w:pPr>
+        <w:tabs>
+          <w:tab w:val="num" w:pos="2160"/>
+        </w:tabs>
+        <w:ind w:left="2160" w:hanging="360"/>
+      </w:pPr>
+    </w:lvl>
+    <w:lvl w:ilvl="3" w:tentative="1">
+      <w:start w:val="1"/>
+      <w:numFmt w:val="decimal"/>
+      <w:lvlText w:val="%4."/>
+      <w:lvlJc w:val="left"/>
+      <w:pPr>
+        <w:tabs>
+          <w:tab w:val="num" w:pos="2880"/>
+        </w:tabs>
+        <w:ind w:left="2880" w:hanging="360"/>
+      </w:pPr>
+    </w:lvl>
+    <w:lvl w:ilvl="4" w:tentative="1">
+      <w:start w:val="1"/>
+      <w:numFmt w:val="decimal"/>
+      <w:lvlText w:val="%5."/>
+      <w:lvlJc w:val="left"/>
+      <w:pPr>
+        <w:tabs>
+          <w:tab w:val="num" w:pos="3600"/>
+        </w:tabs>
+        <w:ind w:left="3600" w:hanging="360"/>
+      </w:pPr>
+    </w:lvl>
+    <w:lvl w:ilvl="5" w:tentative="1">
+      <w:start w:val="1"/>
+      <w:numFmt w:val="decimal"/>
+      <w:lvlText w:val="%6."/>
+      <w:lvlJc w:val="left"/>
+      <w:pPr>
+        <w:tabs>
+          <w:tab w:val="num" w:pos="4320"/>
+        </w:tabs>
+        <w:ind w:left="4320" w:hanging="360"/>
+      </w:pPr>
+    </w:lvl>
+    <w:lvl w:ilvl="6" w:tentative="1">
+      <w:start w:val="1"/>
+      <w:numFmt w:val="decimal"/>
+      <w:lvlText w:val="%7."/>
+      <w:lvlJc w:val="left"/>
+      <w:pPr>
+        <w:tabs>
+          <w:tab w:val="num" w:pos="5040"/>
+        </w:tabs>
+        <w:ind w:left="5040" w:hanging="360"/>
+      </w:pPr>
+    </w:lvl>
+    <w:lvl w:ilvl="7" w:tentative="1">
+      <w:start w:val="1"/>
+      <w:numFmt w:val="decimal"/>
+      <w:lvlText w:val="%8."/>
+      <w:lvlJc w:val="left"/>
+      <w:pPr>
+        <w:tabs>
+          <w:tab w:val="num" w:pos="5760"/>
+        </w:tabs>
+        <w:ind w:left="5760" w:hanging="360"/>
+      </w:pPr>
+    </w:lvl>
+    <w:lvl w:ilvl="8" w:tentative="1">
+      <w:start w:val="1"/>
+      <w:numFmt w:val="decimal"/>
+      <w:lvlText w:val="%9."/>
+      <w:lvlJc w:val="left"/>
+      <w:pPr>
+        <w:tabs>
+          <w:tab w:val="num" w:pos="6480"/>
+        </w:tabs>
+        <w:ind w:left="6480" w:hanging="360"/>
+      </w:pPr>
+    </w:lvl>
+  </w:abstractNum>
+  <w:abstractNum w:abstractNumId="6" w15:restartNumberingAfterBreak="0">
     <w:nsid w:val="3AA34B50"/>
     <w:multiLevelType w:val="hybridMultilevel"/>
     <w:tmpl w:val="1B84E49C"/>
@@ -16530,7 +20905,418 @@
       </w:rPr>
     </w:lvl>
   </w:abstractNum>
-  <w:abstractNum w:abstractNumId="3" w15:restartNumberingAfterBreak="0">
+  <w:abstractNum w:abstractNumId="7" w15:restartNumberingAfterBreak="0">
+    <w:nsid w:val="3D506AC4"/>
+    <w:multiLevelType w:val="multilevel"/>
+    <w:tmpl w:val="509AADE6"/>
+    <w:lvl w:ilvl="0">
+      <w:start w:val="1"/>
+      <w:numFmt w:val="decimal"/>
+      <w:lvlText w:val="%1."/>
+      <w:lvlJc w:val="left"/>
+      <w:pPr>
+        <w:tabs>
+          <w:tab w:val="num" w:pos="720"/>
+        </w:tabs>
+        <w:ind w:left="720" w:hanging="360"/>
+      </w:pPr>
+    </w:lvl>
+    <w:lvl w:ilvl="1">
+      <w:start w:val="1"/>
+      <w:numFmt w:val="decimal"/>
+      <w:lvlText w:val="%2."/>
+      <w:lvlJc w:val="left"/>
+      <w:pPr>
+        <w:tabs>
+          <w:tab w:val="num" w:pos="1440"/>
+        </w:tabs>
+        <w:ind w:left="1440" w:hanging="360"/>
+      </w:pPr>
+    </w:lvl>
+    <w:lvl w:ilvl="2" w:tentative="1">
+      <w:start w:val="1"/>
+      <w:numFmt w:val="decimal"/>
+      <w:lvlText w:val="%3."/>
+      <w:lvlJc w:val="left"/>
+      <w:pPr>
+        <w:tabs>
+          <w:tab w:val="num" w:pos="2160"/>
+        </w:tabs>
+        <w:ind w:left="2160" w:hanging="360"/>
+      </w:pPr>
+    </w:lvl>
+    <w:lvl w:ilvl="3" w:tentative="1">
+      <w:start w:val="1"/>
+      <w:numFmt w:val="decimal"/>
+      <w:lvlText w:val="%4."/>
+      <w:lvlJc w:val="left"/>
+      <w:pPr>
+        <w:tabs>
+          <w:tab w:val="num" w:pos="2880"/>
+        </w:tabs>
+        <w:ind w:left="2880" w:hanging="360"/>
+      </w:pPr>
+    </w:lvl>
+    <w:lvl w:ilvl="4" w:tentative="1">
+      <w:start w:val="1"/>
+      <w:numFmt w:val="decimal"/>
+      <w:lvlText w:val="%5."/>
+      <w:lvlJc w:val="left"/>
+      <w:pPr>
+        <w:tabs>
+          <w:tab w:val="num" w:pos="3600"/>
+        </w:tabs>
+        <w:ind w:left="3600" w:hanging="360"/>
+      </w:pPr>
+    </w:lvl>
+    <w:lvl w:ilvl="5" w:tentative="1">
+      <w:start w:val="1"/>
+      <w:numFmt w:val="decimal"/>
+      <w:lvlText w:val="%6."/>
+      <w:lvlJc w:val="left"/>
+      <w:pPr>
+        <w:tabs>
+          <w:tab w:val="num" w:pos="4320"/>
+        </w:tabs>
+        <w:ind w:left="4320" w:hanging="360"/>
+      </w:pPr>
+    </w:lvl>
+    <w:lvl w:ilvl="6" w:tentative="1">
+      <w:start w:val="1"/>
+      <w:numFmt w:val="decimal"/>
+      <w:lvlText w:val="%7."/>
+      <w:lvlJc w:val="left"/>
+      <w:pPr>
+        <w:tabs>
+          <w:tab w:val="num" w:pos="5040"/>
+        </w:tabs>
+        <w:ind w:left="5040" w:hanging="360"/>
+      </w:pPr>
+    </w:lvl>
+    <w:lvl w:ilvl="7" w:tentative="1">
+      <w:start w:val="1"/>
+      <w:numFmt w:val="decimal"/>
+      <w:lvlText w:val="%8."/>
+      <w:lvlJc w:val="left"/>
+      <w:pPr>
+        <w:tabs>
+          <w:tab w:val="num" w:pos="5760"/>
+        </w:tabs>
+        <w:ind w:left="5760" w:hanging="360"/>
+      </w:pPr>
+    </w:lvl>
+    <w:lvl w:ilvl="8" w:tentative="1">
+      <w:start w:val="1"/>
+      <w:numFmt w:val="decimal"/>
+      <w:lvlText w:val="%9."/>
+      <w:lvlJc w:val="left"/>
+      <w:pPr>
+        <w:tabs>
+          <w:tab w:val="num" w:pos="6480"/>
+        </w:tabs>
+        <w:ind w:left="6480" w:hanging="360"/>
+      </w:pPr>
+    </w:lvl>
+  </w:abstractNum>
+  <w:abstractNum w:abstractNumId="8" w15:restartNumberingAfterBreak="0">
+    <w:nsid w:val="3F1F405D"/>
+    <w:multiLevelType w:val="multilevel"/>
+    <w:tmpl w:val="F440C594"/>
+    <w:lvl w:ilvl="0">
+      <w:start w:val="1"/>
+      <w:numFmt w:val="bullet"/>
+      <w:lvlText w:val=""/>
+      <w:lvlJc w:val="left"/>
+      <w:pPr>
+        <w:tabs>
+          <w:tab w:val="num" w:pos="11520"/>
+        </w:tabs>
+        <w:ind w:left="11520" w:hanging="360"/>
+      </w:pPr>
+      <w:rPr>
+        <w:rFonts w:ascii="Symbol" w:hAnsi="Symbol" w:hint="default"/>
+        <w:sz w:val="20"/>
+      </w:rPr>
+    </w:lvl>
+    <w:lvl w:ilvl="1">
+      <w:start w:val="1"/>
+      <w:numFmt w:val="bullet"/>
+      <w:lvlText w:val="o"/>
+      <w:lvlJc w:val="left"/>
+      <w:pPr>
+        <w:tabs>
+          <w:tab w:val="num" w:pos="12240"/>
+        </w:tabs>
+        <w:ind w:left="12240" w:hanging="360"/>
+      </w:pPr>
+      <w:rPr>
+        <w:rFonts w:ascii="Courier New" w:hAnsi="Courier New" w:hint="default"/>
+        <w:sz w:val="20"/>
+      </w:rPr>
+    </w:lvl>
+    <w:lvl w:ilvl="2" w:tentative="1">
+      <w:start w:val="1"/>
+      <w:numFmt w:val="bullet"/>
+      <w:lvlText w:val=""/>
+      <w:lvlJc w:val="left"/>
+      <w:pPr>
+        <w:tabs>
+          <w:tab w:val="num" w:pos="12960"/>
+        </w:tabs>
+        <w:ind w:left="12960" w:hanging="360"/>
+      </w:pPr>
+      <w:rPr>
+        <w:rFonts w:ascii="Wingdings" w:hAnsi="Wingdings" w:hint="default"/>
+        <w:sz w:val="20"/>
+      </w:rPr>
+    </w:lvl>
+    <w:lvl w:ilvl="3" w:tentative="1">
+      <w:start w:val="1"/>
+      <w:numFmt w:val="bullet"/>
+      <w:lvlText w:val=""/>
+      <w:lvlJc w:val="left"/>
+      <w:pPr>
+        <w:tabs>
+          <w:tab w:val="num" w:pos="13680"/>
+        </w:tabs>
+        <w:ind w:left="13680" w:hanging="360"/>
+      </w:pPr>
+      <w:rPr>
+        <w:rFonts w:ascii="Wingdings" w:hAnsi="Wingdings" w:hint="default"/>
+        <w:sz w:val="20"/>
+      </w:rPr>
+    </w:lvl>
+    <w:lvl w:ilvl="4" w:tentative="1">
+      <w:start w:val="1"/>
+      <w:numFmt w:val="bullet"/>
+      <w:lvlText w:val=""/>
+      <w:lvlJc w:val="left"/>
+      <w:pPr>
+        <w:tabs>
+          <w:tab w:val="num" w:pos="14400"/>
+        </w:tabs>
+        <w:ind w:left="14400" w:hanging="360"/>
+      </w:pPr>
+      <w:rPr>
+        <w:rFonts w:ascii="Wingdings" w:hAnsi="Wingdings" w:hint="default"/>
+        <w:sz w:val="20"/>
+      </w:rPr>
+    </w:lvl>
+    <w:lvl w:ilvl="5" w:tentative="1">
+      <w:start w:val="1"/>
+      <w:numFmt w:val="bullet"/>
+      <w:lvlText w:val=""/>
+      <w:lvlJc w:val="left"/>
+      <w:pPr>
+        <w:tabs>
+          <w:tab w:val="num" w:pos="15120"/>
+        </w:tabs>
+        <w:ind w:left="15120" w:hanging="360"/>
+      </w:pPr>
+      <w:rPr>
+        <w:rFonts w:ascii="Wingdings" w:hAnsi="Wingdings" w:hint="default"/>
+        <w:sz w:val="20"/>
+      </w:rPr>
+    </w:lvl>
+    <w:lvl w:ilvl="6" w:tentative="1">
+      <w:start w:val="1"/>
+      <w:numFmt w:val="bullet"/>
+      <w:lvlText w:val=""/>
+      <w:lvlJc w:val="left"/>
+      <w:pPr>
+        <w:tabs>
+          <w:tab w:val="num" w:pos="15840"/>
+        </w:tabs>
+        <w:ind w:left="15840" w:hanging="360"/>
+      </w:pPr>
+      <w:rPr>
+        <w:rFonts w:ascii="Wingdings" w:hAnsi="Wingdings" w:hint="default"/>
+        <w:sz w:val="20"/>
+      </w:rPr>
+    </w:lvl>
+    <w:lvl w:ilvl="7" w:tentative="1">
+      <w:start w:val="1"/>
+      <w:numFmt w:val="bullet"/>
+      <w:lvlText w:val=""/>
+      <w:lvlJc w:val="left"/>
+      <w:pPr>
+        <w:tabs>
+          <w:tab w:val="num" w:pos="16560"/>
+        </w:tabs>
+        <w:ind w:left="16560" w:hanging="360"/>
+      </w:pPr>
+      <w:rPr>
+        <w:rFonts w:ascii="Wingdings" w:hAnsi="Wingdings" w:hint="default"/>
+        <w:sz w:val="20"/>
+      </w:rPr>
+    </w:lvl>
+    <w:lvl w:ilvl="8" w:tentative="1">
+      <w:start w:val="1"/>
+      <w:numFmt w:val="bullet"/>
+      <w:lvlText w:val=""/>
+      <w:lvlJc w:val="left"/>
+      <w:pPr>
+        <w:tabs>
+          <w:tab w:val="num" w:pos="17280"/>
+        </w:tabs>
+        <w:ind w:left="17280" w:hanging="360"/>
+      </w:pPr>
+      <w:rPr>
+        <w:rFonts w:ascii="Wingdings" w:hAnsi="Wingdings" w:hint="default"/>
+        <w:sz w:val="20"/>
+      </w:rPr>
+    </w:lvl>
+  </w:abstractNum>
+  <w:abstractNum w:abstractNumId="9" w15:restartNumberingAfterBreak="0">
+    <w:nsid w:val="44646F9A"/>
+    <w:multiLevelType w:val="multilevel"/>
+    <w:tmpl w:val="4F0843EA"/>
+    <w:lvl w:ilvl="0">
+      <w:start w:val="1"/>
+      <w:numFmt w:val="bullet"/>
+      <w:lvlText w:val=""/>
+      <w:lvlJc w:val="left"/>
+      <w:pPr>
+        <w:tabs>
+          <w:tab w:val="num" w:pos="1800"/>
+        </w:tabs>
+        <w:ind w:left="1800" w:hanging="360"/>
+      </w:pPr>
+      <w:rPr>
+        <w:rFonts w:ascii="Symbol" w:hAnsi="Symbol" w:hint="default"/>
+        <w:sz w:val="20"/>
+      </w:rPr>
+    </w:lvl>
+    <w:lvl w:ilvl="1">
+      <w:start w:val="1"/>
+      <w:numFmt w:val="bullet"/>
+      <w:lvlText w:val="o"/>
+      <w:lvlJc w:val="left"/>
+      <w:pPr>
+        <w:tabs>
+          <w:tab w:val="num" w:pos="2520"/>
+        </w:tabs>
+        <w:ind w:left="2520" w:hanging="360"/>
+      </w:pPr>
+      <w:rPr>
+        <w:rFonts w:ascii="Courier New" w:hAnsi="Courier New" w:hint="default"/>
+        <w:sz w:val="20"/>
+      </w:rPr>
+    </w:lvl>
+    <w:lvl w:ilvl="2" w:tentative="1">
+      <w:start w:val="1"/>
+      <w:numFmt w:val="bullet"/>
+      <w:lvlText w:val=""/>
+      <w:lvlJc w:val="left"/>
+      <w:pPr>
+        <w:tabs>
+          <w:tab w:val="num" w:pos="3240"/>
+        </w:tabs>
+        <w:ind w:left="3240" w:hanging="360"/>
+      </w:pPr>
+      <w:rPr>
+        <w:rFonts w:ascii="Wingdings" w:hAnsi="Wingdings" w:hint="default"/>
+        <w:sz w:val="20"/>
+      </w:rPr>
+    </w:lvl>
+    <w:lvl w:ilvl="3" w:tentative="1">
+      <w:start w:val="1"/>
+      <w:numFmt w:val="bullet"/>
+      <w:lvlText w:val=""/>
+      <w:lvlJc w:val="left"/>
+      <w:pPr>
+        <w:tabs>
+          <w:tab w:val="num" w:pos="3960"/>
+        </w:tabs>
+        <w:ind w:left="3960" w:hanging="360"/>
+      </w:pPr>
+      <w:rPr>
+        <w:rFonts w:ascii="Wingdings" w:hAnsi="Wingdings" w:hint="default"/>
+        <w:sz w:val="20"/>
+      </w:rPr>
+    </w:lvl>
+    <w:lvl w:ilvl="4" w:tentative="1">
+      <w:start w:val="1"/>
+      <w:numFmt w:val="bullet"/>
+      <w:lvlText w:val=""/>
+      <w:lvlJc w:val="left"/>
+      <w:pPr>
+        <w:tabs>
+          <w:tab w:val="num" w:pos="4680"/>
+        </w:tabs>
+        <w:ind w:left="4680" w:hanging="360"/>
+      </w:pPr>
+      <w:rPr>
+        <w:rFonts w:ascii="Wingdings" w:hAnsi="Wingdings" w:hint="default"/>
+        <w:sz w:val="20"/>
+      </w:rPr>
+    </w:lvl>
+    <w:lvl w:ilvl="5" w:tentative="1">
+      <w:start w:val="1"/>
+      <w:numFmt w:val="bullet"/>
+      <w:lvlText w:val=""/>
+      <w:lvlJc w:val="left"/>
+      <w:pPr>
+        <w:tabs>
+          <w:tab w:val="num" w:pos="5400"/>
+        </w:tabs>
+        <w:ind w:left="5400" w:hanging="360"/>
+      </w:pPr>
+      <w:rPr>
+        <w:rFonts w:ascii="Wingdings" w:hAnsi="Wingdings" w:hint="default"/>
+        <w:sz w:val="20"/>
+      </w:rPr>
+    </w:lvl>
+    <w:lvl w:ilvl="6" w:tentative="1">
+      <w:start w:val="1"/>
+      <w:numFmt w:val="bullet"/>
+      <w:lvlText w:val=""/>
+      <w:lvlJc w:val="left"/>
+      <w:pPr>
+        <w:tabs>
+          <w:tab w:val="num" w:pos="6120"/>
+        </w:tabs>
+        <w:ind w:left="6120" w:hanging="360"/>
+      </w:pPr>
+      <w:rPr>
+        <w:rFonts w:ascii="Wingdings" w:hAnsi="Wingdings" w:hint="default"/>
+        <w:sz w:val="20"/>
+      </w:rPr>
+    </w:lvl>
+    <w:lvl w:ilvl="7" w:tentative="1">
+      <w:start w:val="1"/>
+      <w:numFmt w:val="bullet"/>
+      <w:lvlText w:val=""/>
+      <w:lvlJc w:val="left"/>
+      <w:pPr>
+        <w:tabs>
+          <w:tab w:val="num" w:pos="6840"/>
+        </w:tabs>
+        <w:ind w:left="6840" w:hanging="360"/>
+      </w:pPr>
+      <w:rPr>
+        <w:rFonts w:ascii="Wingdings" w:hAnsi="Wingdings" w:hint="default"/>
+        <w:sz w:val="20"/>
+      </w:rPr>
+    </w:lvl>
+    <w:lvl w:ilvl="8" w:tentative="1">
+      <w:start w:val="1"/>
+      <w:numFmt w:val="bullet"/>
+      <w:lvlText w:val=""/>
+      <w:lvlJc w:val="left"/>
+      <w:pPr>
+        <w:tabs>
+          <w:tab w:val="num" w:pos="7560"/>
+        </w:tabs>
+        <w:ind w:left="7560" w:hanging="360"/>
+      </w:pPr>
+      <w:rPr>
+        <w:rFonts w:ascii="Wingdings" w:hAnsi="Wingdings" w:hint="default"/>
+        <w:sz w:val="20"/>
+      </w:rPr>
+    </w:lvl>
+  </w:abstractNum>
+  <w:abstractNum w:abstractNumId="10" w15:restartNumberingAfterBreak="0">
     <w:nsid w:val="54FB6DCA"/>
     <w:multiLevelType w:val="hybridMultilevel"/>
     <w:tmpl w:val="4EFEEDFC"/>
@@ -16651,7 +21437,269 @@
       </w:rPr>
     </w:lvl>
   </w:abstractNum>
-  <w:abstractNum w:abstractNumId="4" w15:restartNumberingAfterBreak="0">
+  <w:abstractNum w:abstractNumId="11" w15:restartNumberingAfterBreak="0">
+    <w:nsid w:val="5C317ED3"/>
+    <w:multiLevelType w:val="hybridMultilevel"/>
+    <w:tmpl w:val="DFC2D542"/>
+    <w:lvl w:ilvl="0" w:tplc="04090001">
+      <w:start w:val="1"/>
+      <w:numFmt w:val="bullet"/>
+      <w:lvlText w:val=""/>
+      <w:lvlJc w:val="left"/>
+      <w:pPr>
+        <w:ind w:left="1800" w:hanging="360"/>
+      </w:pPr>
+      <w:rPr>
+        <w:rFonts w:ascii="Symbol" w:hAnsi="Symbol" w:hint="default"/>
+      </w:rPr>
+    </w:lvl>
+    <w:lvl w:ilvl="1" w:tplc="04090003">
+      <w:start w:val="1"/>
+      <w:numFmt w:val="bullet"/>
+      <w:lvlText w:val="o"/>
+      <w:lvlJc w:val="left"/>
+      <w:pPr>
+        <w:ind w:left="2520" w:hanging="360"/>
+      </w:pPr>
+      <w:rPr>
+        <w:rFonts w:ascii="Courier New" w:hAnsi="Courier New" w:cs="Courier New" w:hint="default"/>
+      </w:rPr>
+    </w:lvl>
+    <w:lvl w:ilvl="2" w:tplc="04090005" w:tentative="1">
+      <w:start w:val="1"/>
+      <w:numFmt w:val="bullet"/>
+      <w:lvlText w:val=""/>
+      <w:lvlJc w:val="left"/>
+      <w:pPr>
+        <w:ind w:left="3240" w:hanging="360"/>
+      </w:pPr>
+      <w:rPr>
+        <w:rFonts w:ascii="Wingdings" w:hAnsi="Wingdings" w:hint="default"/>
+      </w:rPr>
+    </w:lvl>
+    <w:lvl w:ilvl="3" w:tplc="04090001" w:tentative="1">
+      <w:start w:val="1"/>
+      <w:numFmt w:val="bullet"/>
+      <w:lvlText w:val=""/>
+      <w:lvlJc w:val="left"/>
+      <w:pPr>
+        <w:ind w:left="3960" w:hanging="360"/>
+      </w:pPr>
+      <w:rPr>
+        <w:rFonts w:ascii="Symbol" w:hAnsi="Symbol" w:hint="default"/>
+      </w:rPr>
+    </w:lvl>
+    <w:lvl w:ilvl="4" w:tplc="04090003" w:tentative="1">
+      <w:start w:val="1"/>
+      <w:numFmt w:val="bullet"/>
+      <w:lvlText w:val="o"/>
+      <w:lvlJc w:val="left"/>
+      <w:pPr>
+        <w:ind w:left="4680" w:hanging="360"/>
+      </w:pPr>
+      <w:rPr>
+        <w:rFonts w:ascii="Courier New" w:hAnsi="Courier New" w:cs="Courier New" w:hint="default"/>
+      </w:rPr>
+    </w:lvl>
+    <w:lvl w:ilvl="5" w:tplc="04090005" w:tentative="1">
+      <w:start w:val="1"/>
+      <w:numFmt w:val="bullet"/>
+      <w:lvlText w:val=""/>
+      <w:lvlJc w:val="left"/>
+      <w:pPr>
+        <w:ind w:left="5400" w:hanging="360"/>
+      </w:pPr>
+      <w:rPr>
+        <w:rFonts w:ascii="Wingdings" w:hAnsi="Wingdings" w:hint="default"/>
+      </w:rPr>
+    </w:lvl>
+    <w:lvl w:ilvl="6" w:tplc="04090001" w:tentative="1">
+      <w:start w:val="1"/>
+      <w:numFmt w:val="bullet"/>
+      <w:lvlText w:val=""/>
+      <w:lvlJc w:val="left"/>
+      <w:pPr>
+        <w:ind w:left="6120" w:hanging="360"/>
+      </w:pPr>
+      <w:rPr>
+        <w:rFonts w:ascii="Symbol" w:hAnsi="Symbol" w:hint="default"/>
+      </w:rPr>
+    </w:lvl>
+    <w:lvl w:ilvl="7" w:tplc="04090003" w:tentative="1">
+      <w:start w:val="1"/>
+      <w:numFmt w:val="bullet"/>
+      <w:lvlText w:val="o"/>
+      <w:lvlJc w:val="left"/>
+      <w:pPr>
+        <w:ind w:left="6840" w:hanging="360"/>
+      </w:pPr>
+      <w:rPr>
+        <w:rFonts w:ascii="Courier New" w:hAnsi="Courier New" w:cs="Courier New" w:hint="default"/>
+      </w:rPr>
+    </w:lvl>
+    <w:lvl w:ilvl="8" w:tplc="04090005" w:tentative="1">
+      <w:start w:val="1"/>
+      <w:numFmt w:val="bullet"/>
+      <w:lvlText w:val=""/>
+      <w:lvlJc w:val="left"/>
+      <w:pPr>
+        <w:ind w:left="7560" w:hanging="360"/>
+      </w:pPr>
+      <w:rPr>
+        <w:rFonts w:ascii="Wingdings" w:hAnsi="Wingdings" w:hint="default"/>
+      </w:rPr>
+    </w:lvl>
+  </w:abstractNum>
+  <w:abstractNum w:abstractNumId="12" w15:restartNumberingAfterBreak="0">
+    <w:nsid w:val="740A6198"/>
+    <w:multiLevelType w:val="multilevel"/>
+    <w:tmpl w:val="8A3EEABA"/>
+    <w:lvl w:ilvl="0">
+      <w:start w:val="1"/>
+      <w:numFmt w:val="bullet"/>
+      <w:lvlText w:val=""/>
+      <w:lvlJc w:val="left"/>
+      <w:pPr>
+        <w:tabs>
+          <w:tab w:val="num" w:pos="1080"/>
+        </w:tabs>
+        <w:ind w:left="1080" w:hanging="360"/>
+      </w:pPr>
+      <w:rPr>
+        <w:rFonts w:ascii="Symbol" w:hAnsi="Symbol" w:hint="default"/>
+        <w:sz w:val="20"/>
+      </w:rPr>
+    </w:lvl>
+    <w:lvl w:ilvl="1">
+      <w:start w:val="1"/>
+      <w:numFmt w:val="bullet"/>
+      <w:lvlText w:val="o"/>
+      <w:lvlJc w:val="left"/>
+      <w:pPr>
+        <w:tabs>
+          <w:tab w:val="num" w:pos="1800"/>
+        </w:tabs>
+        <w:ind w:left="1800" w:hanging="360"/>
+      </w:pPr>
+      <w:rPr>
+        <w:rFonts w:ascii="Courier New" w:hAnsi="Courier New" w:hint="default"/>
+        <w:sz w:val="20"/>
+      </w:rPr>
+    </w:lvl>
+    <w:lvl w:ilvl="2" w:tentative="1">
+      <w:start w:val="1"/>
+      <w:numFmt w:val="bullet"/>
+      <w:lvlText w:val=""/>
+      <w:lvlJc w:val="left"/>
+      <w:pPr>
+        <w:tabs>
+          <w:tab w:val="num" w:pos="2520"/>
+        </w:tabs>
+        <w:ind w:left="2520" w:hanging="360"/>
+      </w:pPr>
+      <w:rPr>
+        <w:rFonts w:ascii="Wingdings" w:hAnsi="Wingdings" w:hint="default"/>
+        <w:sz w:val="20"/>
+      </w:rPr>
+    </w:lvl>
+    <w:lvl w:ilvl="3" w:tentative="1">
+      <w:start w:val="1"/>
+      <w:numFmt w:val="bullet"/>
+      <w:lvlText w:val=""/>
+      <w:lvlJc w:val="left"/>
+      <w:pPr>
+        <w:tabs>
+          <w:tab w:val="num" w:pos="3240"/>
+        </w:tabs>
+        <w:ind w:left="3240" w:hanging="360"/>
+      </w:pPr>
+      <w:rPr>
+        <w:rFonts w:ascii="Wingdings" w:hAnsi="Wingdings" w:hint="default"/>
+        <w:sz w:val="20"/>
+      </w:rPr>
+    </w:lvl>
+    <w:lvl w:ilvl="4" w:tentative="1">
+      <w:start w:val="1"/>
+      <w:numFmt w:val="bullet"/>
+      <w:lvlText w:val=""/>
+      <w:lvlJc w:val="left"/>
+      <w:pPr>
+        <w:tabs>
+          <w:tab w:val="num" w:pos="3960"/>
+        </w:tabs>
+        <w:ind w:left="3960" w:hanging="360"/>
+      </w:pPr>
+      <w:rPr>
+        <w:rFonts w:ascii="Wingdings" w:hAnsi="Wingdings" w:hint="default"/>
+        <w:sz w:val="20"/>
+      </w:rPr>
+    </w:lvl>
+    <w:lvl w:ilvl="5" w:tentative="1">
+      <w:start w:val="1"/>
+      <w:numFmt w:val="bullet"/>
+      <w:lvlText w:val=""/>
+      <w:lvlJc w:val="left"/>
+      <w:pPr>
+        <w:tabs>
+          <w:tab w:val="num" w:pos="4680"/>
+        </w:tabs>
+        <w:ind w:left="4680" w:hanging="360"/>
+      </w:pPr>
+      <w:rPr>
+        <w:rFonts w:ascii="Wingdings" w:hAnsi="Wingdings" w:hint="default"/>
+        <w:sz w:val="20"/>
+      </w:rPr>
+    </w:lvl>
+    <w:lvl w:ilvl="6" w:tentative="1">
+      <w:start w:val="1"/>
+      <w:numFmt w:val="bullet"/>
+      <w:lvlText w:val=""/>
+      <w:lvlJc w:val="left"/>
+      <w:pPr>
+        <w:tabs>
+          <w:tab w:val="num" w:pos="5400"/>
+        </w:tabs>
+        <w:ind w:left="5400" w:hanging="360"/>
+      </w:pPr>
+      <w:rPr>
+        <w:rFonts w:ascii="Wingdings" w:hAnsi="Wingdings" w:hint="default"/>
+        <w:sz w:val="20"/>
+      </w:rPr>
+    </w:lvl>
+    <w:lvl w:ilvl="7" w:tentative="1">
+      <w:start w:val="1"/>
+      <w:numFmt w:val="bullet"/>
+      <w:lvlText w:val=""/>
+      <w:lvlJc w:val="left"/>
+      <w:pPr>
+        <w:tabs>
+          <w:tab w:val="num" w:pos="6120"/>
+        </w:tabs>
+        <w:ind w:left="6120" w:hanging="360"/>
+      </w:pPr>
+      <w:rPr>
+        <w:rFonts w:ascii="Wingdings" w:hAnsi="Wingdings" w:hint="default"/>
+        <w:sz w:val="20"/>
+      </w:rPr>
+    </w:lvl>
+    <w:lvl w:ilvl="8" w:tentative="1">
+      <w:start w:val="1"/>
+      <w:numFmt w:val="bullet"/>
+      <w:lvlText w:val=""/>
+      <w:lvlJc w:val="left"/>
+      <w:pPr>
+        <w:tabs>
+          <w:tab w:val="num" w:pos="6840"/>
+        </w:tabs>
+        <w:ind w:left="6840" w:hanging="360"/>
+      </w:pPr>
+      <w:rPr>
+        <w:rFonts w:ascii="Wingdings" w:hAnsi="Wingdings" w:hint="default"/>
+        <w:sz w:val="20"/>
+      </w:rPr>
+    </w:lvl>
+  </w:abstractNum>
+  <w:abstractNum w:abstractNumId="13" w15:restartNumberingAfterBreak="0">
     <w:nsid w:val="74F70BF2"/>
     <w:multiLevelType w:val="multilevel"/>
     <w:tmpl w:val="F0349454"/>
@@ -16800,7 +21848,7 @@
       </w:rPr>
     </w:lvl>
   </w:abstractNum>
-  <w:abstractNum w:abstractNumId="5" w15:restartNumberingAfterBreak="0">
+  <w:abstractNum w:abstractNumId="14" w15:restartNumberingAfterBreak="0">
     <w:nsid w:val="7F2575C4"/>
     <w:multiLevelType w:val="hybridMultilevel"/>
     <w:tmpl w:val="161A4306"/>
@@ -16922,21 +21970,48 @@
     </w:lvl>
   </w:abstractNum>
   <w:num w:numId="1" w16cid:durableId="1951429542">
-    <w:abstractNumId w:val="5"/>
+    <w:abstractNumId w:val="14"/>
   </w:num>
   <w:num w:numId="2" w16cid:durableId="1948073873">
-    <w:abstractNumId w:val="1"/>
+    <w:abstractNumId w:val="3"/>
   </w:num>
   <w:num w:numId="3" w16cid:durableId="521170818">
-    <w:abstractNumId w:val="3"/>
+    <w:abstractNumId w:val="10"/>
   </w:num>
   <w:num w:numId="4" w16cid:durableId="162859814">
-    <w:abstractNumId w:val="2"/>
+    <w:abstractNumId w:val="6"/>
   </w:num>
   <w:num w:numId="5" w16cid:durableId="320932046">
     <w:abstractNumId w:val="0"/>
   </w:num>
   <w:num w:numId="6" w16cid:durableId="1852454506">
+    <w:abstractNumId w:val="13"/>
+  </w:num>
+  <w:num w:numId="7" w16cid:durableId="1908759136">
+    <w:abstractNumId w:val="9"/>
+  </w:num>
+  <w:num w:numId="8" w16cid:durableId="746458518">
+    <w:abstractNumId w:val="11"/>
+  </w:num>
+  <w:num w:numId="9" w16cid:durableId="1386611299">
+    <w:abstractNumId w:val="12"/>
+  </w:num>
+  <w:num w:numId="10" w16cid:durableId="433523078">
+    <w:abstractNumId w:val="8"/>
+  </w:num>
+  <w:num w:numId="11" w16cid:durableId="1630436482">
+    <w:abstractNumId w:val="7"/>
+  </w:num>
+  <w:num w:numId="12" w16cid:durableId="1627539509">
+    <w:abstractNumId w:val="1"/>
+  </w:num>
+  <w:num w:numId="13" w16cid:durableId="64112308">
+    <w:abstractNumId w:val="2"/>
+  </w:num>
+  <w:num w:numId="14" w16cid:durableId="1666475338">
+    <w:abstractNumId w:val="5"/>
+  </w:num>
+  <w:num w:numId="15" w16cid:durableId="1455320085">
     <w:abstractNumId w:val="4"/>
   </w:num>
 </w:numbering>
@@ -17397,6 +22472,29 @@
       <w:szCs w:val="28"/>
     </w:rPr>
   </w:style>
+  <w:style w:type="paragraph" w:styleId="Heading4">
+    <w:name w:val="heading 4"/>
+    <w:basedOn w:val="Normal"/>
+    <w:next w:val="Normal"/>
+    <w:link w:val="Heading4Char"/>
+    <w:uiPriority w:val="9"/>
+    <w:semiHidden/>
+    <w:unhideWhenUsed/>
+    <w:qFormat/>
+    <w:rsid w:val="00FB641B"/>
+    <w:pPr>
+      <w:keepNext/>
+      <w:keepLines/>
+      <w:spacing w:before="40"/>
+      <w:outlineLvl w:val="3"/>
+    </w:pPr>
+    <w:rPr>
+      <w:rFonts w:asciiTheme="majorHAnsi" w:eastAsiaTheme="majorEastAsia" w:hAnsiTheme="majorHAnsi" w:cstheme="majorBidi"/>
+      <w:i/>
+      <w:iCs/>
+      <w:color w:val="365F91" w:themeColor="accent1" w:themeShade="BF"/>
+    </w:rPr>
+  </w:style>
   <w:style w:type="character" w:default="1" w:styleId="DefaultParagraphFont">
     <w:name w:val="Default Paragraph Font"/>
     <w:uiPriority w:val="1"/>
@@ -17458,6 +22556,68 @@
     <w:rPr>
       <w:sz w:val="24"/>
       <w:szCs w:val="24"/>
+    </w:rPr>
+  </w:style>
+  <w:style w:type="character" w:customStyle="1" w:styleId="Heading4Char">
+    <w:name w:val="Heading 4 Char"/>
+    <w:basedOn w:val="DefaultParagraphFont"/>
+    <w:link w:val="Heading4"/>
+    <w:uiPriority w:val="9"/>
+    <w:semiHidden/>
+    <w:rsid w:val="00FB641B"/>
+    <w:rPr>
+      <w:rFonts w:asciiTheme="majorHAnsi" w:eastAsiaTheme="majorEastAsia" w:hAnsiTheme="majorHAnsi" w:cstheme="majorBidi"/>
+      <w:i/>
+      <w:iCs/>
+      <w:color w:val="365F91" w:themeColor="accent1" w:themeShade="BF"/>
+    </w:rPr>
+  </w:style>
+  <w:style w:type="paragraph" w:styleId="Header">
+    <w:name w:val="header"/>
+    <w:basedOn w:val="Normal"/>
+    <w:link w:val="HeaderChar"/>
+    <w:uiPriority w:val="99"/>
+    <w:unhideWhenUsed/>
+    <w:rsid w:val="00D41DEE"/>
+    <w:pPr>
+      <w:tabs>
+        <w:tab w:val="center" w:pos="4680"/>
+        <w:tab w:val="right" w:pos="9360"/>
+      </w:tabs>
+    </w:pPr>
+  </w:style>
+  <w:style w:type="character" w:customStyle="1" w:styleId="HeaderChar">
+    <w:name w:val="Header Char"/>
+    <w:basedOn w:val="DefaultParagraphFont"/>
+    <w:link w:val="Header"/>
+    <w:uiPriority w:val="99"/>
+    <w:rsid w:val="00D41DEE"/>
+    <w:rPr>
+      <w:rFonts w:ascii="Times New Roman" w:eastAsia="Times New Roman" w:hAnsi="Times New Roman" w:cs="Times New Roman"/>
+    </w:rPr>
+  </w:style>
+  <w:style w:type="paragraph" w:styleId="Footer">
+    <w:name w:val="footer"/>
+    <w:basedOn w:val="Normal"/>
+    <w:link w:val="FooterChar"/>
+    <w:uiPriority w:val="99"/>
+    <w:unhideWhenUsed/>
+    <w:rsid w:val="00D41DEE"/>
+    <w:pPr>
+      <w:tabs>
+        <w:tab w:val="center" w:pos="4680"/>
+        <w:tab w:val="right" w:pos="9360"/>
+      </w:tabs>
+    </w:pPr>
+  </w:style>
+  <w:style w:type="character" w:customStyle="1" w:styleId="FooterChar">
+    <w:name w:val="Footer Char"/>
+    <w:basedOn w:val="DefaultParagraphFont"/>
+    <w:link w:val="Footer"/>
+    <w:uiPriority w:val="99"/>
+    <w:rsid w:val="00D41DEE"/>
+    <w:rPr>
+      <w:rFonts w:ascii="Times New Roman" w:eastAsia="Times New Roman" w:hAnsi="Times New Roman" w:cs="Times New Roman"/>
     </w:rPr>
   </w:style>
 </w:styles>
@@ -17744,4 +22904,16 @@
   <a:objectDefaults/>
   <a:extraClrSchemeLst/>
 </a:theme>
+</file>
+
+<file path=customXml/item1.xml><?xml version="1.0" encoding="utf-8"?>
+<b:Sources xmlns:b="http://schemas.openxmlformats.org/officeDocument/2006/bibliography" xmlns="http://schemas.openxmlformats.org/officeDocument/2006/bibliography" SelectedStyle="\APASixthEditionOfficeOnline.xsl" StyleName="APA" Version="6"/>
+</file>
+
+<file path=customXml/itemProps1.xml><?xml version="1.0" encoding="utf-8"?>
+<ds:datastoreItem xmlns:ds="http://schemas.openxmlformats.org/officeDocument/2006/customXml" ds:itemID="{1DBC7A7D-708F-417C-A7C6-9B57EFBF78DE}">
+  <ds:schemaRefs>
+    <ds:schemaRef ds:uri="http://schemas.openxmlformats.org/officeDocument/2006/bibliography"/>
+  </ds:schemaRefs>
+</ds:datastoreItem>
 </file>